--- a/Fase 1/Evidencias Grupales/1.5_GuiaEstudiante_Fase 1_Definicion Proyecto APT.docx
+++ b/Fase 1/Evidencias Grupales/1.5_GuiaEstudiante_Fase 1_Definicion Proyecto APT.docx
@@ -82,7 +82,6 @@
                                   <w:szCs w:val="48"/>
                                 </w:rPr>
                               </w:pPr>
-                              <w:proofErr w:type="spellStart"/>
                               <w:r>
                                 <w:rPr>
                                   <w:b/>
@@ -99,17 +98,7 @@
                                   <w:sz w:val="48"/>
                                   <w:szCs w:val="48"/>
                                 </w:rPr>
-                                <w:t>1</w:t>
-                              </w:r>
-                              <w:proofErr w:type="spellEnd"/>
-                              <w:r>
-                                <w:rPr>
-                                  <w:b/>
-                                  <w:color w:val="1F3864" w:themeColor="accent1" w:themeShade="80"/>
-                                  <w:sz w:val="48"/>
-                                  <w:szCs w:val="48"/>
-                                </w:rPr>
-                                <w:t>.</w:t>
+                                <w:t>1.</w:t>
                               </w:r>
                               <w:r>
                                 <w:rPr>
@@ -167,7 +156,6 @@
                                 </w:rPr>
                                 <w:t xml:space="preserve">Asignatura </w:t>
                               </w:r>
-                              <w:proofErr w:type="spellStart"/>
                               <w:r>
                                 <w:rPr>
                                   <w:b/>
@@ -177,7 +165,6 @@
                                 </w:rPr>
                                 <w:t>Capstone</w:t>
                               </w:r>
-                              <w:proofErr w:type="spellEnd"/>
                             </w:p>
                           </w:txbxContent>
                         </wps:txbx>
@@ -268,7 +255,6 @@
                             <w:szCs w:val="48"/>
                           </w:rPr>
                         </w:pPr>
-                        <w:proofErr w:type="spellStart"/>
                         <w:r>
                           <w:rPr>
                             <w:b/>
@@ -285,17 +271,7 @@
                             <w:sz w:val="48"/>
                             <w:szCs w:val="48"/>
                           </w:rPr>
-                          <w:t>1</w:t>
-                        </w:r>
-                        <w:proofErr w:type="spellEnd"/>
-                        <w:r>
-                          <w:rPr>
-                            <w:b/>
-                            <w:color w:val="1F3864" w:themeColor="accent1" w:themeShade="80"/>
-                            <w:sz w:val="48"/>
-                            <w:szCs w:val="48"/>
-                          </w:rPr>
-                          <w:t>.</w:t>
+                          <w:t>1.</w:t>
                         </w:r>
                         <w:r>
                           <w:rPr>
@@ -353,7 +329,6 @@
                           </w:rPr>
                           <w:t xml:space="preserve">Asignatura </w:t>
                         </w:r>
-                        <w:proofErr w:type="spellStart"/>
                         <w:r>
                           <w:rPr>
                             <w:b/>
@@ -363,7 +338,6 @@
                           </w:rPr>
                           <w:t>Capstone</w:t>
                         </w:r>
-                        <w:proofErr w:type="spellEnd"/>
                       </w:p>
                     </w:txbxContent>
                   </v:textbox>
@@ -399,7 +373,7 @@
     </w:p>
     <w:p>
       <w:pPr>
-        <w:pStyle w:val="Prrafodelista"/>
+        <w:pStyle w:val="ListParagraph"/>
         <w:numPr>
           <w:ilvl w:val="0"/>
           <w:numId w:val="1"/>
@@ -425,7 +399,7 @@
     </w:p>
     <w:tbl>
       <w:tblPr>
-        <w:tblStyle w:val="Tablaconcuadrcula"/>
+        <w:tblStyle w:val="TableGrid"/>
         <w:tblW w:w="9498" w:type="dxa"/>
         <w:tblInd w:w="-714" w:type="dxa"/>
         <w:tblBorders>
@@ -483,7 +457,7 @@
           </w:tcPr>
           <w:p>
             <w:pPr>
-              <w:pStyle w:val="Piedepgina"/>
+              <w:pStyle w:val="Footer"/>
               <w:rPr>
                 <w:rFonts w:ascii="Calibri" w:hAnsi="Calibri"/>
                 <w:color w:val="1F3864" w:themeColor="accent1" w:themeShade="80"/>
@@ -513,7 +487,7 @@
     </w:p>
     <w:tbl>
       <w:tblPr>
-        <w:tblStyle w:val="Tablaconcuadrcula"/>
+        <w:tblStyle w:val="TableGrid"/>
         <w:tblW w:w="9498" w:type="dxa"/>
         <w:tblInd w:w="-714" w:type="dxa"/>
         <w:tblBorders>
@@ -632,14 +606,6 @@
                 <w:szCs w:val="21"/>
               </w:rPr>
               <w:br/>
-            </w:r>
-            <w:r>
-              <w:rPr>
-                <w:rFonts w:ascii="Helvetica" w:hAnsi="Helvetica" w:cs="Helvetica"/>
-                <w:color w:val="333333"/>
-                <w:sz w:val="21"/>
-                <w:szCs w:val="21"/>
-              </w:rPr>
               <w:t>21.202</w:t>
             </w:r>
             <w:r>
@@ -762,7 +728,7 @@
     </w:p>
     <w:tbl>
       <w:tblPr>
-        <w:tblStyle w:val="Tablaconcuadrcula"/>
+        <w:tblStyle w:val="TableGrid"/>
         <w:tblW w:w="9498" w:type="dxa"/>
         <w:tblInd w:w="-714" w:type="dxa"/>
         <w:tblBorders>
@@ -820,7 +786,7 @@
           </w:tcPr>
           <w:p>
             <w:pPr>
-              <w:pStyle w:val="Piedepgina"/>
+              <w:pStyle w:val="Footer"/>
               <w:rPr>
                 <w:rFonts w:ascii="Calibri" w:hAnsi="Calibri"/>
                 <w:color w:val="000000" w:themeColor="text1"/>
@@ -849,7 +815,7 @@
     </w:p>
     <w:tbl>
       <w:tblPr>
-        <w:tblStyle w:val="Tablaconcuadrcula"/>
+        <w:tblStyle w:val="TableGrid"/>
         <w:tblW w:w="9498" w:type="dxa"/>
         <w:tblInd w:w="-714" w:type="dxa"/>
         <w:tblBorders>
@@ -1046,20 +1012,48 @@
               <w:rPr>
                 <w:color w:val="000000" w:themeColor="text1"/>
               </w:rPr>
-              <w:t xml:space="preserve"> Evaluar y gestionar proyectos en su área de especialización profesional, durante todo el ciclo de vida, de acuerdo a buenas prácticas y utilizando metodologías y herramientas de software, para cumplir con los requerimientos de la organización en contextos tradicionales y ágiles. </w:t>
-            </w:r>
-          </w:p>
-          <w:p>
-            <w:pPr>
+              <w:t xml:space="preserve"> Evaluar y gestionar proyectos en su área de especialización profesional, durante todo el ciclo de vida, </w:t>
+            </w:r>
+            <w:proofErr w:type="gramStart"/>
+            <w:r>
               <w:rPr>
                 <w:color w:val="000000" w:themeColor="text1"/>
               </w:rPr>
-            </w:pPr>
+              <w:t>de acuerdo a</w:t>
+            </w:r>
+            <w:proofErr w:type="gramEnd"/>
             <w:r>
               <w:rPr>
                 <w:color w:val="000000" w:themeColor="text1"/>
               </w:rPr>
-              <w:t xml:space="preserve">  Diseñar soluciones de software, abarcando todo el ciclo de vida de éste, de acuerdo a estándares, marcos de trabajo y regulatorios, tecnologías y metodologías que promueven la innovación, con foco en la calidad, seguridad y sostenibilidad del proyecto. </w:t>
+              <w:t xml:space="preserve"> buenas prácticas y utilizando metodologías y herramientas de software, para cumplir con los requerimientos de la organización en contextos tradicionales y ágiles. </w:t>
+            </w:r>
+          </w:p>
+          <w:p>
+            <w:pPr>
+              <w:rPr>
+                <w:color w:val="000000" w:themeColor="text1"/>
+              </w:rPr>
+            </w:pPr>
+            <w:r>
+              <w:rPr>
+                <w:color w:val="000000" w:themeColor="text1"/>
+              </w:rPr>
+              <w:t xml:space="preserve">  Diseñar soluciones de software, abarcando todo el ciclo de vida de éste, </w:t>
+            </w:r>
+            <w:proofErr w:type="gramStart"/>
+            <w:r>
+              <w:rPr>
+                <w:color w:val="000000" w:themeColor="text1"/>
+              </w:rPr>
+              <w:t>de acuerdo a</w:t>
+            </w:r>
+            <w:proofErr w:type="gramEnd"/>
+            <w:r>
+              <w:rPr>
+                <w:color w:val="000000" w:themeColor="text1"/>
+              </w:rPr>
+              <w:t xml:space="preserve"> estándares, marcos de trabajo y regulatorios, tecnologías y metodologías que promueven la innovación, con foco en la calidad, seguridad y sostenibilidad del proyecto. </w:t>
             </w:r>
           </w:p>
           <w:p>
@@ -1111,7 +1105,7 @@
     </w:p>
     <w:tbl>
       <w:tblPr>
-        <w:tblStyle w:val="Tablaconcuadrcula"/>
+        <w:tblStyle w:val="TableGrid"/>
         <w:tblW w:w="9498" w:type="dxa"/>
         <w:tblInd w:w="-714" w:type="dxa"/>
         <w:tblBorders>
@@ -1170,7 +1164,7 @@
           </w:tcPr>
           <w:p>
             <w:pPr>
-              <w:pStyle w:val="Piedepgina"/>
+              <w:pStyle w:val="Footer"/>
               <w:jc w:val="both"/>
               <w:rPr>
                 <w:rFonts w:ascii="Calibri" w:hAnsi="Calibri"/>
@@ -1215,7 +1209,7 @@
     </w:p>
     <w:tbl>
       <w:tblPr>
-        <w:tblStyle w:val="Tablaconcuadrcula"/>
+        <w:tblStyle w:val="TableGrid"/>
         <w:tblW w:w="5591" w:type="pct"/>
         <w:tblInd w:w="-714" w:type="dxa"/>
         <w:tblBorders>
@@ -1281,51 +1275,7 @@
                 <w:szCs w:val="20"/>
                 <w:lang w:eastAsia="es-CL"/>
               </w:rPr>
-              <w:t xml:space="preserve">El proyecto APT surge a partir de la necesidad de mejorar el proceso de comercialización y gestión digital de Ferreplast, microempresa ubicada en el sector de </w:t>
-            </w:r>
-            <w:proofErr w:type="spellStart"/>
-            <w:r>
-              <w:rPr>
-                <w:rFonts w:ascii="Calibri" w:hAnsi="Calibri" w:cs="Arial"/>
-                <w:color w:val="000000" w:themeColor="text1"/>
-                <w:sz w:val="20"/>
-                <w:szCs w:val="20"/>
-                <w:lang w:eastAsia="es-CL"/>
-              </w:rPr>
-              <w:t>Angelmó</w:t>
-            </w:r>
-            <w:proofErr w:type="spellEnd"/>
-            <w:r>
-              <w:rPr>
-                <w:rFonts w:ascii="Calibri" w:hAnsi="Calibri" w:cs="Arial"/>
-                <w:color w:val="000000" w:themeColor="text1"/>
-                <w:sz w:val="20"/>
-                <w:szCs w:val="20"/>
-                <w:lang w:eastAsia="es-CL"/>
-              </w:rPr>
-              <w:t xml:space="preserve">, Puerto Montt, dedicada a la venta de productos de ferretería, con especial énfasis en resinas </w:t>
-            </w:r>
-            <w:proofErr w:type="spellStart"/>
-            <w:r>
-              <w:rPr>
-                <w:rFonts w:ascii="Calibri" w:hAnsi="Calibri" w:cs="Arial"/>
-                <w:color w:val="000000" w:themeColor="text1"/>
-                <w:sz w:val="20"/>
-                <w:szCs w:val="20"/>
-                <w:lang w:eastAsia="es-CL"/>
-              </w:rPr>
-              <w:t>epóxicas</w:t>
-            </w:r>
-            <w:proofErr w:type="spellEnd"/>
-            <w:r>
-              <w:rPr>
-                <w:rFonts w:ascii="Calibri" w:hAnsi="Calibri" w:cs="Arial"/>
-                <w:color w:val="000000" w:themeColor="text1"/>
-                <w:sz w:val="20"/>
-                <w:szCs w:val="20"/>
-                <w:lang w:eastAsia="es-CL"/>
-              </w:rPr>
-              <w:t>.</w:t>
+              <w:t>El proyecto APT surge a partir de la necesidad de mejorar el proceso de comercialización y gestión digital de Ferreplast, microempresa ubicada en el sector de Angelmó, Puerto Montt, dedicada a la venta de productos de ferretería, con especial énfasis en resinas epóxicas.</w:t>
             </w:r>
           </w:p>
           <w:p>
@@ -1599,51 +1549,7 @@
                 <w:szCs w:val="20"/>
                 <w:lang w:eastAsia="es-CL"/>
               </w:rPr>
-              <w:t xml:space="preserve">Finalmente, aunque el proyecto corresponde principalmente al desarrollo de una plataforma web, se aplicarán </w:t>
-            </w:r>
-            <w:proofErr w:type="spellStart"/>
-            <w:r>
-              <w:rPr>
-                <w:rFonts w:ascii="Calibri" w:hAnsi="Calibri" w:cs="Arial"/>
-                <w:color w:val="000000" w:themeColor="text1"/>
-                <w:sz w:val="20"/>
-                <w:szCs w:val="20"/>
-                <w:lang w:eastAsia="es-CL"/>
-              </w:rPr>
-              <w:t>frameworks</w:t>
-            </w:r>
-            <w:proofErr w:type="spellEnd"/>
-            <w:r>
-              <w:rPr>
-                <w:rFonts w:ascii="Calibri" w:hAnsi="Calibri" w:cs="Arial"/>
-                <w:color w:val="000000" w:themeColor="text1"/>
-                <w:sz w:val="20"/>
-                <w:szCs w:val="20"/>
-                <w:lang w:eastAsia="es-CL"/>
-              </w:rPr>
-              <w:t xml:space="preserve">, herramientas, lenguajes de programación y buenas prácticas de la industria, además de considerar un diseño responsivo que permita utilizar la plataforma desde computadores, </w:t>
-            </w:r>
-            <w:proofErr w:type="spellStart"/>
-            <w:r>
-              <w:rPr>
-                <w:rFonts w:ascii="Calibri" w:hAnsi="Calibri" w:cs="Arial"/>
-                <w:color w:val="000000" w:themeColor="text1"/>
-                <w:sz w:val="20"/>
-                <w:szCs w:val="20"/>
-                <w:lang w:eastAsia="es-CL"/>
-              </w:rPr>
-              <w:t>tablets</w:t>
-            </w:r>
-            <w:proofErr w:type="spellEnd"/>
-            <w:r>
-              <w:rPr>
-                <w:rFonts w:ascii="Calibri" w:hAnsi="Calibri" w:cs="Arial"/>
-                <w:color w:val="000000" w:themeColor="text1"/>
-                <w:sz w:val="20"/>
-                <w:szCs w:val="20"/>
-                <w:lang w:eastAsia="es-CL"/>
-              </w:rPr>
-              <w:t xml:space="preserve"> y teléfonos móviles.</w:t>
+              <w:t>Finalmente, aunque el proyecto corresponde principalmente al desarrollo de una plataforma web, se aplicarán frameworks, herramientas, lenguajes de programación y buenas prácticas de la industria, además de considerar un diseño responsivo que permita utilizar la plataforma desde computadores, tablets y teléfonos móviles.</w:t>
             </w:r>
           </w:p>
           <w:p>
@@ -1845,73 +1751,7 @@
                 <w:szCs w:val="24"/>
                 <w:lang w:eastAsia="es-CL"/>
               </w:rPr>
-              <w:t xml:space="preserve">Respecto a mis intereses profesionales, este proyecto se vincula principalmente con el área de </w:t>
-            </w:r>
-            <w:proofErr w:type="spellStart"/>
-            <w:r>
-              <w:rPr>
-                <w:rFonts w:ascii="Calibri" w:eastAsia="Times New Roman" w:hAnsi="Calibri" w:cs="Calibri"/>
-                <w:color w:val="000000" w:themeColor="text1"/>
-                <w:sz w:val="24"/>
-                <w:szCs w:val="24"/>
-                <w:lang w:eastAsia="es-CL"/>
-              </w:rPr>
-              <w:t>backend</w:t>
-            </w:r>
-            <w:proofErr w:type="spellEnd"/>
-            <w:r>
-              <w:rPr>
-                <w:rFonts w:ascii="Calibri" w:eastAsia="Times New Roman" w:hAnsi="Calibri" w:cs="Calibri"/>
-                <w:color w:val="000000" w:themeColor="text1"/>
-                <w:sz w:val="24"/>
-                <w:szCs w:val="24"/>
-                <w:lang w:eastAsia="es-CL"/>
-              </w:rPr>
-              <w:t xml:space="preserve">, debido a mi participación en el desarrollo de una base de datos relacional y normalizada, considerando diferentes roles de usuario, la integridad de los datos, la estabilidad del sistema y la seguridad como aspectos relevantes durante el desarrollo. Asimismo, me permitirá participar en la comunicación e integración entre el </w:t>
-            </w:r>
-            <w:proofErr w:type="spellStart"/>
-            <w:r>
-              <w:rPr>
-                <w:rFonts w:ascii="Calibri" w:eastAsia="Times New Roman" w:hAnsi="Calibri" w:cs="Calibri"/>
-                <w:color w:val="000000" w:themeColor="text1"/>
-                <w:sz w:val="24"/>
-                <w:szCs w:val="24"/>
-                <w:lang w:eastAsia="es-CL"/>
-              </w:rPr>
-              <w:t>backend</w:t>
-            </w:r>
-            <w:proofErr w:type="spellEnd"/>
-            <w:r>
-              <w:rPr>
-                <w:rFonts w:ascii="Calibri" w:eastAsia="Times New Roman" w:hAnsi="Calibri" w:cs="Calibri"/>
-                <w:color w:val="000000" w:themeColor="text1"/>
-                <w:sz w:val="24"/>
-                <w:szCs w:val="24"/>
-                <w:lang w:eastAsia="es-CL"/>
-              </w:rPr>
-              <w:t xml:space="preserve"> y el </w:t>
-            </w:r>
-            <w:proofErr w:type="spellStart"/>
-            <w:r>
-              <w:rPr>
-                <w:rFonts w:ascii="Calibri" w:eastAsia="Times New Roman" w:hAnsi="Calibri" w:cs="Calibri"/>
-                <w:color w:val="000000" w:themeColor="text1"/>
-                <w:sz w:val="24"/>
-                <w:szCs w:val="24"/>
-                <w:lang w:eastAsia="es-CL"/>
-              </w:rPr>
-              <w:t>frontend</w:t>
-            </w:r>
-            <w:proofErr w:type="spellEnd"/>
-            <w:r>
-              <w:rPr>
-                <w:rFonts w:ascii="Calibri" w:eastAsia="Times New Roman" w:hAnsi="Calibri" w:cs="Calibri"/>
-                <w:color w:val="000000" w:themeColor="text1"/>
-                <w:sz w:val="24"/>
-                <w:szCs w:val="24"/>
-                <w:lang w:eastAsia="es-CL"/>
-              </w:rPr>
-              <w:t xml:space="preserve">, </w:t>
+              <w:t xml:space="preserve">Respecto a mis intereses profesionales, este proyecto se vincula principalmente con el área de backend, debido a mi participación en el desarrollo de una base de datos relacional y normalizada, considerando diferentes roles de usuario, la integridad de los datos, la estabilidad del sistema y la seguridad como aspectos relevantes durante el desarrollo. Asimismo, me permitirá participar en la comunicación e integración entre el backend y el frontend, </w:t>
             </w:r>
             <w:r>
               <w:rPr>
@@ -2019,10 +1859,11 @@
                 <w:szCs w:val="20"/>
                 <w:lang w:eastAsia="es-CL"/>
               </w:rPr>
-              <w:t xml:space="preserve">Respecto a la duración del semestre y las horas asignadas a la asignatura, el proyecto será organizado de acuerdo con los plazos establecidos por </w:t>
-            </w:r>
-            <w:proofErr w:type="spellStart"/>
-            <w:r>
+              <w:t xml:space="preserve">Respecto a la duración del semestre y las horas asignadas a la asignatura, el proyecto será organizado de acuerdo con los plazos establecidos por Capstone, distribuyendo las actividades entre los tres integrantes del equipo. El trabajo será desarrollado de manera progresiva, priorizando las funcionalidades principales para asegurar que la plataforma pueda ser implementada y validada dentro del período disponible. </w:t>
+            </w:r>
+          </w:p>
+          <w:p>
+            <w:pPr>
               <w:rPr>
                 <w:rFonts w:ascii="Calibri" w:hAnsi="Calibri" w:cs="Arial"/>
                 <w:color w:val="000000" w:themeColor="text1"/>
@@ -2030,9 +1871,7 @@
                 <w:szCs w:val="20"/>
                 <w:lang w:eastAsia="es-CL"/>
               </w:rPr>
-              <w:t>Capstone</w:t>
-            </w:r>
-            <w:proofErr w:type="spellEnd"/>
+            </w:pPr>
             <w:r>
               <w:rPr>
                 <w:rFonts w:ascii="Calibri" w:hAnsi="Calibri" w:cs="Arial"/>
@@ -2041,72 +1880,7 @@
                 <w:szCs w:val="20"/>
                 <w:lang w:eastAsia="es-CL"/>
               </w:rPr>
-              <w:t xml:space="preserve">, distribuyendo las actividades entre los tres integrantes del equipo. El trabajo será desarrollado de manera progresiva, priorizando las funcionalidades principales para asegurar que la plataforma pueda ser implementada y validada dentro del período disponible. </w:t>
-            </w:r>
-          </w:p>
-          <w:p>
-            <w:pPr>
-              <w:rPr>
-                <w:rFonts w:ascii="Calibri" w:hAnsi="Calibri" w:cs="Arial"/>
-                <w:color w:val="000000" w:themeColor="text1"/>
-                <w:sz w:val="20"/>
-                <w:szCs w:val="20"/>
-                <w:lang w:eastAsia="es-CL"/>
-              </w:rPr>
-            </w:pPr>
-            <w:r>
-              <w:rPr>
-                <w:rFonts w:ascii="Calibri" w:hAnsi="Calibri" w:cs="Arial"/>
-                <w:color w:val="000000" w:themeColor="text1"/>
-                <w:sz w:val="20"/>
-                <w:szCs w:val="20"/>
-                <w:lang w:eastAsia="es-CL"/>
-              </w:rPr>
-              <w:t xml:space="preserve">En cuanto a los materiales y recursos requeridos, el desarrollo se realizará principalmente utilizando computadores, conexión a Internet y herramientas de desarrollo y gestión conocidas por el equipo. Entre las tecnologías consideradas se encuentran </w:t>
-            </w:r>
-            <w:proofErr w:type="spellStart"/>
-            <w:r>
-              <w:rPr>
-                <w:rFonts w:ascii="Calibri" w:hAnsi="Calibri" w:cs="Arial"/>
-                <w:color w:val="000000" w:themeColor="text1"/>
-                <w:sz w:val="20"/>
-                <w:szCs w:val="20"/>
-                <w:lang w:eastAsia="es-CL"/>
-              </w:rPr>
-              <w:t>React</w:t>
-            </w:r>
-            <w:proofErr w:type="spellEnd"/>
-            <w:r>
-              <w:rPr>
-                <w:rFonts w:ascii="Calibri" w:hAnsi="Calibri" w:cs="Arial"/>
-                <w:color w:val="000000" w:themeColor="text1"/>
-                <w:sz w:val="20"/>
-                <w:szCs w:val="20"/>
-                <w:lang w:eastAsia="es-CL"/>
-              </w:rPr>
-              <w:t xml:space="preserve"> para la construcción de la interfaz web y </w:t>
-            </w:r>
-            <w:proofErr w:type="spellStart"/>
-            <w:r>
-              <w:rPr>
-                <w:rFonts w:ascii="Calibri" w:hAnsi="Calibri" w:cs="Arial"/>
-                <w:color w:val="000000" w:themeColor="text1"/>
-                <w:sz w:val="20"/>
-                <w:szCs w:val="20"/>
-                <w:lang w:eastAsia="es-CL"/>
-              </w:rPr>
-              <w:t>Supabase</w:t>
-            </w:r>
-            <w:proofErr w:type="spellEnd"/>
-            <w:r>
-              <w:rPr>
-                <w:rFonts w:ascii="Calibri" w:hAnsi="Calibri" w:cs="Arial"/>
-                <w:color w:val="000000" w:themeColor="text1"/>
-                <w:sz w:val="20"/>
-                <w:szCs w:val="20"/>
-                <w:lang w:eastAsia="es-CL"/>
-              </w:rPr>
-              <w:t xml:space="preserve"> para la gestión de la base de datos, autenticación y otros servicios asociados. También se contempla el uso de herramientas de control de versiones y gestión de proyectos para facilitar el trabajo colaborativo. </w:t>
+              <w:t xml:space="preserve">En cuanto a los materiales y recursos requeridos, el desarrollo se realizará principalmente utilizando computadores, conexión a Internet y herramientas de desarrollo y gestión conocidas por el equipo. Entre las tecnologías consideradas se encuentran React para la construcción de la interfaz web y Supabase para la gestión de la base de datos, autenticación y otros servicios asociados. También se contempla el uso de herramientas de control de versiones y gestión de proyectos para facilitar el trabajo colaborativo. </w:t>
             </w:r>
           </w:p>
           <w:p>
@@ -2199,7 +1973,7 @@
     </w:p>
     <w:p>
       <w:pPr>
-        <w:pStyle w:val="Prrafodelista"/>
+        <w:pStyle w:val="ListParagraph"/>
         <w:numPr>
           <w:ilvl w:val="0"/>
           <w:numId w:val="1"/>
@@ -2225,7 +1999,7 @@
     </w:p>
     <w:tbl>
       <w:tblPr>
-        <w:tblStyle w:val="Tablaconcuadrcula"/>
+        <w:tblStyle w:val="TableGrid"/>
         <w:tblW w:w="9498" w:type="dxa"/>
         <w:tblInd w:w="-714" w:type="dxa"/>
         <w:tblBorders>
@@ -2283,7 +2057,7 @@
           </w:tcPr>
           <w:p>
             <w:pPr>
-              <w:pStyle w:val="Piedepgina"/>
+              <w:pStyle w:val="Footer"/>
               <w:jc w:val="both"/>
               <w:rPr>
                 <w:rFonts w:ascii="Calibri" w:hAnsi="Calibri"/>
@@ -2314,7 +2088,7 @@
     </w:p>
     <w:tbl>
       <w:tblPr>
-        <w:tblStyle w:val="Tablaconcuadrcula"/>
+        <w:tblStyle w:val="TableGrid"/>
         <w:tblW w:w="9498" w:type="dxa"/>
         <w:tblInd w:w="-714" w:type="dxa"/>
         <w:tblBorders>
@@ -2729,7 +2503,7 @@
     </w:p>
     <w:tbl>
       <w:tblPr>
-        <w:tblStyle w:val="Tablaconcuadrcula"/>
+        <w:tblStyle w:val="TableGrid"/>
         <w:tblW w:w="9498" w:type="dxa"/>
         <w:tblInd w:w="-714" w:type="dxa"/>
         <w:tblBorders>
@@ -2787,7 +2561,7 @@
           </w:tcPr>
           <w:p>
             <w:pPr>
-              <w:pStyle w:val="Piedepgina"/>
+              <w:pStyle w:val="Footer"/>
               <w:jc w:val="both"/>
               <w:rPr>
                 <w:rFonts w:ascii="Calibri" w:hAnsi="Calibri"/>
@@ -2839,7 +2613,7 @@
     </w:p>
     <w:tbl>
       <w:tblPr>
-        <w:tblStyle w:val="Tablaconcuadrcula"/>
+        <w:tblStyle w:val="TableGrid"/>
         <w:tblW w:w="9498" w:type="dxa"/>
         <w:tblInd w:w="-714" w:type="dxa"/>
         <w:tblBorders>
@@ -2941,29 +2715,7 @@
                 <w:szCs w:val="20"/>
                 <w:lang w:eastAsia="es-CL"/>
               </w:rPr>
-              <w:t xml:space="preserve">El trabajo se organizará mediante un </w:t>
-            </w:r>
-            <w:proofErr w:type="spellStart"/>
-            <w:r>
-              <w:rPr>
-                <w:rFonts w:ascii="Calibri" w:hAnsi="Calibri" w:cs="Arial"/>
-                <w:color w:val="000000" w:themeColor="text1"/>
-                <w:sz w:val="20"/>
-                <w:szCs w:val="20"/>
-                <w:lang w:eastAsia="es-CL"/>
-              </w:rPr>
-              <w:t>Product</w:t>
-            </w:r>
-            <w:proofErr w:type="spellEnd"/>
-            <w:r>
-              <w:rPr>
-                <w:rFonts w:ascii="Calibri" w:hAnsi="Calibri" w:cs="Arial"/>
-                <w:color w:val="000000" w:themeColor="text1"/>
-                <w:sz w:val="20"/>
-                <w:szCs w:val="20"/>
-                <w:lang w:eastAsia="es-CL"/>
-              </w:rPr>
-              <w:t xml:space="preserve"> Backlog, en el cual se registrarán y priorizarán los requerimientos, funcionalidades, modificaciones solicitadas por el cliente y correcciones identificadas durante el desarrollo. A partir de este listado se seleccionarán las tareas que serán desarrolladas en cada Sprint, considerando su prioridad, complejidad, dependencias y tiempo disponible.</w:t>
+              <w:t>El trabajo se organizará mediante un Product Backlog, en el cual se registrarán y priorizarán los requerimientos, funcionalidades, modificaciones solicitadas por el cliente y correcciones identificadas durante el desarrollo. A partir de este listado se seleccionarán las tareas que serán desarrolladas en cada Sprint, considerando su prioridad, complejidad, dependencias y tiempo disponible.</w:t>
             </w:r>
           </w:p>
           <w:p>
@@ -3079,7 +2831,7 @@
     </w:p>
     <w:tbl>
       <w:tblPr>
-        <w:tblStyle w:val="Tablaconcuadrcula"/>
+        <w:tblStyle w:val="TableGrid"/>
         <w:tblW w:w="9640" w:type="dxa"/>
         <w:tblInd w:w="-714" w:type="dxa"/>
         <w:tblBorders>
@@ -3203,7 +2955,7 @@
     </w:p>
     <w:tbl>
       <w:tblPr>
-        <w:tblStyle w:val="Tablaconcuadrcula"/>
+        <w:tblStyle w:val="TableGrid"/>
         <w:tblW w:w="10062" w:type="dxa"/>
         <w:tblInd w:w="-714" w:type="dxa"/>
         <w:tblBorders>
@@ -3233,7 +2985,7 @@
           </w:tcPr>
           <w:p>
             <w:pPr>
-              <w:pStyle w:val="Piedepgina"/>
+              <w:pStyle w:val="Footer"/>
               <w:jc w:val="center"/>
               <w:rPr>
                 <w:rFonts w:ascii="Calibri" w:hAnsi="Calibri"/>
@@ -3252,7 +3004,7 @@
           </w:p>
           <w:p>
             <w:pPr>
-              <w:pStyle w:val="Piedepgina"/>
+              <w:pStyle w:val="Footer"/>
               <w:jc w:val="center"/>
               <w:rPr>
                 <w:rFonts w:ascii="Calibri" w:hAnsi="Calibri"/>
@@ -3277,7 +3029,7 @@
           </w:tcPr>
           <w:p>
             <w:pPr>
-              <w:pStyle w:val="Piedepgina"/>
+              <w:pStyle w:val="Footer"/>
               <w:jc w:val="center"/>
               <w:rPr>
                 <w:rFonts w:ascii="Calibri" w:hAnsi="Calibri"/>
@@ -3302,7 +3054,7 @@
           </w:tcPr>
           <w:p>
             <w:pPr>
-              <w:pStyle w:val="Piedepgina"/>
+              <w:pStyle w:val="Footer"/>
               <w:jc w:val="center"/>
               <w:rPr>
                 <w:rFonts w:ascii="Calibri" w:hAnsi="Calibri"/>
@@ -3327,7 +3079,7 @@
           </w:tcPr>
           <w:p>
             <w:pPr>
-              <w:pStyle w:val="Piedepgina"/>
+              <w:pStyle w:val="Footer"/>
               <w:jc w:val="center"/>
               <w:rPr>
                 <w:rFonts w:ascii="Calibri" w:hAnsi="Calibri"/>
@@ -3356,7 +3108,7 @@
           </w:tcPr>
           <w:p>
             <w:pPr>
-              <w:pStyle w:val="Piedepgina"/>
+              <w:pStyle w:val="Footer"/>
               <w:jc w:val="both"/>
               <w:rPr>
                 <w:rFonts w:ascii="Calibri" w:hAnsi="Calibri"/>
@@ -3405,7 +3157,7 @@
                 </w:tcPr>
                 <w:p>
                   <w:pPr>
-                    <w:pStyle w:val="Piedepgina"/>
+                    <w:pStyle w:val="Footer"/>
                     <w:jc w:val="both"/>
                     <w:rPr>
                       <w:rFonts w:ascii="Calibri" w:hAnsi="Calibri"/>
@@ -3419,7 +3171,7 @@
           </w:tbl>
           <w:p>
             <w:pPr>
-              <w:pStyle w:val="Piedepgina"/>
+              <w:pStyle w:val="Footer"/>
               <w:jc w:val="both"/>
               <w:rPr>
                 <w:rFonts w:ascii="Calibri" w:hAnsi="Calibri"/>
@@ -3456,7 +3208,7 @@
                 </w:tcPr>
                 <w:p>
                   <w:pPr>
-                    <w:pStyle w:val="Piedepgina"/>
+                    <w:pStyle w:val="Footer"/>
                     <w:jc w:val="both"/>
                     <w:rPr>
                       <w:rFonts w:ascii="Calibri" w:hAnsi="Calibri"/>
@@ -3478,7 +3230,7 @@
           </w:tbl>
           <w:p>
             <w:pPr>
-              <w:pStyle w:val="Piedepgina"/>
+              <w:pStyle w:val="Footer"/>
               <w:jc w:val="both"/>
               <w:rPr>
                 <w:rFonts w:ascii="Calibri" w:hAnsi="Calibri"/>
@@ -3525,27 +3277,7 @@
                 <w:color w:val="000000" w:themeColor="text1"/>
                 <w:lang w:eastAsia="es-CL"/>
               </w:rPr>
-              <w:t xml:space="preserve">Repositorio del proyecto en GitHub, incluyendo </w:t>
-            </w:r>
-            <w:proofErr w:type="spellStart"/>
-            <w:r>
-              <w:rPr>
-                <w:rFonts w:ascii="Calibri" w:hAnsi="Calibri" w:cs="Arial"/>
-                <w:bCs/>
-                <w:color w:val="000000" w:themeColor="text1"/>
-                <w:lang w:eastAsia="es-CL"/>
-              </w:rPr>
-              <w:t>commits</w:t>
-            </w:r>
-            <w:proofErr w:type="spellEnd"/>
-            <w:r>
-              <w:rPr>
-                <w:rFonts w:ascii="Calibri" w:hAnsi="Calibri" w:cs="Arial"/>
-                <w:bCs/>
-                <w:color w:val="000000" w:themeColor="text1"/>
-                <w:lang w:eastAsia="es-CL"/>
-              </w:rPr>
-              <w:t xml:space="preserve"> realizados durante el desarrollo y las diferentes versiones del código fuente.</w:t>
+              <w:t>Repositorio del proyecto en GitHub, incluyendo commits realizados durante el desarrollo y las diferentes versiones del código fuente.</w:t>
             </w:r>
           </w:p>
         </w:tc>
@@ -3555,7 +3287,7 @@
           </w:tcPr>
           <w:p>
             <w:pPr>
-              <w:pStyle w:val="Piedepgina"/>
+              <w:pStyle w:val="Footer"/>
               <w:jc w:val="both"/>
               <w:rPr>
                 <w:rFonts w:ascii="Calibri" w:hAnsi="Calibri"/>
@@ -3584,7 +3316,7 @@
           </w:tcPr>
           <w:p>
             <w:pPr>
-              <w:pStyle w:val="Piedepgina"/>
+              <w:pStyle w:val="Footer"/>
               <w:jc w:val="both"/>
               <w:rPr>
                 <w:rFonts w:ascii="Calibri" w:hAnsi="Calibri"/>
@@ -3608,7 +3340,7 @@
           </w:tcPr>
           <w:p>
             <w:pPr>
-              <w:pStyle w:val="Piedepgina"/>
+              <w:pStyle w:val="Footer"/>
               <w:jc w:val="both"/>
               <w:rPr>
                 <w:rFonts w:ascii="Calibri" w:hAnsi="Calibri"/>
@@ -3632,7 +3364,7 @@
           </w:tcPr>
           <w:p>
             <w:pPr>
-              <w:pStyle w:val="Piedepgina"/>
+              <w:pStyle w:val="Footer"/>
               <w:jc w:val="both"/>
               <w:rPr>
                 <w:rFonts w:ascii="Calibri" w:hAnsi="Calibri"/>
@@ -3656,7 +3388,7 @@
           </w:tcPr>
           <w:p>
             <w:pPr>
-              <w:pStyle w:val="Piedepgina"/>
+              <w:pStyle w:val="Footer"/>
               <w:jc w:val="both"/>
               <w:rPr>
                 <w:rFonts w:ascii="Calibri" w:hAnsi="Calibri"/>
@@ -3685,7 +3417,7 @@
           </w:tcPr>
           <w:p>
             <w:pPr>
-              <w:pStyle w:val="Piedepgina"/>
+              <w:pStyle w:val="Footer"/>
               <w:jc w:val="both"/>
               <w:rPr>
                 <w:rFonts w:ascii="Calibri" w:hAnsi="Calibri"/>
@@ -3709,7 +3441,7 @@
           </w:tcPr>
           <w:p>
             <w:pPr>
-              <w:pStyle w:val="Piedepgina"/>
+              <w:pStyle w:val="Footer"/>
               <w:jc w:val="center"/>
               <w:rPr>
                 <w:rFonts w:ascii="Calibri" w:hAnsi="Calibri"/>
@@ -3733,7 +3465,7 @@
           </w:tcPr>
           <w:p>
             <w:pPr>
-              <w:pStyle w:val="Piedepgina"/>
+              <w:pStyle w:val="Footer"/>
               <w:jc w:val="both"/>
               <w:rPr>
                 <w:rFonts w:ascii="Calibri" w:hAnsi="Calibri"/>
@@ -3757,7 +3489,7 @@
           </w:tcPr>
           <w:p>
             <w:pPr>
-              <w:pStyle w:val="Piedepgina"/>
+              <w:pStyle w:val="Footer"/>
               <w:jc w:val="both"/>
               <w:rPr>
                 <w:rFonts w:ascii="Calibri" w:hAnsi="Calibri"/>
@@ -3802,7 +3534,7 @@
           </w:tcPr>
           <w:p>
             <w:pPr>
-              <w:pStyle w:val="Piedepgina"/>
+              <w:pStyle w:val="Footer"/>
               <w:jc w:val="both"/>
               <w:rPr>
                 <w:rFonts w:ascii="Calibri" w:hAnsi="Calibri"/>
@@ -3826,7 +3558,7 @@
           </w:tcPr>
           <w:p>
             <w:pPr>
-              <w:pStyle w:val="Piedepgina"/>
+              <w:pStyle w:val="Footer"/>
               <w:jc w:val="both"/>
               <w:rPr>
                 <w:rFonts w:ascii="Calibri" w:hAnsi="Calibri"/>
@@ -3853,7 +3585,7 @@
           </w:p>
           <w:p>
             <w:pPr>
-              <w:pStyle w:val="Piedepgina"/>
+              <w:pStyle w:val="Footer"/>
               <w:jc w:val="both"/>
               <w:rPr>
                 <w:rFonts w:ascii="Calibri" w:hAnsi="Calibri"/>
@@ -3869,7 +3601,7 @@
           </w:tcPr>
           <w:p>
             <w:pPr>
-              <w:pStyle w:val="Piedepgina"/>
+              <w:pStyle w:val="Footer"/>
               <w:jc w:val="both"/>
               <w:rPr>
                 <w:rFonts w:ascii="Calibri" w:hAnsi="Calibri"/>
@@ -3893,7 +3625,7 @@
           </w:tcPr>
           <w:p>
             <w:pPr>
-              <w:pStyle w:val="Piedepgina"/>
+              <w:pStyle w:val="Footer"/>
               <w:jc w:val="both"/>
               <w:rPr>
                 <w:rFonts w:ascii="Calibri" w:hAnsi="Calibri"/>
@@ -3922,7 +3654,7 @@
           </w:tcPr>
           <w:p>
             <w:pPr>
-              <w:pStyle w:val="Piedepgina"/>
+              <w:pStyle w:val="Footer"/>
               <w:jc w:val="both"/>
               <w:rPr>
                 <w:rFonts w:ascii="Calibri" w:hAnsi="Calibri"/>
@@ -3971,7 +3703,7 @@
                 </w:tcPr>
                 <w:p>
                   <w:pPr>
-                    <w:pStyle w:val="Piedepgina"/>
+                    <w:pStyle w:val="Footer"/>
                     <w:jc w:val="both"/>
                     <w:rPr>
                       <w:rFonts w:ascii="Calibri" w:hAnsi="Calibri"/>
@@ -3993,7 +3725,7 @@
           </w:tbl>
           <w:p>
             <w:pPr>
-              <w:pStyle w:val="Piedepgina"/>
+              <w:pStyle w:val="Footer"/>
               <w:jc w:val="both"/>
               <w:rPr>
                 <w:rFonts w:ascii="Calibri" w:hAnsi="Calibri"/>
@@ -4009,7 +3741,7 @@
           </w:tcPr>
           <w:p>
             <w:pPr>
-              <w:pStyle w:val="Piedepgina"/>
+              <w:pStyle w:val="Footer"/>
               <w:jc w:val="both"/>
               <w:rPr>
                 <w:rFonts w:ascii="Calibri" w:hAnsi="Calibri"/>
@@ -4023,25 +3755,7 @@
                 <w:bCs/>
                 <w:color w:val="1F3864" w:themeColor="accent1" w:themeShade="80"/>
               </w:rPr>
-              <w:t xml:space="preserve">Esquema y evolución de la base de datos implementada mediante </w:t>
-            </w:r>
-            <w:proofErr w:type="spellStart"/>
-            <w:r>
-              <w:rPr>
-                <w:rFonts w:ascii="Calibri" w:hAnsi="Calibri"/>
-                <w:bCs/>
-                <w:color w:val="1F3864" w:themeColor="accent1" w:themeShade="80"/>
-              </w:rPr>
-              <w:t>Supabase</w:t>
-            </w:r>
-            <w:proofErr w:type="spellEnd"/>
-            <w:r>
-              <w:rPr>
-                <w:rFonts w:ascii="Calibri" w:hAnsi="Calibri"/>
-                <w:bCs/>
-                <w:color w:val="1F3864" w:themeColor="accent1" w:themeShade="80"/>
-              </w:rPr>
-              <w:t>, incluyendo sus principales entidades, relaciones y modificaciones.</w:t>
+              <w:t>Esquema y evolución de la base de datos implementada mediante Supabase, incluyendo sus principales entidades, relaciones y modificaciones.</w:t>
             </w:r>
           </w:p>
         </w:tc>
@@ -4051,7 +3765,7 @@
           </w:tcPr>
           <w:p>
             <w:pPr>
-              <w:pStyle w:val="Piedepgina"/>
+              <w:pStyle w:val="Footer"/>
               <w:jc w:val="both"/>
               <w:rPr>
                 <w:rFonts w:ascii="Calibri" w:hAnsi="Calibri"/>
@@ -4080,7 +3794,7 @@
           </w:tcPr>
           <w:p>
             <w:pPr>
-              <w:pStyle w:val="Piedepgina"/>
+              <w:pStyle w:val="Footer"/>
               <w:jc w:val="both"/>
               <w:rPr>
                 <w:rFonts w:ascii="Calibri" w:hAnsi="Calibri"/>
@@ -4104,7 +3818,7 @@
           </w:tcPr>
           <w:p>
             <w:pPr>
-              <w:pStyle w:val="Piedepgina"/>
+              <w:pStyle w:val="Footer"/>
               <w:jc w:val="center"/>
               <w:rPr>
                 <w:rFonts w:ascii="Calibri" w:hAnsi="Calibri"/>
@@ -4128,7 +3842,7 @@
           </w:tcPr>
           <w:p>
             <w:pPr>
-              <w:pStyle w:val="Piedepgina"/>
+              <w:pStyle w:val="Footer"/>
               <w:jc w:val="both"/>
               <w:rPr>
                 <w:rFonts w:ascii="Calibri" w:hAnsi="Calibri"/>
@@ -4152,7 +3866,7 @@
           </w:tcPr>
           <w:p>
             <w:pPr>
-              <w:pStyle w:val="Piedepgina"/>
+              <w:pStyle w:val="Footer"/>
               <w:jc w:val="both"/>
               <w:rPr>
                 <w:rFonts w:ascii="Calibri" w:hAnsi="Calibri"/>
@@ -4193,7 +3907,7 @@
     </w:p>
     <w:tbl>
       <w:tblPr>
-        <w:tblStyle w:val="Tablaconcuadrcula"/>
+        <w:tblStyle w:val="TableGrid"/>
         <w:tblW w:w="9640" w:type="dxa"/>
         <w:tblInd w:w="-714" w:type="dxa"/>
         <w:tblBorders>
@@ -4260,7 +3974,7 @@
           </w:tcPr>
           <w:p>
             <w:pPr>
-              <w:pStyle w:val="Piedepgina"/>
+              <w:pStyle w:val="Footer"/>
               <w:jc w:val="both"/>
               <w:rPr>
                 <w:rFonts w:ascii="Calibri" w:hAnsi="Calibri"/>
@@ -4306,7 +4020,7 @@
     </w:p>
     <w:tbl>
       <w:tblPr>
-        <w:tblStyle w:val="Tablaconcuadrcula"/>
+        <w:tblStyle w:val="TableGrid"/>
         <w:tblW w:w="11061" w:type="dxa"/>
         <w:jc w:val="center"/>
         <w:tblBorders>
@@ -4424,7 +4138,7 @@
                 </w:tcPr>
                 <w:p>
                   <w:pPr>
-                    <w:pStyle w:val="Piedepgina"/>
+                    <w:pStyle w:val="Footer"/>
                     <w:jc w:val="both"/>
                     <w:rPr>
                       <w:rFonts w:ascii="Calibri" w:hAnsi="Calibri"/>
@@ -4717,6 +4431,15 @@
               </w:rPr>
               <w:t xml:space="preserve"> día</w:t>
             </w:r>
+            <w:r>
+              <w:rPr>
+                <w:rFonts w:ascii="Calibri" w:hAnsi="Calibri" w:cs="Arial"/>
+                <w:sz w:val="18"/>
+                <w:szCs w:val="20"/>
+                <w:lang w:eastAsia="es-CL"/>
+              </w:rPr>
+              <w:t>s</w:t>
+            </w:r>
           </w:p>
         </w:tc>
         <w:tc>
@@ -4915,6 +4638,15 @@
               </w:rPr>
               <w:t xml:space="preserve"> día</w:t>
             </w:r>
+            <w:r>
+              <w:rPr>
+                <w:rFonts w:ascii="Calibri" w:hAnsi="Calibri" w:cs="Arial"/>
+                <w:sz w:val="18"/>
+                <w:szCs w:val="20"/>
+                <w:lang w:eastAsia="es-CL"/>
+              </w:rPr>
+              <w:t>s</w:t>
+            </w:r>
           </w:p>
         </w:tc>
         <w:tc>
@@ -5108,6 +4840,15 @@
                 <w:lang w:eastAsia="es-CL"/>
               </w:rPr>
               <w:t xml:space="preserve"> día</w:t>
+            </w:r>
+            <w:r>
+              <w:rPr>
+                <w:rFonts w:ascii="Calibri" w:hAnsi="Calibri" w:cs="Arial"/>
+                <w:sz w:val="18"/>
+                <w:szCs w:val="20"/>
+                <w:lang w:eastAsia="es-CL"/>
+              </w:rPr>
+              <w:t>s</w:t>
             </w:r>
           </w:p>
         </w:tc>
@@ -5367,25 +5108,14 @@
                 <w:lang w:eastAsia="es-CL"/>
               </w:rPr>
             </w:pPr>
-            <w:proofErr w:type="spellStart"/>
-            <w:r>
-              <w:rPr>
-                <w:rFonts w:ascii="Calibri" w:hAnsi="Calibri" w:cs="Arial"/>
-                <w:sz w:val="18"/>
-                <w:szCs w:val="20"/>
-                <w:lang w:eastAsia="es-CL"/>
-              </w:rPr>
-              <w:t>Supabase</w:t>
-            </w:r>
-            <w:proofErr w:type="spellEnd"/>
-            <w:r>
-              <w:rPr>
-                <w:rFonts w:ascii="Calibri" w:hAnsi="Calibri" w:cs="Arial"/>
-                <w:sz w:val="18"/>
-                <w:szCs w:val="20"/>
-                <w:lang w:eastAsia="es-CL"/>
-              </w:rPr>
-              <w:t>, SQL</w:t>
+            <w:r>
+              <w:rPr>
+                <w:rFonts w:ascii="Calibri" w:hAnsi="Calibri" w:cs="Arial"/>
+                <w:sz w:val="18"/>
+                <w:szCs w:val="20"/>
+                <w:lang w:eastAsia="es-CL"/>
+              </w:rPr>
+              <w:t>Supabase, SQL</w:t>
             </w:r>
           </w:p>
         </w:tc>
@@ -5423,6 +5153,15 @@
                 <w:lang w:eastAsia="es-CL"/>
               </w:rPr>
               <w:t xml:space="preserve"> día</w:t>
+            </w:r>
+            <w:r>
+              <w:rPr>
+                <w:rFonts w:ascii="Calibri" w:hAnsi="Calibri" w:cs="Arial"/>
+                <w:sz w:val="18"/>
+                <w:szCs w:val="20"/>
+                <w:lang w:eastAsia="es-CL"/>
+              </w:rPr>
+              <w:t>s</w:t>
             </w:r>
           </w:p>
         </w:tc>
@@ -5620,6 +5359,15 @@
               </w:rPr>
               <w:t xml:space="preserve"> día</w:t>
             </w:r>
+            <w:r>
+              <w:rPr>
+                <w:rFonts w:ascii="Calibri" w:hAnsi="Calibri" w:cs="Arial"/>
+                <w:sz w:val="18"/>
+                <w:szCs w:val="20"/>
+                <w:lang w:eastAsia="es-CL"/>
+              </w:rPr>
+              <w:t>s</w:t>
+            </w:r>
           </w:p>
         </w:tc>
         <w:tc>
@@ -5640,7 +5388,6 @@
                 <w:lang w:eastAsia="es-CL"/>
               </w:rPr>
             </w:pPr>
-            <w:proofErr w:type="spellStart"/>
             <w:r>
               <w:rPr>
                 <w:rFonts w:ascii="Calibri" w:hAnsi="Calibri" w:cs="Arial"/>
@@ -5650,7 +5397,6 @@
               </w:rPr>
               <w:t>Alvaro</w:t>
             </w:r>
-            <w:proofErr w:type="spellEnd"/>
           </w:p>
         </w:tc>
         <w:tc>
@@ -5729,27 +5475,7 @@
                 <w:szCs w:val="20"/>
                 <w:lang w:eastAsia="es-CL"/>
               </w:rPr>
-              <w:t xml:space="preserve">Configuración inicial del proyecto </w:t>
-            </w:r>
-            <w:proofErr w:type="spellStart"/>
-            <w:r>
-              <w:rPr>
-                <w:rFonts w:ascii="Calibri" w:hAnsi="Calibri" w:cs="Arial"/>
-                <w:sz w:val="18"/>
-                <w:szCs w:val="20"/>
-                <w:lang w:eastAsia="es-CL"/>
-              </w:rPr>
-              <w:t>React</w:t>
-            </w:r>
-            <w:proofErr w:type="spellEnd"/>
-            <w:r>
-              <w:rPr>
-                <w:rFonts w:ascii="Calibri" w:hAnsi="Calibri" w:cs="Arial"/>
-                <w:sz w:val="18"/>
-                <w:szCs w:val="20"/>
-                <w:lang w:eastAsia="es-CL"/>
-              </w:rPr>
-              <w:t>/Vite</w:t>
+              <w:t>Configuración inicial del proyecto React/Vite</w:t>
             </w:r>
           </w:p>
         </w:tc>
@@ -5789,28 +5515,17 @@
                 <w:rFonts w:ascii="Calibri" w:hAnsi="Calibri" w:cs="Arial"/>
                 <w:sz w:val="18"/>
                 <w:szCs w:val="20"/>
-                <w:lang w:eastAsia="es-CL"/>
-              </w:rPr>
-            </w:pPr>
-            <w:proofErr w:type="spellStart"/>
-            <w:r>
-              <w:rPr>
-                <w:rFonts w:ascii="Calibri" w:hAnsi="Calibri" w:cs="Arial"/>
-                <w:sz w:val="18"/>
-                <w:szCs w:val="20"/>
-                <w:lang w:eastAsia="es-CL"/>
-              </w:rPr>
-              <w:t>React</w:t>
-            </w:r>
-            <w:proofErr w:type="spellEnd"/>
-            <w:r>
-              <w:rPr>
-                <w:rFonts w:ascii="Calibri" w:hAnsi="Calibri" w:cs="Arial"/>
-                <w:sz w:val="18"/>
-                <w:szCs w:val="20"/>
-                <w:lang w:eastAsia="es-CL"/>
-              </w:rPr>
-              <w:t>, Vite, VS Code, GitHub</w:t>
+                <w:lang w:val="en-US" w:eastAsia="es-CL"/>
+              </w:rPr>
+            </w:pPr>
+            <w:r>
+              <w:rPr>
+                <w:rFonts w:ascii="Calibri" w:hAnsi="Calibri" w:cs="Arial"/>
+                <w:sz w:val="18"/>
+                <w:szCs w:val="20"/>
+                <w:lang w:val="en-US" w:eastAsia="es-CL"/>
+              </w:rPr>
+              <w:t>React, Vite, VS Code, GitHub</w:t>
             </w:r>
           </w:p>
         </w:tc>
@@ -5848,6 +5563,15 @@
                 <w:lang w:eastAsia="es-CL"/>
               </w:rPr>
               <w:t xml:space="preserve"> día</w:t>
+            </w:r>
+            <w:r>
+              <w:rPr>
+                <w:rFonts w:ascii="Calibri" w:hAnsi="Calibri" w:cs="Arial"/>
+                <w:sz w:val="18"/>
+                <w:szCs w:val="20"/>
+                <w:lang w:eastAsia="es-CL"/>
+              </w:rPr>
+              <w:t>s</w:t>
             </w:r>
           </w:p>
         </w:tc>
@@ -5869,7 +5593,6 @@
                 <w:lang w:eastAsia="es-CL"/>
               </w:rPr>
             </w:pPr>
-            <w:proofErr w:type="spellStart"/>
             <w:r>
               <w:rPr>
                 <w:rFonts w:ascii="Calibri" w:hAnsi="Calibri" w:cs="Arial"/>
@@ -5879,7 +5602,6 @@
               </w:rPr>
               <w:t>Alvaro</w:t>
             </w:r>
-            <w:proofErr w:type="spellEnd"/>
           </w:p>
         </w:tc>
         <w:tc>
@@ -5958,19 +5680,8 @@
                 <w:szCs w:val="20"/>
                 <w:lang w:eastAsia="es-CL"/>
               </w:rPr>
-              <w:t xml:space="preserve">Configuración de </w:t>
-            </w:r>
-            <w:proofErr w:type="spellStart"/>
-            <w:r>
-              <w:rPr>
-                <w:rFonts w:ascii="Calibri" w:hAnsi="Calibri" w:cs="Arial"/>
-                <w:sz w:val="18"/>
-                <w:szCs w:val="20"/>
-                <w:lang w:eastAsia="es-CL"/>
-              </w:rPr>
-              <w:t>Supabase</w:t>
-            </w:r>
-            <w:proofErr w:type="spellEnd"/>
+              <w:t>Configuración de Supabase</w:t>
+            </w:r>
           </w:p>
         </w:tc>
         <w:tc>
@@ -6023,25 +5734,14 @@
                 <w:lang w:eastAsia="es-CL"/>
               </w:rPr>
             </w:pPr>
-            <w:proofErr w:type="spellStart"/>
-            <w:r>
-              <w:rPr>
-                <w:rFonts w:ascii="Calibri" w:hAnsi="Calibri" w:cs="Arial"/>
-                <w:sz w:val="18"/>
-                <w:szCs w:val="20"/>
-                <w:lang w:eastAsia="es-CL"/>
-              </w:rPr>
-              <w:t>Supabase</w:t>
-            </w:r>
-            <w:proofErr w:type="spellEnd"/>
-            <w:r>
-              <w:rPr>
-                <w:rFonts w:ascii="Calibri" w:hAnsi="Calibri" w:cs="Arial"/>
-                <w:sz w:val="18"/>
-                <w:szCs w:val="20"/>
-                <w:lang w:eastAsia="es-CL"/>
-              </w:rPr>
-              <w:t>, VS Code</w:t>
+            <w:r>
+              <w:rPr>
+                <w:rFonts w:ascii="Calibri" w:hAnsi="Calibri" w:cs="Arial"/>
+                <w:sz w:val="18"/>
+                <w:szCs w:val="20"/>
+                <w:lang w:eastAsia="es-CL"/>
+              </w:rPr>
+              <w:t>Supabase, VS Code</w:t>
             </w:r>
           </w:p>
         </w:tc>
@@ -6079,6 +5779,15 @@
                 <w:lang w:eastAsia="es-CL"/>
               </w:rPr>
               <w:t xml:space="preserve"> día</w:t>
+            </w:r>
+            <w:r>
+              <w:rPr>
+                <w:rFonts w:ascii="Calibri" w:hAnsi="Calibri" w:cs="Arial"/>
+                <w:sz w:val="18"/>
+                <w:szCs w:val="20"/>
+                <w:lang w:eastAsia="es-CL"/>
+              </w:rPr>
+              <w:t>s</w:t>
             </w:r>
           </w:p>
         </w:tc>
@@ -6320,25 +6029,14 @@
                 <w:lang w:eastAsia="es-CL"/>
               </w:rPr>
             </w:pPr>
-            <w:proofErr w:type="spellStart"/>
-            <w:r>
-              <w:rPr>
-                <w:rFonts w:ascii="Calibri" w:hAnsi="Calibri" w:cs="Arial"/>
-                <w:sz w:val="18"/>
-                <w:szCs w:val="20"/>
-                <w:lang w:eastAsia="es-CL"/>
-              </w:rPr>
-              <w:t>React</w:t>
-            </w:r>
-            <w:proofErr w:type="spellEnd"/>
-            <w:r>
-              <w:rPr>
-                <w:rFonts w:ascii="Calibri" w:hAnsi="Calibri" w:cs="Arial"/>
-                <w:sz w:val="18"/>
-                <w:szCs w:val="20"/>
-                <w:lang w:eastAsia="es-CL"/>
-              </w:rPr>
-              <w:t>, VS Code</w:t>
+            <w:r>
+              <w:rPr>
+                <w:rFonts w:ascii="Calibri" w:hAnsi="Calibri" w:cs="Arial"/>
+                <w:sz w:val="18"/>
+                <w:szCs w:val="20"/>
+                <w:lang w:eastAsia="es-CL"/>
+              </w:rPr>
+              <w:t>React, VS Code</w:t>
             </w:r>
           </w:p>
         </w:tc>
@@ -6500,75 +6198,33 @@
                 <w:szCs w:val="20"/>
                 <w:lang w:eastAsia="es-CL"/>
               </w:rPr>
-              <w:t xml:space="preserve">Conectar la aplicación con </w:t>
-            </w:r>
-            <w:proofErr w:type="spellStart"/>
-            <w:r>
-              <w:rPr>
-                <w:rFonts w:ascii="Calibri" w:hAnsi="Calibri" w:cs="Arial"/>
-                <w:sz w:val="18"/>
-                <w:szCs w:val="20"/>
-                <w:lang w:eastAsia="es-CL"/>
-              </w:rPr>
-              <w:t>Supabase</w:t>
-            </w:r>
-            <w:proofErr w:type="spellEnd"/>
-            <w:r>
-              <w:rPr>
-                <w:rFonts w:ascii="Calibri" w:hAnsi="Calibri" w:cs="Arial"/>
-                <w:sz w:val="18"/>
-                <w:szCs w:val="20"/>
-                <w:lang w:eastAsia="es-CL"/>
-              </w:rPr>
-              <w:t>.</w:t>
-            </w:r>
-          </w:p>
-        </w:tc>
-        <w:tc>
-          <w:tcPr>
-            <w:tcW w:w="1580" w:type="dxa"/>
-          </w:tcPr>
-          <w:p>
-            <w:pPr>
-              <w:jc w:val="both"/>
-              <w:rPr>
-                <w:rFonts w:ascii="Calibri" w:hAnsi="Calibri" w:cs="Arial"/>
-                <w:sz w:val="18"/>
-                <w:szCs w:val="20"/>
-                <w:lang w:eastAsia="es-CL"/>
-              </w:rPr>
-            </w:pPr>
-            <w:proofErr w:type="spellStart"/>
-            <w:r>
-              <w:rPr>
-                <w:rFonts w:ascii="Calibri" w:hAnsi="Calibri" w:cs="Arial"/>
-                <w:sz w:val="18"/>
-                <w:szCs w:val="20"/>
-                <w:lang w:eastAsia="es-CL"/>
-              </w:rPr>
-              <w:t>React</w:t>
-            </w:r>
-            <w:proofErr w:type="spellEnd"/>
-            <w:r>
-              <w:rPr>
-                <w:rFonts w:ascii="Calibri" w:hAnsi="Calibri" w:cs="Arial"/>
-                <w:sz w:val="18"/>
-                <w:szCs w:val="20"/>
-                <w:lang w:eastAsia="es-CL"/>
-              </w:rPr>
-              <w:t xml:space="preserve">, </w:t>
-            </w:r>
-            <w:proofErr w:type="spellStart"/>
-            <w:r>
-              <w:rPr>
-                <w:rFonts w:ascii="Calibri" w:hAnsi="Calibri" w:cs="Arial"/>
-                <w:sz w:val="18"/>
-                <w:szCs w:val="20"/>
-                <w:lang w:eastAsia="es-CL"/>
-              </w:rPr>
-              <w:t>Supabase</w:t>
-            </w:r>
-            <w:proofErr w:type="spellEnd"/>
+              <w:t>Conectar la aplicación con Supabase.</w:t>
+            </w:r>
+          </w:p>
+        </w:tc>
+        <w:tc>
+          <w:tcPr>
+            <w:tcW w:w="1580" w:type="dxa"/>
+          </w:tcPr>
+          <w:p>
+            <w:pPr>
+              <w:jc w:val="both"/>
+              <w:rPr>
+                <w:rFonts w:ascii="Calibri" w:hAnsi="Calibri" w:cs="Arial"/>
+                <w:sz w:val="18"/>
+                <w:szCs w:val="20"/>
+                <w:lang w:eastAsia="es-CL"/>
+              </w:rPr>
+            </w:pPr>
+            <w:r>
+              <w:rPr>
+                <w:rFonts w:ascii="Calibri" w:hAnsi="Calibri" w:cs="Arial"/>
+                <w:sz w:val="18"/>
+                <w:szCs w:val="20"/>
+                <w:lang w:eastAsia="es-CL"/>
+              </w:rPr>
+              <w:t>React, Supabase</w:t>
+            </w:r>
           </w:p>
         </w:tc>
         <w:tc>
@@ -6748,25 +6404,14 @@
                 <w:lang w:eastAsia="es-CL"/>
               </w:rPr>
             </w:pPr>
-            <w:proofErr w:type="spellStart"/>
-            <w:r>
-              <w:rPr>
-                <w:rFonts w:ascii="Calibri" w:hAnsi="Calibri" w:cs="Arial"/>
-                <w:sz w:val="18"/>
-                <w:szCs w:val="20"/>
-                <w:lang w:eastAsia="es-CL"/>
-              </w:rPr>
-              <w:t>React</w:t>
-            </w:r>
-            <w:proofErr w:type="spellEnd"/>
-            <w:r>
-              <w:rPr>
-                <w:rFonts w:ascii="Calibri" w:hAnsi="Calibri" w:cs="Arial"/>
-                <w:sz w:val="18"/>
-                <w:szCs w:val="20"/>
-                <w:lang w:eastAsia="es-CL"/>
-              </w:rPr>
-              <w:t>, VS Code, GitHub</w:t>
+            <w:r>
+              <w:rPr>
+                <w:rFonts w:ascii="Calibri" w:hAnsi="Calibri" w:cs="Arial"/>
+                <w:sz w:val="18"/>
+                <w:szCs w:val="20"/>
+                <w:lang w:eastAsia="es-CL"/>
+              </w:rPr>
+              <w:t>React, VS Code, GitHub</w:t>
             </w:r>
           </w:p>
         </w:tc>
@@ -6804,6 +6449,15 @@
                 <w:lang w:eastAsia="es-CL"/>
               </w:rPr>
               <w:t xml:space="preserve"> día</w:t>
+            </w:r>
+            <w:r>
+              <w:rPr>
+                <w:rFonts w:ascii="Calibri" w:hAnsi="Calibri" w:cs="Arial"/>
+                <w:sz w:val="18"/>
+                <w:szCs w:val="20"/>
+                <w:lang w:eastAsia="es-CL"/>
+              </w:rPr>
+              <w:t>s</w:t>
             </w:r>
           </w:p>
         </w:tc>
@@ -6955,37 +6609,15 @@
                 <w:lang w:eastAsia="es-CL"/>
               </w:rPr>
             </w:pPr>
-            <w:proofErr w:type="spellStart"/>
-            <w:r>
-              <w:rPr>
-                <w:rFonts w:ascii="Calibri" w:hAnsi="Calibri" w:cs="Arial"/>
-                <w:sz w:val="18"/>
-                <w:szCs w:val="20"/>
-                <w:lang w:eastAsia="es-CL"/>
-              </w:rPr>
-              <w:t>React</w:t>
-            </w:r>
-            <w:proofErr w:type="spellEnd"/>
-            <w:r>
-              <w:rPr>
-                <w:rFonts w:ascii="Calibri" w:hAnsi="Calibri" w:cs="Arial"/>
-                <w:sz w:val="18"/>
-                <w:szCs w:val="20"/>
-                <w:lang w:eastAsia="es-CL"/>
-              </w:rPr>
-              <w:t xml:space="preserve">, </w:t>
-            </w:r>
-            <w:proofErr w:type="spellStart"/>
-            <w:r>
-              <w:rPr>
-                <w:rFonts w:ascii="Calibri" w:hAnsi="Calibri" w:cs="Arial"/>
-                <w:sz w:val="18"/>
-                <w:szCs w:val="20"/>
-                <w:lang w:eastAsia="es-CL"/>
-              </w:rPr>
-              <w:t>Supabase</w:t>
-            </w:r>
-            <w:proofErr w:type="spellEnd"/>
+            <w:r>
+              <w:rPr>
+                <w:rFonts w:ascii="Calibri" w:hAnsi="Calibri" w:cs="Arial"/>
+                <w:sz w:val="18"/>
+                <w:szCs w:val="20"/>
+                <w:lang w:eastAsia="es-CL"/>
+              </w:rPr>
+              <w:t>React, Supabase</w:t>
+            </w:r>
           </w:p>
         </w:tc>
         <w:tc>
@@ -7164,45 +6796,14 @@
                 <w:lang w:eastAsia="es-CL"/>
               </w:rPr>
             </w:pPr>
-            <w:proofErr w:type="spellStart"/>
-            <w:r>
-              <w:rPr>
-                <w:rFonts w:ascii="Calibri" w:hAnsi="Calibri" w:cs="Arial"/>
-                <w:sz w:val="18"/>
-                <w:szCs w:val="20"/>
-                <w:lang w:eastAsia="es-CL"/>
-              </w:rPr>
-              <w:t>React</w:t>
-            </w:r>
-            <w:proofErr w:type="spellEnd"/>
-            <w:r>
-              <w:rPr>
-                <w:rFonts w:ascii="Calibri" w:hAnsi="Calibri" w:cs="Arial"/>
-                <w:sz w:val="18"/>
-                <w:szCs w:val="20"/>
-                <w:lang w:eastAsia="es-CL"/>
-              </w:rPr>
-              <w:t xml:space="preserve">, </w:t>
-            </w:r>
-            <w:proofErr w:type="spellStart"/>
-            <w:r>
-              <w:rPr>
-                <w:rFonts w:ascii="Calibri" w:hAnsi="Calibri" w:cs="Arial"/>
-                <w:sz w:val="18"/>
-                <w:szCs w:val="20"/>
-                <w:lang w:eastAsia="es-CL"/>
-              </w:rPr>
-              <w:t>Supabase</w:t>
-            </w:r>
-            <w:proofErr w:type="spellEnd"/>
-            <w:r>
-              <w:rPr>
-                <w:rFonts w:ascii="Calibri" w:hAnsi="Calibri" w:cs="Arial"/>
-                <w:sz w:val="18"/>
-                <w:szCs w:val="20"/>
-                <w:lang w:eastAsia="es-CL"/>
-              </w:rPr>
-              <w:t xml:space="preserve"> Auth</w:t>
+            <w:r>
+              <w:rPr>
+                <w:rFonts w:ascii="Calibri" w:hAnsi="Calibri" w:cs="Arial"/>
+                <w:sz w:val="18"/>
+                <w:szCs w:val="20"/>
+                <w:lang w:eastAsia="es-CL"/>
+              </w:rPr>
+              <w:t>React, Supabase Auth</w:t>
             </w:r>
           </w:p>
         </w:tc>
@@ -7382,45 +6983,14 @@
                 <w:lang w:eastAsia="es-CL"/>
               </w:rPr>
             </w:pPr>
-            <w:proofErr w:type="spellStart"/>
-            <w:r>
-              <w:rPr>
-                <w:rFonts w:ascii="Calibri" w:hAnsi="Calibri" w:cs="Arial"/>
-                <w:sz w:val="18"/>
-                <w:szCs w:val="20"/>
-                <w:lang w:eastAsia="es-CL"/>
-              </w:rPr>
-              <w:t>React</w:t>
-            </w:r>
-            <w:proofErr w:type="spellEnd"/>
-            <w:r>
-              <w:rPr>
-                <w:rFonts w:ascii="Calibri" w:hAnsi="Calibri" w:cs="Arial"/>
-                <w:sz w:val="18"/>
-                <w:szCs w:val="20"/>
-                <w:lang w:eastAsia="es-CL"/>
-              </w:rPr>
-              <w:t xml:space="preserve">, </w:t>
-            </w:r>
-            <w:proofErr w:type="spellStart"/>
-            <w:r>
-              <w:rPr>
-                <w:rFonts w:ascii="Calibri" w:hAnsi="Calibri" w:cs="Arial"/>
-                <w:sz w:val="18"/>
-                <w:szCs w:val="20"/>
-                <w:lang w:eastAsia="es-CL"/>
-              </w:rPr>
-              <w:t>Supabase</w:t>
-            </w:r>
-            <w:proofErr w:type="spellEnd"/>
-            <w:r>
-              <w:rPr>
-                <w:rFonts w:ascii="Calibri" w:hAnsi="Calibri" w:cs="Arial"/>
-                <w:sz w:val="18"/>
-                <w:szCs w:val="20"/>
-                <w:lang w:eastAsia="es-CL"/>
-              </w:rPr>
-              <w:t xml:space="preserve"> </w:t>
+            <w:r>
+              <w:rPr>
+                <w:rFonts w:ascii="Calibri" w:hAnsi="Calibri" w:cs="Arial"/>
+                <w:sz w:val="18"/>
+                <w:szCs w:val="20"/>
+                <w:lang w:eastAsia="es-CL"/>
+              </w:rPr>
+              <w:t xml:space="preserve">React, Supabase </w:t>
             </w:r>
             <w:r>
               <w:rPr>
@@ -7467,6 +7037,15 @@
                 <w:lang w:eastAsia="es-CL"/>
               </w:rPr>
               <w:t xml:space="preserve"> día</w:t>
+            </w:r>
+            <w:r>
+              <w:rPr>
+                <w:rFonts w:ascii="Calibri" w:hAnsi="Calibri" w:cs="Arial"/>
+                <w:sz w:val="18"/>
+                <w:szCs w:val="20"/>
+                <w:lang w:eastAsia="es-CL"/>
+              </w:rPr>
+              <w:t>s</w:t>
             </w:r>
           </w:p>
         </w:tc>
@@ -7629,37 +7208,15 @@
                 <w:lang w:eastAsia="es-CL"/>
               </w:rPr>
             </w:pPr>
-            <w:proofErr w:type="spellStart"/>
-            <w:r>
-              <w:rPr>
-                <w:rFonts w:ascii="Calibri" w:hAnsi="Calibri" w:cs="Arial"/>
-                <w:sz w:val="18"/>
-                <w:szCs w:val="20"/>
-                <w:lang w:eastAsia="es-CL"/>
-              </w:rPr>
-              <w:t>React</w:t>
-            </w:r>
-            <w:proofErr w:type="spellEnd"/>
-            <w:r>
-              <w:rPr>
-                <w:rFonts w:ascii="Calibri" w:hAnsi="Calibri" w:cs="Arial"/>
-                <w:sz w:val="18"/>
-                <w:szCs w:val="20"/>
-                <w:lang w:eastAsia="es-CL"/>
-              </w:rPr>
-              <w:t xml:space="preserve">, </w:t>
-            </w:r>
-            <w:proofErr w:type="spellStart"/>
-            <w:r>
-              <w:rPr>
-                <w:rFonts w:ascii="Calibri" w:hAnsi="Calibri" w:cs="Arial"/>
-                <w:sz w:val="18"/>
-                <w:szCs w:val="20"/>
-                <w:lang w:eastAsia="es-CL"/>
-              </w:rPr>
-              <w:t>Supabase</w:t>
-            </w:r>
-            <w:proofErr w:type="spellEnd"/>
+            <w:r>
+              <w:rPr>
+                <w:rFonts w:ascii="Calibri" w:hAnsi="Calibri" w:cs="Arial"/>
+                <w:sz w:val="18"/>
+                <w:szCs w:val="20"/>
+                <w:lang w:eastAsia="es-CL"/>
+              </w:rPr>
+              <w:t>React, Supabase</w:t>
+            </w:r>
           </w:p>
         </w:tc>
         <w:tc>
@@ -7696,6 +7253,15 @@
                 <w:lang w:eastAsia="es-CL"/>
               </w:rPr>
               <w:t xml:space="preserve"> día</w:t>
+            </w:r>
+            <w:r>
+              <w:rPr>
+                <w:rFonts w:ascii="Calibri" w:hAnsi="Calibri" w:cs="Arial"/>
+                <w:sz w:val="18"/>
+                <w:szCs w:val="20"/>
+                <w:lang w:eastAsia="es-CL"/>
+              </w:rPr>
+              <w:t>s</w:t>
             </w:r>
           </w:p>
         </w:tc>
@@ -7847,37 +7413,15 @@
                 <w:lang w:eastAsia="es-CL"/>
               </w:rPr>
             </w:pPr>
-            <w:proofErr w:type="spellStart"/>
-            <w:r>
-              <w:rPr>
-                <w:rFonts w:ascii="Calibri" w:hAnsi="Calibri" w:cs="Arial"/>
-                <w:sz w:val="18"/>
-                <w:szCs w:val="20"/>
-                <w:lang w:eastAsia="es-CL"/>
-              </w:rPr>
-              <w:t>React</w:t>
-            </w:r>
-            <w:proofErr w:type="spellEnd"/>
-            <w:r>
-              <w:rPr>
-                <w:rFonts w:ascii="Calibri" w:hAnsi="Calibri" w:cs="Arial"/>
-                <w:sz w:val="18"/>
-                <w:szCs w:val="20"/>
-                <w:lang w:eastAsia="es-CL"/>
-              </w:rPr>
-              <w:t xml:space="preserve">, </w:t>
-            </w:r>
-            <w:proofErr w:type="spellStart"/>
-            <w:r>
-              <w:rPr>
-                <w:rFonts w:ascii="Calibri" w:hAnsi="Calibri" w:cs="Arial"/>
-                <w:sz w:val="18"/>
-                <w:szCs w:val="20"/>
-                <w:lang w:eastAsia="es-CL"/>
-              </w:rPr>
-              <w:t>Supabase</w:t>
-            </w:r>
-            <w:proofErr w:type="spellEnd"/>
+            <w:r>
+              <w:rPr>
+                <w:rFonts w:ascii="Calibri" w:hAnsi="Calibri" w:cs="Arial"/>
+                <w:sz w:val="18"/>
+                <w:szCs w:val="20"/>
+                <w:lang w:eastAsia="es-CL"/>
+              </w:rPr>
+              <w:t>React, Supabase</w:t>
+            </w:r>
           </w:p>
         </w:tc>
         <w:tc>
@@ -8056,37 +7600,15 @@
                 <w:lang w:eastAsia="es-CL"/>
               </w:rPr>
             </w:pPr>
-            <w:proofErr w:type="spellStart"/>
-            <w:r>
-              <w:rPr>
-                <w:rFonts w:ascii="Calibri" w:hAnsi="Calibri" w:cs="Arial"/>
-                <w:sz w:val="18"/>
-                <w:szCs w:val="20"/>
-                <w:lang w:eastAsia="es-CL"/>
-              </w:rPr>
-              <w:t>React</w:t>
-            </w:r>
-            <w:proofErr w:type="spellEnd"/>
-            <w:r>
-              <w:rPr>
-                <w:rFonts w:ascii="Calibri" w:hAnsi="Calibri" w:cs="Arial"/>
-                <w:sz w:val="18"/>
-                <w:szCs w:val="20"/>
-                <w:lang w:eastAsia="es-CL"/>
-              </w:rPr>
-              <w:t xml:space="preserve">, </w:t>
-            </w:r>
-            <w:proofErr w:type="spellStart"/>
-            <w:r>
-              <w:rPr>
-                <w:rFonts w:ascii="Calibri" w:hAnsi="Calibri" w:cs="Arial"/>
-                <w:sz w:val="18"/>
-                <w:szCs w:val="20"/>
-                <w:lang w:eastAsia="es-CL"/>
-              </w:rPr>
-              <w:t>Supabase</w:t>
-            </w:r>
-            <w:proofErr w:type="spellEnd"/>
+            <w:r>
+              <w:rPr>
+                <w:rFonts w:ascii="Calibri" w:hAnsi="Calibri" w:cs="Arial"/>
+                <w:sz w:val="18"/>
+                <w:szCs w:val="20"/>
+                <w:lang w:eastAsia="es-CL"/>
+              </w:rPr>
+              <w:t>React, Supabase</w:t>
+            </w:r>
           </w:p>
         </w:tc>
         <w:tc>
@@ -8123,6 +7645,15 @@
                 <w:lang w:eastAsia="es-CL"/>
               </w:rPr>
               <w:t xml:space="preserve"> día</w:t>
+            </w:r>
+            <w:r>
+              <w:rPr>
+                <w:rFonts w:ascii="Calibri" w:hAnsi="Calibri" w:cs="Arial"/>
+                <w:sz w:val="18"/>
+                <w:szCs w:val="20"/>
+                <w:lang w:eastAsia="es-CL"/>
+              </w:rPr>
+              <w:t>s</w:t>
             </w:r>
           </w:p>
         </w:tc>
@@ -8364,37 +7895,15 @@
                 <w:lang w:eastAsia="es-CL"/>
               </w:rPr>
             </w:pPr>
-            <w:proofErr w:type="spellStart"/>
-            <w:r>
-              <w:rPr>
-                <w:rFonts w:ascii="Calibri" w:hAnsi="Calibri" w:cs="Arial"/>
-                <w:sz w:val="18"/>
-                <w:szCs w:val="20"/>
-                <w:lang w:eastAsia="es-CL"/>
-              </w:rPr>
-              <w:t>React</w:t>
-            </w:r>
-            <w:proofErr w:type="spellEnd"/>
-            <w:r>
-              <w:rPr>
-                <w:rFonts w:ascii="Calibri" w:hAnsi="Calibri" w:cs="Arial"/>
-                <w:sz w:val="18"/>
-                <w:szCs w:val="20"/>
-                <w:lang w:eastAsia="es-CL"/>
-              </w:rPr>
-              <w:t xml:space="preserve">, </w:t>
-            </w:r>
-            <w:proofErr w:type="spellStart"/>
-            <w:r>
-              <w:rPr>
-                <w:rFonts w:ascii="Calibri" w:hAnsi="Calibri" w:cs="Arial"/>
-                <w:sz w:val="18"/>
-                <w:szCs w:val="20"/>
-                <w:lang w:eastAsia="es-CL"/>
-              </w:rPr>
-              <w:t>Supabase</w:t>
-            </w:r>
-            <w:proofErr w:type="spellEnd"/>
+            <w:r>
+              <w:rPr>
+                <w:rFonts w:ascii="Calibri" w:hAnsi="Calibri" w:cs="Arial"/>
+                <w:sz w:val="18"/>
+                <w:szCs w:val="20"/>
+                <w:lang w:eastAsia="es-CL"/>
+              </w:rPr>
+              <w:t>React, Supabase</w:t>
+            </w:r>
           </w:p>
         </w:tc>
         <w:tc>
@@ -8431,6 +7940,15 @@
                 <w:lang w:eastAsia="es-CL"/>
               </w:rPr>
               <w:t xml:space="preserve"> día</w:t>
+            </w:r>
+            <w:r>
+              <w:rPr>
+                <w:rFonts w:ascii="Calibri" w:hAnsi="Calibri" w:cs="Arial"/>
+                <w:sz w:val="18"/>
+                <w:szCs w:val="20"/>
+                <w:lang w:eastAsia="es-CL"/>
+              </w:rPr>
+              <w:t>s</w:t>
             </w:r>
           </w:p>
         </w:tc>
@@ -8672,37 +8190,15 @@
                 <w:lang w:eastAsia="es-CL"/>
               </w:rPr>
             </w:pPr>
-            <w:proofErr w:type="spellStart"/>
-            <w:r>
-              <w:rPr>
-                <w:rFonts w:ascii="Calibri" w:hAnsi="Calibri" w:cs="Arial"/>
-                <w:sz w:val="18"/>
-                <w:szCs w:val="20"/>
-                <w:lang w:eastAsia="es-CL"/>
-              </w:rPr>
-              <w:t>React</w:t>
-            </w:r>
-            <w:proofErr w:type="spellEnd"/>
-            <w:r>
-              <w:rPr>
-                <w:rFonts w:ascii="Calibri" w:hAnsi="Calibri" w:cs="Arial"/>
-                <w:sz w:val="18"/>
-                <w:szCs w:val="20"/>
-                <w:lang w:eastAsia="es-CL"/>
-              </w:rPr>
-              <w:t xml:space="preserve">, </w:t>
-            </w:r>
-            <w:proofErr w:type="spellStart"/>
-            <w:r>
-              <w:rPr>
-                <w:rFonts w:ascii="Calibri" w:hAnsi="Calibri" w:cs="Arial"/>
-                <w:sz w:val="18"/>
-                <w:szCs w:val="20"/>
-                <w:lang w:eastAsia="es-CL"/>
-              </w:rPr>
-              <w:t>Supabase</w:t>
-            </w:r>
-            <w:proofErr w:type="spellEnd"/>
+            <w:r>
+              <w:rPr>
+                <w:rFonts w:ascii="Calibri" w:hAnsi="Calibri" w:cs="Arial"/>
+                <w:sz w:val="18"/>
+                <w:szCs w:val="20"/>
+                <w:lang w:eastAsia="es-CL"/>
+              </w:rPr>
+              <w:t>React, Supabase</w:t>
+            </w:r>
           </w:p>
         </w:tc>
         <w:tc>
@@ -8971,37 +8467,15 @@
                 <w:lang w:eastAsia="es-CL"/>
               </w:rPr>
             </w:pPr>
-            <w:proofErr w:type="spellStart"/>
-            <w:r>
-              <w:rPr>
-                <w:rFonts w:ascii="Calibri" w:hAnsi="Calibri" w:cs="Arial"/>
-                <w:sz w:val="18"/>
-                <w:szCs w:val="20"/>
-                <w:lang w:eastAsia="es-CL"/>
-              </w:rPr>
-              <w:t>React</w:t>
-            </w:r>
-            <w:proofErr w:type="spellEnd"/>
-            <w:r>
-              <w:rPr>
-                <w:rFonts w:ascii="Calibri" w:hAnsi="Calibri" w:cs="Arial"/>
-                <w:sz w:val="18"/>
-                <w:szCs w:val="20"/>
-                <w:lang w:eastAsia="es-CL"/>
-              </w:rPr>
-              <w:t xml:space="preserve">, </w:t>
-            </w:r>
-            <w:proofErr w:type="spellStart"/>
-            <w:r>
-              <w:rPr>
-                <w:rFonts w:ascii="Calibri" w:hAnsi="Calibri" w:cs="Arial"/>
-                <w:sz w:val="18"/>
-                <w:szCs w:val="20"/>
-                <w:lang w:eastAsia="es-CL"/>
-              </w:rPr>
-              <w:t>Supabase</w:t>
-            </w:r>
-            <w:proofErr w:type="spellEnd"/>
+            <w:r>
+              <w:rPr>
+                <w:rFonts w:ascii="Calibri" w:hAnsi="Calibri" w:cs="Arial"/>
+                <w:sz w:val="18"/>
+                <w:szCs w:val="20"/>
+                <w:lang w:eastAsia="es-CL"/>
+              </w:rPr>
+              <w:t>React, Supabase</w:t>
+            </w:r>
           </w:p>
         </w:tc>
         <w:tc>
@@ -9270,37 +8744,15 @@
                 <w:lang w:eastAsia="es-CL"/>
               </w:rPr>
             </w:pPr>
-            <w:proofErr w:type="spellStart"/>
-            <w:r>
-              <w:rPr>
-                <w:rFonts w:ascii="Calibri" w:hAnsi="Calibri" w:cs="Arial"/>
-                <w:sz w:val="18"/>
-                <w:szCs w:val="20"/>
-                <w:lang w:eastAsia="es-CL"/>
-              </w:rPr>
-              <w:t>React</w:t>
-            </w:r>
-            <w:proofErr w:type="spellEnd"/>
-            <w:r>
-              <w:rPr>
-                <w:rFonts w:ascii="Calibri" w:hAnsi="Calibri" w:cs="Arial"/>
-                <w:sz w:val="18"/>
-                <w:szCs w:val="20"/>
-                <w:lang w:eastAsia="es-CL"/>
-              </w:rPr>
-              <w:t xml:space="preserve">, </w:t>
-            </w:r>
-            <w:proofErr w:type="spellStart"/>
-            <w:r>
-              <w:rPr>
-                <w:rFonts w:ascii="Calibri" w:hAnsi="Calibri" w:cs="Arial"/>
-                <w:sz w:val="18"/>
-                <w:szCs w:val="20"/>
-                <w:lang w:eastAsia="es-CL"/>
-              </w:rPr>
-              <w:t>Supabase</w:t>
-            </w:r>
-            <w:proofErr w:type="spellEnd"/>
+            <w:r>
+              <w:rPr>
+                <w:rFonts w:ascii="Calibri" w:hAnsi="Calibri" w:cs="Arial"/>
+                <w:sz w:val="18"/>
+                <w:szCs w:val="20"/>
+                <w:lang w:eastAsia="es-CL"/>
+              </w:rPr>
+              <w:t>React, Supabase</w:t>
+            </w:r>
           </w:p>
         </w:tc>
         <w:tc>
@@ -9337,6 +8789,15 @@
                 <w:lang w:eastAsia="es-CL"/>
               </w:rPr>
               <w:t xml:space="preserve"> día</w:t>
+            </w:r>
+            <w:r>
+              <w:rPr>
+                <w:rFonts w:ascii="Calibri" w:hAnsi="Calibri" w:cs="Arial"/>
+                <w:sz w:val="18"/>
+                <w:szCs w:val="20"/>
+                <w:lang w:eastAsia="es-CL"/>
+              </w:rPr>
+              <w:t>s</w:t>
             </w:r>
           </w:p>
         </w:tc>
@@ -9578,37 +9039,15 @@
                 <w:lang w:eastAsia="es-CL"/>
               </w:rPr>
             </w:pPr>
-            <w:proofErr w:type="spellStart"/>
-            <w:r>
-              <w:rPr>
-                <w:rFonts w:ascii="Calibri" w:hAnsi="Calibri" w:cs="Arial"/>
-                <w:sz w:val="18"/>
-                <w:szCs w:val="20"/>
-                <w:lang w:eastAsia="es-CL"/>
-              </w:rPr>
-              <w:t>React</w:t>
-            </w:r>
-            <w:proofErr w:type="spellEnd"/>
-            <w:r>
-              <w:rPr>
-                <w:rFonts w:ascii="Calibri" w:hAnsi="Calibri" w:cs="Arial"/>
-                <w:sz w:val="18"/>
-                <w:szCs w:val="20"/>
-                <w:lang w:eastAsia="es-CL"/>
-              </w:rPr>
-              <w:t xml:space="preserve">, </w:t>
-            </w:r>
-            <w:proofErr w:type="spellStart"/>
-            <w:r>
-              <w:rPr>
-                <w:rFonts w:ascii="Calibri" w:hAnsi="Calibri" w:cs="Arial"/>
-                <w:sz w:val="18"/>
-                <w:szCs w:val="20"/>
-                <w:lang w:eastAsia="es-CL"/>
-              </w:rPr>
-              <w:t>Supabase</w:t>
-            </w:r>
-            <w:proofErr w:type="spellEnd"/>
+            <w:r>
+              <w:rPr>
+                <w:rFonts w:ascii="Calibri" w:hAnsi="Calibri" w:cs="Arial"/>
+                <w:sz w:val="18"/>
+                <w:szCs w:val="20"/>
+                <w:lang w:eastAsia="es-CL"/>
+              </w:rPr>
+              <w:t>React, Supabase</w:t>
+            </w:r>
           </w:p>
         </w:tc>
         <w:tc>
@@ -9645,6 +9084,15 @@
                 <w:lang w:eastAsia="es-CL"/>
               </w:rPr>
               <w:t xml:space="preserve"> día</w:t>
+            </w:r>
+            <w:r>
+              <w:rPr>
+                <w:rFonts w:ascii="Calibri" w:hAnsi="Calibri" w:cs="Arial"/>
+                <w:sz w:val="18"/>
+                <w:szCs w:val="20"/>
+                <w:lang w:eastAsia="es-CL"/>
+              </w:rPr>
+              <w:t>s</w:t>
             </w:r>
           </w:p>
         </w:tc>
@@ -9887,37 +9335,15 @@
                 <w:lang w:eastAsia="es-CL"/>
               </w:rPr>
             </w:pPr>
-            <w:proofErr w:type="spellStart"/>
-            <w:r>
-              <w:rPr>
-                <w:rFonts w:ascii="Calibri" w:hAnsi="Calibri" w:cs="Arial"/>
-                <w:sz w:val="18"/>
-                <w:szCs w:val="20"/>
-                <w:lang w:eastAsia="es-CL"/>
-              </w:rPr>
-              <w:t>React</w:t>
-            </w:r>
-            <w:proofErr w:type="spellEnd"/>
-            <w:r>
-              <w:rPr>
-                <w:rFonts w:ascii="Calibri" w:hAnsi="Calibri" w:cs="Arial"/>
-                <w:sz w:val="18"/>
-                <w:szCs w:val="20"/>
-                <w:lang w:eastAsia="es-CL"/>
-              </w:rPr>
-              <w:t xml:space="preserve">, </w:t>
-            </w:r>
-            <w:proofErr w:type="spellStart"/>
-            <w:r>
-              <w:rPr>
-                <w:rFonts w:ascii="Calibri" w:hAnsi="Calibri" w:cs="Arial"/>
-                <w:sz w:val="18"/>
-                <w:szCs w:val="20"/>
-                <w:lang w:eastAsia="es-CL"/>
-              </w:rPr>
-              <w:t>Supabase</w:t>
-            </w:r>
-            <w:proofErr w:type="spellEnd"/>
+            <w:r>
+              <w:rPr>
+                <w:rFonts w:ascii="Calibri" w:hAnsi="Calibri" w:cs="Arial"/>
+                <w:sz w:val="18"/>
+                <w:szCs w:val="20"/>
+                <w:lang w:eastAsia="es-CL"/>
+              </w:rPr>
+              <w:t>React, Supabase</w:t>
+            </w:r>
           </w:p>
         </w:tc>
         <w:tc>
@@ -9954,6 +9380,15 @@
                 <w:lang w:eastAsia="es-CL"/>
               </w:rPr>
               <w:t xml:space="preserve"> día</w:t>
+            </w:r>
+            <w:r>
+              <w:rPr>
+                <w:rFonts w:ascii="Calibri" w:hAnsi="Calibri" w:cs="Arial"/>
+                <w:sz w:val="18"/>
+                <w:szCs w:val="20"/>
+                <w:lang w:eastAsia="es-CL"/>
+              </w:rPr>
+              <w:t>s</w:t>
             </w:r>
           </w:p>
         </w:tc>
@@ -10195,37 +9630,15 @@
                 <w:lang w:eastAsia="es-CL"/>
               </w:rPr>
             </w:pPr>
-            <w:proofErr w:type="spellStart"/>
-            <w:r>
-              <w:rPr>
-                <w:rFonts w:ascii="Calibri" w:hAnsi="Calibri" w:cs="Arial"/>
-                <w:sz w:val="18"/>
-                <w:szCs w:val="20"/>
-                <w:lang w:eastAsia="es-CL"/>
-              </w:rPr>
-              <w:t>React</w:t>
-            </w:r>
-            <w:proofErr w:type="spellEnd"/>
-            <w:r>
-              <w:rPr>
-                <w:rFonts w:ascii="Calibri" w:hAnsi="Calibri" w:cs="Arial"/>
-                <w:sz w:val="18"/>
-                <w:szCs w:val="20"/>
-                <w:lang w:eastAsia="es-CL"/>
-              </w:rPr>
-              <w:t xml:space="preserve">, </w:t>
-            </w:r>
-            <w:proofErr w:type="spellStart"/>
-            <w:r>
-              <w:rPr>
-                <w:rFonts w:ascii="Calibri" w:hAnsi="Calibri" w:cs="Arial"/>
-                <w:sz w:val="18"/>
-                <w:szCs w:val="20"/>
-                <w:lang w:eastAsia="es-CL"/>
-              </w:rPr>
-              <w:t>Supabase</w:t>
-            </w:r>
-            <w:proofErr w:type="spellEnd"/>
+            <w:r>
+              <w:rPr>
+                <w:rFonts w:ascii="Calibri" w:hAnsi="Calibri" w:cs="Arial"/>
+                <w:sz w:val="18"/>
+                <w:szCs w:val="20"/>
+                <w:lang w:eastAsia="es-CL"/>
+              </w:rPr>
+              <w:t>React, Supabase</w:t>
+            </w:r>
           </w:p>
         </w:tc>
         <w:tc>
@@ -10262,6 +9675,15 @@
                 <w:lang w:eastAsia="es-CL"/>
               </w:rPr>
               <w:t xml:space="preserve"> día</w:t>
+            </w:r>
+            <w:r>
+              <w:rPr>
+                <w:rFonts w:ascii="Calibri" w:hAnsi="Calibri" w:cs="Arial"/>
+                <w:sz w:val="18"/>
+                <w:szCs w:val="20"/>
+                <w:lang w:eastAsia="es-CL"/>
+              </w:rPr>
+              <w:t>s</w:t>
             </w:r>
           </w:p>
         </w:tc>
@@ -10503,25 +9925,14 @@
                 <w:lang w:eastAsia="es-CL"/>
               </w:rPr>
             </w:pPr>
-            <w:proofErr w:type="spellStart"/>
-            <w:r>
-              <w:rPr>
-                <w:rFonts w:ascii="Calibri" w:hAnsi="Calibri" w:cs="Arial"/>
-                <w:sz w:val="18"/>
-                <w:szCs w:val="20"/>
-                <w:lang w:eastAsia="es-CL"/>
-              </w:rPr>
-              <w:t>React</w:t>
-            </w:r>
-            <w:proofErr w:type="spellEnd"/>
-            <w:r>
-              <w:rPr>
-                <w:rFonts w:ascii="Calibri" w:hAnsi="Calibri" w:cs="Arial"/>
-                <w:sz w:val="18"/>
-                <w:szCs w:val="20"/>
-                <w:lang w:eastAsia="es-CL"/>
-              </w:rPr>
-              <w:t>, CSS, VS Code</w:t>
+            <w:r>
+              <w:rPr>
+                <w:rFonts w:ascii="Calibri" w:hAnsi="Calibri" w:cs="Arial"/>
+                <w:sz w:val="18"/>
+                <w:szCs w:val="20"/>
+                <w:lang w:eastAsia="es-CL"/>
+              </w:rPr>
+              <w:t>React, CSS, VS Code</w:t>
             </w:r>
           </w:p>
         </w:tc>
@@ -10667,27 +10078,7 @@
                 <w:szCs w:val="20"/>
                 <w:lang w:eastAsia="es-CL"/>
               </w:rPr>
-              <w:t xml:space="preserve">Desarrollo del </w:t>
-            </w:r>
-            <w:proofErr w:type="spellStart"/>
-            <w:r>
-              <w:rPr>
-                <w:rFonts w:ascii="Calibri" w:hAnsi="Calibri" w:cs="Arial"/>
-                <w:sz w:val="18"/>
-                <w:szCs w:val="20"/>
-                <w:lang w:eastAsia="es-CL"/>
-              </w:rPr>
-              <w:t>dashboard</w:t>
-            </w:r>
-            <w:proofErr w:type="spellEnd"/>
-            <w:r>
-              <w:rPr>
-                <w:rFonts w:ascii="Calibri" w:hAnsi="Calibri" w:cs="Arial"/>
-                <w:sz w:val="18"/>
-                <w:szCs w:val="20"/>
-                <w:lang w:eastAsia="es-CL"/>
-              </w:rPr>
-              <w:t xml:space="preserve"> del Bodeguero</w:t>
+              <w:t>Desarrollo del dashboard del Bodeguero</w:t>
             </w:r>
           </w:p>
         </w:tc>
@@ -10730,37 +10121,15 @@
                 <w:lang w:eastAsia="es-CL"/>
               </w:rPr>
             </w:pPr>
-            <w:proofErr w:type="spellStart"/>
-            <w:r>
-              <w:rPr>
-                <w:rFonts w:ascii="Calibri" w:hAnsi="Calibri" w:cs="Arial"/>
-                <w:sz w:val="18"/>
-                <w:szCs w:val="20"/>
-                <w:lang w:eastAsia="es-CL"/>
-              </w:rPr>
-              <w:t>React</w:t>
-            </w:r>
-            <w:proofErr w:type="spellEnd"/>
-            <w:r>
-              <w:rPr>
-                <w:rFonts w:ascii="Calibri" w:hAnsi="Calibri" w:cs="Arial"/>
-                <w:sz w:val="18"/>
-                <w:szCs w:val="20"/>
-                <w:lang w:eastAsia="es-CL"/>
-              </w:rPr>
-              <w:t xml:space="preserve">, </w:t>
-            </w:r>
-            <w:proofErr w:type="spellStart"/>
-            <w:r>
-              <w:rPr>
-                <w:rFonts w:ascii="Calibri" w:hAnsi="Calibri" w:cs="Arial"/>
-                <w:sz w:val="18"/>
-                <w:szCs w:val="20"/>
-                <w:lang w:eastAsia="es-CL"/>
-              </w:rPr>
-              <w:t>Supabase</w:t>
-            </w:r>
-            <w:proofErr w:type="spellEnd"/>
+            <w:r>
+              <w:rPr>
+                <w:rFonts w:ascii="Calibri" w:hAnsi="Calibri" w:cs="Arial"/>
+                <w:sz w:val="18"/>
+                <w:szCs w:val="20"/>
+                <w:lang w:eastAsia="es-CL"/>
+              </w:rPr>
+              <w:t>React, Supabase</w:t>
+            </w:r>
           </w:p>
         </w:tc>
         <w:tc>
@@ -10797,6 +10166,15 @@
                 <w:lang w:eastAsia="es-CL"/>
               </w:rPr>
               <w:t xml:space="preserve"> día</w:t>
+            </w:r>
+            <w:r>
+              <w:rPr>
+                <w:rFonts w:ascii="Calibri" w:hAnsi="Calibri" w:cs="Arial"/>
+                <w:sz w:val="18"/>
+                <w:szCs w:val="20"/>
+                <w:lang w:eastAsia="es-CL"/>
+              </w:rPr>
+              <w:t>s</w:t>
             </w:r>
           </w:p>
         </w:tc>
@@ -10948,37 +10326,15 @@
                 <w:lang w:eastAsia="es-CL"/>
               </w:rPr>
             </w:pPr>
-            <w:proofErr w:type="spellStart"/>
-            <w:r>
-              <w:rPr>
-                <w:rFonts w:ascii="Calibri" w:hAnsi="Calibri" w:cs="Arial"/>
-                <w:sz w:val="18"/>
-                <w:szCs w:val="20"/>
-                <w:lang w:eastAsia="es-CL"/>
-              </w:rPr>
-              <w:t>React</w:t>
-            </w:r>
-            <w:proofErr w:type="spellEnd"/>
-            <w:r>
-              <w:rPr>
-                <w:rFonts w:ascii="Calibri" w:hAnsi="Calibri" w:cs="Arial"/>
-                <w:sz w:val="18"/>
-                <w:szCs w:val="20"/>
-                <w:lang w:eastAsia="es-CL"/>
-              </w:rPr>
-              <w:t xml:space="preserve">, </w:t>
-            </w:r>
-            <w:proofErr w:type="spellStart"/>
-            <w:r>
-              <w:rPr>
-                <w:rFonts w:ascii="Calibri" w:hAnsi="Calibri" w:cs="Arial"/>
-                <w:sz w:val="18"/>
-                <w:szCs w:val="20"/>
-                <w:lang w:eastAsia="es-CL"/>
-              </w:rPr>
-              <w:t>Supabase</w:t>
-            </w:r>
-            <w:proofErr w:type="spellEnd"/>
+            <w:r>
+              <w:rPr>
+                <w:rFonts w:ascii="Calibri" w:hAnsi="Calibri" w:cs="Arial"/>
+                <w:sz w:val="18"/>
+                <w:szCs w:val="20"/>
+                <w:lang w:eastAsia="es-CL"/>
+              </w:rPr>
+              <w:t>React, Supabase</w:t>
+            </w:r>
           </w:p>
         </w:tc>
         <w:tc>
@@ -11157,37 +10513,15 @@
                 <w:lang w:eastAsia="es-CL"/>
               </w:rPr>
             </w:pPr>
-            <w:proofErr w:type="spellStart"/>
-            <w:r>
-              <w:rPr>
-                <w:rFonts w:ascii="Calibri" w:hAnsi="Calibri" w:cs="Arial"/>
-                <w:sz w:val="18"/>
-                <w:szCs w:val="20"/>
-                <w:lang w:eastAsia="es-CL"/>
-              </w:rPr>
-              <w:t>React</w:t>
-            </w:r>
-            <w:proofErr w:type="spellEnd"/>
-            <w:r>
-              <w:rPr>
-                <w:rFonts w:ascii="Calibri" w:hAnsi="Calibri" w:cs="Arial"/>
-                <w:sz w:val="18"/>
-                <w:szCs w:val="20"/>
-                <w:lang w:eastAsia="es-CL"/>
-              </w:rPr>
-              <w:t xml:space="preserve">, </w:t>
-            </w:r>
-            <w:proofErr w:type="spellStart"/>
-            <w:r>
-              <w:rPr>
-                <w:rFonts w:ascii="Calibri" w:hAnsi="Calibri" w:cs="Arial"/>
-                <w:sz w:val="18"/>
-                <w:szCs w:val="20"/>
-                <w:lang w:eastAsia="es-CL"/>
-              </w:rPr>
-              <w:t>Supabase</w:t>
-            </w:r>
-            <w:proofErr w:type="spellEnd"/>
+            <w:r>
+              <w:rPr>
+                <w:rFonts w:ascii="Calibri" w:hAnsi="Calibri" w:cs="Arial"/>
+                <w:sz w:val="18"/>
+                <w:szCs w:val="20"/>
+                <w:lang w:eastAsia="es-CL"/>
+              </w:rPr>
+              <w:t>React, Supabase</w:t>
+            </w:r>
           </w:p>
         </w:tc>
         <w:tc>
@@ -11378,37 +10712,15 @@
                 <w:lang w:eastAsia="es-CL"/>
               </w:rPr>
             </w:pPr>
-            <w:proofErr w:type="spellStart"/>
-            <w:r>
-              <w:rPr>
-                <w:rFonts w:ascii="Calibri" w:hAnsi="Calibri" w:cs="Arial"/>
-                <w:sz w:val="18"/>
-                <w:szCs w:val="20"/>
-                <w:lang w:eastAsia="es-CL"/>
-              </w:rPr>
-              <w:t>React</w:t>
-            </w:r>
-            <w:proofErr w:type="spellEnd"/>
-            <w:r>
-              <w:rPr>
-                <w:rFonts w:ascii="Calibri" w:hAnsi="Calibri" w:cs="Arial"/>
-                <w:sz w:val="18"/>
-                <w:szCs w:val="20"/>
-                <w:lang w:eastAsia="es-CL"/>
-              </w:rPr>
-              <w:t xml:space="preserve">, </w:t>
-            </w:r>
-            <w:proofErr w:type="spellStart"/>
-            <w:r>
-              <w:rPr>
-                <w:rFonts w:ascii="Calibri" w:hAnsi="Calibri" w:cs="Arial"/>
-                <w:sz w:val="18"/>
-                <w:szCs w:val="20"/>
-                <w:lang w:eastAsia="es-CL"/>
-              </w:rPr>
-              <w:t>Supabase</w:t>
-            </w:r>
-            <w:proofErr w:type="spellEnd"/>
+            <w:r>
+              <w:rPr>
+                <w:rFonts w:ascii="Calibri" w:hAnsi="Calibri" w:cs="Arial"/>
+                <w:sz w:val="18"/>
+                <w:szCs w:val="20"/>
+                <w:lang w:eastAsia="es-CL"/>
+              </w:rPr>
+              <w:t>React, Supabase</w:t>
+            </w:r>
           </w:p>
         </w:tc>
         <w:tc>
@@ -11587,37 +10899,15 @@
                 <w:lang w:eastAsia="es-CL"/>
               </w:rPr>
             </w:pPr>
-            <w:proofErr w:type="spellStart"/>
-            <w:r>
-              <w:rPr>
-                <w:rFonts w:ascii="Calibri" w:hAnsi="Calibri" w:cs="Arial"/>
-                <w:sz w:val="18"/>
-                <w:szCs w:val="20"/>
-                <w:lang w:eastAsia="es-CL"/>
-              </w:rPr>
-              <w:t>React</w:t>
-            </w:r>
-            <w:proofErr w:type="spellEnd"/>
-            <w:r>
-              <w:rPr>
-                <w:rFonts w:ascii="Calibri" w:hAnsi="Calibri" w:cs="Arial"/>
-                <w:sz w:val="18"/>
-                <w:szCs w:val="20"/>
-                <w:lang w:eastAsia="es-CL"/>
-              </w:rPr>
-              <w:t xml:space="preserve">, </w:t>
-            </w:r>
-            <w:proofErr w:type="spellStart"/>
-            <w:r>
-              <w:rPr>
-                <w:rFonts w:ascii="Calibri" w:hAnsi="Calibri" w:cs="Arial"/>
-                <w:sz w:val="18"/>
-                <w:szCs w:val="20"/>
-                <w:lang w:eastAsia="es-CL"/>
-              </w:rPr>
-              <w:t>Supabase</w:t>
-            </w:r>
-            <w:proofErr w:type="spellEnd"/>
+            <w:r>
+              <w:rPr>
+                <w:rFonts w:ascii="Calibri" w:hAnsi="Calibri" w:cs="Arial"/>
+                <w:sz w:val="18"/>
+                <w:szCs w:val="20"/>
+                <w:lang w:eastAsia="es-CL"/>
+              </w:rPr>
+              <w:t>React, Supabase</w:t>
+            </w:r>
           </w:p>
         </w:tc>
         <w:tc>
@@ -11796,37 +11086,15 @@
                 <w:lang w:eastAsia="es-CL"/>
               </w:rPr>
             </w:pPr>
-            <w:proofErr w:type="spellStart"/>
-            <w:r>
-              <w:rPr>
-                <w:rFonts w:ascii="Calibri" w:hAnsi="Calibri" w:cs="Arial"/>
-                <w:sz w:val="18"/>
-                <w:szCs w:val="20"/>
-                <w:lang w:eastAsia="es-CL"/>
-              </w:rPr>
-              <w:t>React</w:t>
-            </w:r>
-            <w:proofErr w:type="spellEnd"/>
-            <w:r>
-              <w:rPr>
-                <w:rFonts w:ascii="Calibri" w:hAnsi="Calibri" w:cs="Arial"/>
-                <w:sz w:val="18"/>
-                <w:szCs w:val="20"/>
-                <w:lang w:eastAsia="es-CL"/>
-              </w:rPr>
-              <w:t xml:space="preserve">, </w:t>
-            </w:r>
-            <w:proofErr w:type="spellStart"/>
-            <w:r>
-              <w:rPr>
-                <w:rFonts w:ascii="Calibri" w:hAnsi="Calibri" w:cs="Arial"/>
-                <w:sz w:val="18"/>
-                <w:szCs w:val="20"/>
-                <w:lang w:eastAsia="es-CL"/>
-              </w:rPr>
-              <w:t>Supabase</w:t>
-            </w:r>
-            <w:proofErr w:type="spellEnd"/>
+            <w:r>
+              <w:rPr>
+                <w:rFonts w:ascii="Calibri" w:hAnsi="Calibri" w:cs="Arial"/>
+                <w:sz w:val="18"/>
+                <w:szCs w:val="20"/>
+                <w:lang w:eastAsia="es-CL"/>
+              </w:rPr>
+              <w:t>React, Supabase</w:t>
+            </w:r>
           </w:p>
         </w:tc>
         <w:tc>
@@ -12005,37 +11273,15 @@
                 <w:lang w:eastAsia="es-CL"/>
               </w:rPr>
             </w:pPr>
-            <w:proofErr w:type="spellStart"/>
-            <w:r>
-              <w:rPr>
-                <w:rFonts w:ascii="Calibri" w:hAnsi="Calibri" w:cs="Arial"/>
-                <w:sz w:val="18"/>
-                <w:szCs w:val="20"/>
-                <w:lang w:eastAsia="es-CL"/>
-              </w:rPr>
-              <w:t>React</w:t>
-            </w:r>
-            <w:proofErr w:type="spellEnd"/>
-            <w:r>
-              <w:rPr>
-                <w:rFonts w:ascii="Calibri" w:hAnsi="Calibri" w:cs="Arial"/>
-                <w:sz w:val="18"/>
-                <w:szCs w:val="20"/>
-                <w:lang w:eastAsia="es-CL"/>
-              </w:rPr>
-              <w:t xml:space="preserve">, </w:t>
-            </w:r>
-            <w:proofErr w:type="spellStart"/>
-            <w:r>
-              <w:rPr>
-                <w:rFonts w:ascii="Calibri" w:hAnsi="Calibri" w:cs="Arial"/>
-                <w:sz w:val="18"/>
-                <w:szCs w:val="20"/>
-                <w:lang w:eastAsia="es-CL"/>
-              </w:rPr>
-              <w:t>Supabase</w:t>
-            </w:r>
-            <w:proofErr w:type="spellEnd"/>
+            <w:r>
+              <w:rPr>
+                <w:rFonts w:ascii="Calibri" w:hAnsi="Calibri" w:cs="Arial"/>
+                <w:sz w:val="18"/>
+                <w:szCs w:val="20"/>
+                <w:lang w:eastAsia="es-CL"/>
+              </w:rPr>
+              <w:t>React, Supabase</w:t>
+            </w:r>
           </w:p>
         </w:tc>
         <w:tc>
@@ -12072,6 +11318,15 @@
                 <w:lang w:eastAsia="es-CL"/>
               </w:rPr>
               <w:t xml:space="preserve"> día</w:t>
+            </w:r>
+            <w:r>
+              <w:rPr>
+                <w:rFonts w:ascii="Calibri" w:hAnsi="Calibri" w:cs="Arial"/>
+                <w:sz w:val="18"/>
+                <w:szCs w:val="20"/>
+                <w:lang w:eastAsia="es-CL"/>
+              </w:rPr>
+              <w:t>s</w:t>
             </w:r>
           </w:p>
         </w:tc>
@@ -12223,37 +11478,15 @@
                 <w:lang w:eastAsia="es-CL"/>
               </w:rPr>
             </w:pPr>
-            <w:proofErr w:type="spellStart"/>
-            <w:r>
-              <w:rPr>
-                <w:rFonts w:ascii="Calibri" w:hAnsi="Calibri" w:cs="Arial"/>
-                <w:sz w:val="18"/>
-                <w:szCs w:val="20"/>
-                <w:lang w:eastAsia="es-CL"/>
-              </w:rPr>
-              <w:t>React</w:t>
-            </w:r>
-            <w:proofErr w:type="spellEnd"/>
-            <w:r>
-              <w:rPr>
-                <w:rFonts w:ascii="Calibri" w:hAnsi="Calibri" w:cs="Arial"/>
-                <w:sz w:val="18"/>
-                <w:szCs w:val="20"/>
-                <w:lang w:eastAsia="es-CL"/>
-              </w:rPr>
-              <w:t xml:space="preserve">, </w:t>
-            </w:r>
-            <w:proofErr w:type="spellStart"/>
-            <w:r>
-              <w:rPr>
-                <w:rFonts w:ascii="Calibri" w:hAnsi="Calibri" w:cs="Arial"/>
-                <w:sz w:val="18"/>
-                <w:szCs w:val="20"/>
-                <w:lang w:eastAsia="es-CL"/>
-              </w:rPr>
-              <w:t>Supabase</w:t>
-            </w:r>
-            <w:proofErr w:type="spellEnd"/>
+            <w:r>
+              <w:rPr>
+                <w:rFonts w:ascii="Calibri" w:hAnsi="Calibri" w:cs="Arial"/>
+                <w:sz w:val="18"/>
+                <w:szCs w:val="20"/>
+                <w:lang w:eastAsia="es-CL"/>
+              </w:rPr>
+              <w:t>React, Supabase</w:t>
+            </w:r>
           </w:p>
         </w:tc>
         <w:tc>
@@ -12522,25 +11755,14 @@
                 <w:lang w:eastAsia="es-CL"/>
               </w:rPr>
             </w:pPr>
-            <w:proofErr w:type="spellStart"/>
-            <w:r>
-              <w:rPr>
-                <w:rFonts w:ascii="Calibri" w:hAnsi="Calibri" w:cs="Arial"/>
-                <w:sz w:val="18"/>
-                <w:szCs w:val="20"/>
-                <w:lang w:eastAsia="es-CL"/>
-              </w:rPr>
-              <w:t>React</w:t>
-            </w:r>
-            <w:proofErr w:type="spellEnd"/>
-            <w:r>
-              <w:rPr>
-                <w:rFonts w:ascii="Calibri" w:hAnsi="Calibri" w:cs="Arial"/>
-                <w:sz w:val="18"/>
-                <w:szCs w:val="20"/>
-                <w:lang w:eastAsia="es-CL"/>
-              </w:rPr>
-              <w:t>, CSS, VS Code</w:t>
+            <w:r>
+              <w:rPr>
+                <w:rFonts w:ascii="Calibri" w:hAnsi="Calibri" w:cs="Arial"/>
+                <w:sz w:val="18"/>
+                <w:szCs w:val="20"/>
+                <w:lang w:eastAsia="es-CL"/>
+              </w:rPr>
+              <w:t>React, CSS, VS Code</w:t>
             </w:r>
           </w:p>
         </w:tc>
@@ -12721,25 +11943,14 @@
                 <w:lang w:eastAsia="es-CL"/>
               </w:rPr>
             </w:pPr>
-            <w:proofErr w:type="spellStart"/>
-            <w:r>
-              <w:rPr>
-                <w:rFonts w:ascii="Calibri" w:hAnsi="Calibri" w:cs="Arial"/>
-                <w:sz w:val="18"/>
-                <w:szCs w:val="20"/>
-                <w:lang w:eastAsia="es-CL"/>
-              </w:rPr>
-              <w:t>React</w:t>
-            </w:r>
-            <w:proofErr w:type="spellEnd"/>
-            <w:r>
-              <w:rPr>
-                <w:rFonts w:ascii="Calibri" w:hAnsi="Calibri" w:cs="Arial"/>
-                <w:sz w:val="18"/>
-                <w:szCs w:val="20"/>
-                <w:lang w:eastAsia="es-CL"/>
-              </w:rPr>
-              <w:t>, CSS</w:t>
+            <w:r>
+              <w:rPr>
+                <w:rFonts w:ascii="Calibri" w:hAnsi="Calibri" w:cs="Arial"/>
+                <w:sz w:val="18"/>
+                <w:szCs w:val="20"/>
+                <w:lang w:eastAsia="es-CL"/>
+              </w:rPr>
+              <w:t>React, CSS</w:t>
             </w:r>
           </w:p>
         </w:tc>
@@ -12786,6 +11997,15 @@
                 <w:lang w:eastAsia="es-CL"/>
               </w:rPr>
               <w:t>día</w:t>
+            </w:r>
+            <w:r>
+              <w:rPr>
+                <w:rFonts w:ascii="Calibri" w:hAnsi="Calibri" w:cs="Arial"/>
+                <w:sz w:val="18"/>
+                <w:szCs w:val="20"/>
+                <w:lang w:eastAsia="es-CL"/>
+              </w:rPr>
+              <w:t>s</w:t>
             </w:r>
           </w:p>
         </w:tc>
@@ -13026,25 +12246,14 @@
                 <w:lang w:eastAsia="es-CL"/>
               </w:rPr>
             </w:pPr>
-            <w:proofErr w:type="spellStart"/>
-            <w:r>
-              <w:rPr>
-                <w:rFonts w:ascii="Calibri" w:hAnsi="Calibri" w:cs="Arial"/>
-                <w:sz w:val="18"/>
-                <w:szCs w:val="20"/>
-                <w:lang w:eastAsia="es-CL"/>
-              </w:rPr>
-              <w:t>React</w:t>
-            </w:r>
-            <w:proofErr w:type="spellEnd"/>
-            <w:r>
-              <w:rPr>
-                <w:rFonts w:ascii="Calibri" w:hAnsi="Calibri" w:cs="Arial"/>
-                <w:sz w:val="18"/>
-                <w:szCs w:val="20"/>
-                <w:lang w:eastAsia="es-CL"/>
-              </w:rPr>
-              <w:t>, CSS</w:t>
+            <w:r>
+              <w:rPr>
+                <w:rFonts w:ascii="Calibri" w:hAnsi="Calibri" w:cs="Arial"/>
+                <w:sz w:val="18"/>
+                <w:szCs w:val="20"/>
+                <w:lang w:eastAsia="es-CL"/>
+              </w:rPr>
+              <w:t>React, CSS</w:t>
             </w:r>
           </w:p>
         </w:tc>
@@ -13245,45 +12454,14 @@
                 <w:lang w:eastAsia="es-CL"/>
               </w:rPr>
             </w:pPr>
-            <w:proofErr w:type="spellStart"/>
-            <w:r>
-              <w:rPr>
-                <w:rFonts w:ascii="Calibri" w:hAnsi="Calibri" w:cs="Arial"/>
-                <w:sz w:val="18"/>
-                <w:szCs w:val="20"/>
-                <w:lang w:eastAsia="es-CL"/>
-              </w:rPr>
-              <w:t>React</w:t>
-            </w:r>
-            <w:proofErr w:type="spellEnd"/>
-            <w:r>
-              <w:rPr>
-                <w:rFonts w:ascii="Calibri" w:hAnsi="Calibri" w:cs="Arial"/>
-                <w:sz w:val="18"/>
-                <w:szCs w:val="20"/>
-                <w:lang w:eastAsia="es-CL"/>
-              </w:rPr>
-              <w:t xml:space="preserve">, </w:t>
-            </w:r>
-            <w:proofErr w:type="spellStart"/>
-            <w:r>
-              <w:rPr>
-                <w:rFonts w:ascii="Calibri" w:hAnsi="Calibri" w:cs="Arial"/>
-                <w:sz w:val="18"/>
-                <w:szCs w:val="20"/>
-                <w:lang w:eastAsia="es-CL"/>
-              </w:rPr>
-              <w:t>Motion</w:t>
-            </w:r>
-            <w:proofErr w:type="spellEnd"/>
-            <w:r>
-              <w:rPr>
-                <w:rFonts w:ascii="Calibri" w:hAnsi="Calibri" w:cs="Arial"/>
-                <w:sz w:val="18"/>
-                <w:szCs w:val="20"/>
-                <w:lang w:eastAsia="es-CL"/>
-              </w:rPr>
-              <w:t>, CSS</w:t>
+            <w:r>
+              <w:rPr>
+                <w:rFonts w:ascii="Calibri" w:hAnsi="Calibri" w:cs="Arial"/>
+                <w:sz w:val="18"/>
+                <w:szCs w:val="20"/>
+                <w:lang w:eastAsia="es-CL"/>
+              </w:rPr>
+              <w:t>React, Motion, CSS</w:t>
             </w:r>
           </w:p>
         </w:tc>
@@ -13463,37 +12641,15 @@
                 <w:lang w:eastAsia="es-CL"/>
               </w:rPr>
             </w:pPr>
-            <w:proofErr w:type="spellStart"/>
-            <w:r>
-              <w:rPr>
-                <w:rFonts w:ascii="Calibri" w:hAnsi="Calibri" w:cs="Arial"/>
-                <w:sz w:val="18"/>
-                <w:szCs w:val="20"/>
-                <w:lang w:eastAsia="es-CL"/>
-              </w:rPr>
-              <w:t>React</w:t>
-            </w:r>
-            <w:proofErr w:type="spellEnd"/>
-            <w:r>
-              <w:rPr>
-                <w:rFonts w:ascii="Calibri" w:hAnsi="Calibri" w:cs="Arial"/>
-                <w:sz w:val="18"/>
-                <w:szCs w:val="20"/>
-                <w:lang w:eastAsia="es-CL"/>
-              </w:rPr>
-              <w:t xml:space="preserve">, </w:t>
-            </w:r>
-            <w:proofErr w:type="spellStart"/>
-            <w:r>
-              <w:rPr>
-                <w:rFonts w:ascii="Calibri" w:hAnsi="Calibri" w:cs="Arial"/>
-                <w:sz w:val="18"/>
-                <w:szCs w:val="20"/>
-                <w:lang w:eastAsia="es-CL"/>
-              </w:rPr>
-              <w:t>Supabase</w:t>
-            </w:r>
-            <w:proofErr w:type="spellEnd"/>
+            <w:r>
+              <w:rPr>
+                <w:rFonts w:ascii="Calibri" w:hAnsi="Calibri" w:cs="Arial"/>
+                <w:sz w:val="18"/>
+                <w:szCs w:val="20"/>
+                <w:lang w:eastAsia="es-CL"/>
+              </w:rPr>
+              <w:t>React, Supabase</w:t>
+            </w:r>
           </w:p>
         </w:tc>
         <w:tc>
@@ -13672,37 +12828,15 @@
                 <w:lang w:eastAsia="es-CL"/>
               </w:rPr>
             </w:pPr>
-            <w:proofErr w:type="spellStart"/>
-            <w:r>
-              <w:rPr>
-                <w:rFonts w:ascii="Calibri" w:hAnsi="Calibri" w:cs="Arial"/>
-                <w:sz w:val="18"/>
-                <w:szCs w:val="20"/>
-                <w:lang w:eastAsia="es-CL"/>
-              </w:rPr>
-              <w:t>React</w:t>
-            </w:r>
-            <w:proofErr w:type="spellEnd"/>
-            <w:r>
-              <w:rPr>
-                <w:rFonts w:ascii="Calibri" w:hAnsi="Calibri" w:cs="Arial"/>
-                <w:sz w:val="18"/>
-                <w:szCs w:val="20"/>
-                <w:lang w:eastAsia="es-CL"/>
-              </w:rPr>
-              <w:t xml:space="preserve">, </w:t>
-            </w:r>
-            <w:proofErr w:type="spellStart"/>
-            <w:r>
-              <w:rPr>
-                <w:rFonts w:ascii="Calibri" w:hAnsi="Calibri" w:cs="Arial"/>
-                <w:sz w:val="18"/>
-                <w:szCs w:val="20"/>
-                <w:lang w:eastAsia="es-CL"/>
-              </w:rPr>
-              <w:t>Supabase</w:t>
-            </w:r>
-            <w:proofErr w:type="spellEnd"/>
+            <w:r>
+              <w:rPr>
+                <w:rFonts w:ascii="Calibri" w:hAnsi="Calibri" w:cs="Arial"/>
+                <w:sz w:val="18"/>
+                <w:szCs w:val="20"/>
+                <w:lang w:eastAsia="es-CL"/>
+              </w:rPr>
+              <w:t>React, Supabase</w:t>
+            </w:r>
           </w:p>
         </w:tc>
         <w:tc>
@@ -13739,6 +12873,15 @@
                 <w:lang w:eastAsia="es-CL"/>
               </w:rPr>
               <w:t xml:space="preserve"> día</w:t>
+            </w:r>
+            <w:r>
+              <w:rPr>
+                <w:rFonts w:ascii="Calibri" w:hAnsi="Calibri" w:cs="Arial"/>
+                <w:sz w:val="18"/>
+                <w:szCs w:val="20"/>
+                <w:lang w:eastAsia="es-CL"/>
+              </w:rPr>
+              <w:t>s</w:t>
             </w:r>
           </w:p>
         </w:tc>
@@ -13890,37 +13033,15 @@
                 <w:lang w:eastAsia="es-CL"/>
               </w:rPr>
             </w:pPr>
-            <w:proofErr w:type="spellStart"/>
-            <w:r>
-              <w:rPr>
-                <w:rFonts w:ascii="Calibri" w:hAnsi="Calibri" w:cs="Arial"/>
-                <w:sz w:val="18"/>
-                <w:szCs w:val="20"/>
-                <w:lang w:eastAsia="es-CL"/>
-              </w:rPr>
-              <w:t>React</w:t>
-            </w:r>
-            <w:proofErr w:type="spellEnd"/>
-            <w:r>
-              <w:rPr>
-                <w:rFonts w:ascii="Calibri" w:hAnsi="Calibri" w:cs="Arial"/>
-                <w:sz w:val="18"/>
-                <w:szCs w:val="20"/>
-                <w:lang w:eastAsia="es-CL"/>
-              </w:rPr>
-              <w:t xml:space="preserve">, </w:t>
-            </w:r>
-            <w:proofErr w:type="spellStart"/>
-            <w:r>
-              <w:rPr>
-                <w:rFonts w:ascii="Calibri" w:hAnsi="Calibri" w:cs="Arial"/>
-                <w:sz w:val="18"/>
-                <w:szCs w:val="20"/>
-                <w:lang w:eastAsia="es-CL"/>
-              </w:rPr>
-              <w:t>Supabase</w:t>
-            </w:r>
-            <w:proofErr w:type="spellEnd"/>
+            <w:r>
+              <w:rPr>
+                <w:rFonts w:ascii="Calibri" w:hAnsi="Calibri" w:cs="Arial"/>
+                <w:sz w:val="18"/>
+                <w:szCs w:val="20"/>
+                <w:lang w:eastAsia="es-CL"/>
+              </w:rPr>
+              <w:t>React, Supabase</w:t>
+            </w:r>
           </w:p>
         </w:tc>
         <w:tc>
@@ -14099,37 +13220,15 @@
                 <w:lang w:eastAsia="es-CL"/>
               </w:rPr>
             </w:pPr>
-            <w:proofErr w:type="spellStart"/>
-            <w:r>
-              <w:rPr>
-                <w:rFonts w:ascii="Calibri" w:hAnsi="Calibri" w:cs="Arial"/>
-                <w:sz w:val="18"/>
-                <w:szCs w:val="20"/>
-                <w:lang w:eastAsia="es-CL"/>
-              </w:rPr>
-              <w:t>React</w:t>
-            </w:r>
-            <w:proofErr w:type="spellEnd"/>
-            <w:r>
-              <w:rPr>
-                <w:rFonts w:ascii="Calibri" w:hAnsi="Calibri" w:cs="Arial"/>
-                <w:sz w:val="18"/>
-                <w:szCs w:val="20"/>
-                <w:lang w:eastAsia="es-CL"/>
-              </w:rPr>
-              <w:t xml:space="preserve">, </w:t>
-            </w:r>
-            <w:proofErr w:type="spellStart"/>
-            <w:r>
-              <w:rPr>
-                <w:rFonts w:ascii="Calibri" w:hAnsi="Calibri" w:cs="Arial"/>
-                <w:sz w:val="18"/>
-                <w:szCs w:val="20"/>
-                <w:lang w:eastAsia="es-CL"/>
-              </w:rPr>
-              <w:t>Supabase</w:t>
-            </w:r>
-            <w:proofErr w:type="spellEnd"/>
+            <w:r>
+              <w:rPr>
+                <w:rFonts w:ascii="Calibri" w:hAnsi="Calibri" w:cs="Arial"/>
+                <w:sz w:val="18"/>
+                <w:szCs w:val="20"/>
+                <w:lang w:eastAsia="es-CL"/>
+              </w:rPr>
+              <w:t>React, Supabase</w:t>
+            </w:r>
           </w:p>
         </w:tc>
         <w:tc>
@@ -14308,37 +13407,15 @@
                 <w:lang w:eastAsia="es-CL"/>
               </w:rPr>
             </w:pPr>
-            <w:proofErr w:type="spellStart"/>
-            <w:r>
-              <w:rPr>
-                <w:rFonts w:ascii="Calibri" w:hAnsi="Calibri" w:cs="Arial"/>
-                <w:sz w:val="18"/>
-                <w:szCs w:val="20"/>
-                <w:lang w:eastAsia="es-CL"/>
-              </w:rPr>
-              <w:t>React</w:t>
-            </w:r>
-            <w:proofErr w:type="spellEnd"/>
-            <w:r>
-              <w:rPr>
-                <w:rFonts w:ascii="Calibri" w:hAnsi="Calibri" w:cs="Arial"/>
-                <w:sz w:val="18"/>
-                <w:szCs w:val="20"/>
-                <w:lang w:eastAsia="es-CL"/>
-              </w:rPr>
-              <w:t xml:space="preserve">, </w:t>
-            </w:r>
-            <w:proofErr w:type="spellStart"/>
-            <w:r>
-              <w:rPr>
-                <w:rFonts w:ascii="Calibri" w:hAnsi="Calibri" w:cs="Arial"/>
-                <w:sz w:val="18"/>
-                <w:szCs w:val="20"/>
-                <w:lang w:eastAsia="es-CL"/>
-              </w:rPr>
-              <w:t>Supabase</w:t>
-            </w:r>
-            <w:proofErr w:type="spellEnd"/>
+            <w:r>
+              <w:rPr>
+                <w:rFonts w:ascii="Calibri" w:hAnsi="Calibri" w:cs="Arial"/>
+                <w:sz w:val="18"/>
+                <w:szCs w:val="20"/>
+                <w:lang w:eastAsia="es-CL"/>
+              </w:rPr>
+              <w:t>React, Supabase</w:t>
+            </w:r>
           </w:p>
         </w:tc>
         <w:tc>
@@ -14526,37 +13603,15 @@
                 <w:lang w:eastAsia="es-CL"/>
               </w:rPr>
             </w:pPr>
-            <w:proofErr w:type="spellStart"/>
-            <w:r>
-              <w:rPr>
-                <w:rFonts w:ascii="Calibri" w:hAnsi="Calibri" w:cs="Arial"/>
-                <w:sz w:val="18"/>
-                <w:szCs w:val="20"/>
-                <w:lang w:eastAsia="es-CL"/>
-              </w:rPr>
-              <w:t>React</w:t>
-            </w:r>
-            <w:proofErr w:type="spellEnd"/>
-            <w:r>
-              <w:rPr>
-                <w:rFonts w:ascii="Calibri" w:hAnsi="Calibri" w:cs="Arial"/>
-                <w:sz w:val="18"/>
-                <w:szCs w:val="20"/>
-                <w:lang w:eastAsia="es-CL"/>
-              </w:rPr>
-              <w:t xml:space="preserve">, </w:t>
-            </w:r>
-            <w:proofErr w:type="spellStart"/>
-            <w:r>
-              <w:rPr>
-                <w:rFonts w:ascii="Calibri" w:hAnsi="Calibri" w:cs="Arial"/>
-                <w:sz w:val="18"/>
-                <w:szCs w:val="20"/>
-                <w:lang w:eastAsia="es-CL"/>
-              </w:rPr>
-              <w:t>Supabase</w:t>
-            </w:r>
-            <w:proofErr w:type="spellEnd"/>
+            <w:r>
+              <w:rPr>
+                <w:rFonts w:ascii="Calibri" w:hAnsi="Calibri" w:cs="Arial"/>
+                <w:sz w:val="18"/>
+                <w:szCs w:val="20"/>
+                <w:lang w:eastAsia="es-CL"/>
+              </w:rPr>
+              <w:t>React, Supabase</w:t>
+            </w:r>
           </w:p>
         </w:tc>
         <w:tc>
@@ -14742,39 +13797,8 @@
                 <w:szCs w:val="20"/>
                 <w:lang w:eastAsia="es-CL"/>
               </w:rPr>
-              <w:t xml:space="preserve">Webpay Plus, </w:t>
-            </w:r>
-            <w:proofErr w:type="spellStart"/>
-            <w:r>
-              <w:rPr>
-                <w:rFonts w:ascii="Calibri" w:hAnsi="Calibri" w:cs="Arial"/>
-                <w:sz w:val="18"/>
-                <w:szCs w:val="20"/>
-                <w:lang w:eastAsia="es-CL"/>
-              </w:rPr>
-              <w:t>React</w:t>
-            </w:r>
-            <w:proofErr w:type="spellEnd"/>
-            <w:r>
-              <w:rPr>
-                <w:rFonts w:ascii="Calibri" w:hAnsi="Calibri" w:cs="Arial"/>
-                <w:sz w:val="18"/>
-                <w:szCs w:val="20"/>
-                <w:lang w:eastAsia="es-CL"/>
-              </w:rPr>
-              <w:t xml:space="preserve">, </w:t>
-            </w:r>
-            <w:proofErr w:type="spellStart"/>
-            <w:r>
-              <w:rPr>
-                <w:rFonts w:ascii="Calibri" w:hAnsi="Calibri" w:cs="Arial"/>
-                <w:sz w:val="18"/>
-                <w:szCs w:val="20"/>
-                <w:lang w:eastAsia="es-CL"/>
-              </w:rPr>
-              <w:t>Supabase</w:t>
-            </w:r>
-            <w:proofErr w:type="spellEnd"/>
+              <w:t>Webpay Plus, React, Supabase</w:t>
+            </w:r>
           </w:p>
         </w:tc>
         <w:tc>
@@ -14960,19 +13984,8 @@
                 <w:szCs w:val="20"/>
                 <w:lang w:eastAsia="es-CL"/>
               </w:rPr>
-              <w:t xml:space="preserve">Webpay Plus, </w:t>
-            </w:r>
-            <w:proofErr w:type="spellStart"/>
-            <w:r>
-              <w:rPr>
-                <w:rFonts w:ascii="Calibri" w:hAnsi="Calibri" w:cs="Arial"/>
-                <w:sz w:val="18"/>
-                <w:szCs w:val="20"/>
-                <w:lang w:eastAsia="es-CL"/>
-              </w:rPr>
-              <w:t>React</w:t>
-            </w:r>
-            <w:proofErr w:type="spellEnd"/>
+              <w:t>Webpay Plus, React</w:t>
+            </w:r>
           </w:p>
         </w:tc>
         <w:tc>
@@ -15158,19 +14171,8 @@
                 <w:szCs w:val="20"/>
                 <w:lang w:eastAsia="es-CL"/>
               </w:rPr>
-              <w:t xml:space="preserve">Webpay Plus, </w:t>
-            </w:r>
-            <w:proofErr w:type="spellStart"/>
-            <w:r>
-              <w:rPr>
-                <w:rFonts w:ascii="Calibri" w:hAnsi="Calibri" w:cs="Arial"/>
-                <w:sz w:val="18"/>
-                <w:szCs w:val="20"/>
-                <w:lang w:eastAsia="es-CL"/>
-              </w:rPr>
-              <w:t>React</w:t>
-            </w:r>
-            <w:proofErr w:type="spellEnd"/>
+              <w:t>Webpay Plus, React</w:t>
+            </w:r>
           </w:p>
         </w:tc>
         <w:tc>
@@ -15394,6 +14396,15 @@
                 <w:lang w:eastAsia="es-CL"/>
               </w:rPr>
               <w:t xml:space="preserve"> día</w:t>
+            </w:r>
+            <w:r>
+              <w:rPr>
+                <w:rFonts w:ascii="Calibri" w:hAnsi="Calibri" w:cs="Arial"/>
+                <w:sz w:val="18"/>
+                <w:szCs w:val="20"/>
+                <w:lang w:eastAsia="es-CL"/>
+              </w:rPr>
+              <w:t>s</w:t>
             </w:r>
           </w:p>
         </w:tc>
@@ -15636,25 +14647,14 @@
                 <w:lang w:eastAsia="es-CL"/>
               </w:rPr>
             </w:pPr>
-            <w:proofErr w:type="spellStart"/>
-            <w:r>
-              <w:rPr>
-                <w:rFonts w:ascii="Calibri" w:hAnsi="Calibri" w:cs="Arial"/>
-                <w:sz w:val="18"/>
-                <w:szCs w:val="20"/>
-                <w:lang w:eastAsia="es-CL"/>
-              </w:rPr>
-              <w:t>React</w:t>
-            </w:r>
-            <w:proofErr w:type="spellEnd"/>
-            <w:r>
-              <w:rPr>
-                <w:rFonts w:ascii="Calibri" w:hAnsi="Calibri" w:cs="Arial"/>
-                <w:sz w:val="18"/>
-                <w:szCs w:val="20"/>
-                <w:lang w:eastAsia="es-CL"/>
-              </w:rPr>
-              <w:t>, CSS, VS Code</w:t>
+            <w:r>
+              <w:rPr>
+                <w:rFonts w:ascii="Calibri" w:hAnsi="Calibri" w:cs="Arial"/>
+                <w:sz w:val="18"/>
+                <w:szCs w:val="20"/>
+                <w:lang w:eastAsia="es-CL"/>
+              </w:rPr>
+              <w:t>React, CSS, VS Code</w:t>
             </w:r>
           </w:p>
         </w:tc>
@@ -15692,6 +14692,15 @@
                 <w:lang w:eastAsia="es-CL"/>
               </w:rPr>
               <w:t xml:space="preserve"> día</w:t>
+            </w:r>
+            <w:r>
+              <w:rPr>
+                <w:rFonts w:ascii="Calibri" w:hAnsi="Calibri" w:cs="Arial"/>
+                <w:sz w:val="18"/>
+                <w:szCs w:val="20"/>
+                <w:lang w:eastAsia="es-CL"/>
+              </w:rPr>
+              <w:t>s</w:t>
             </w:r>
           </w:p>
         </w:tc>
@@ -15843,37 +14852,15 @@
                 <w:lang w:eastAsia="es-CL"/>
               </w:rPr>
             </w:pPr>
-            <w:proofErr w:type="spellStart"/>
-            <w:r>
-              <w:rPr>
-                <w:rFonts w:ascii="Calibri" w:hAnsi="Calibri" w:cs="Arial"/>
-                <w:sz w:val="18"/>
-                <w:szCs w:val="20"/>
-                <w:lang w:eastAsia="es-CL"/>
-              </w:rPr>
-              <w:t>React</w:t>
-            </w:r>
-            <w:proofErr w:type="spellEnd"/>
-            <w:r>
-              <w:rPr>
-                <w:rFonts w:ascii="Calibri" w:hAnsi="Calibri" w:cs="Arial"/>
-                <w:sz w:val="18"/>
-                <w:szCs w:val="20"/>
-                <w:lang w:eastAsia="es-CL"/>
-              </w:rPr>
-              <w:t xml:space="preserve">, </w:t>
-            </w:r>
-            <w:proofErr w:type="spellStart"/>
-            <w:r>
-              <w:rPr>
-                <w:rFonts w:ascii="Calibri" w:hAnsi="Calibri" w:cs="Arial"/>
-                <w:sz w:val="18"/>
-                <w:szCs w:val="20"/>
-                <w:lang w:eastAsia="es-CL"/>
-              </w:rPr>
-              <w:t>Supabase</w:t>
-            </w:r>
-            <w:proofErr w:type="spellEnd"/>
+            <w:r>
+              <w:rPr>
+                <w:rFonts w:ascii="Calibri" w:hAnsi="Calibri" w:cs="Arial"/>
+                <w:sz w:val="18"/>
+                <w:szCs w:val="20"/>
+                <w:lang w:eastAsia="es-CL"/>
+              </w:rPr>
+              <w:t>React, Supabase</w:t>
+            </w:r>
           </w:p>
         </w:tc>
         <w:tc>
@@ -16052,37 +15039,15 @@
                 <w:lang w:eastAsia="es-CL"/>
               </w:rPr>
             </w:pPr>
-            <w:proofErr w:type="spellStart"/>
-            <w:r>
-              <w:rPr>
-                <w:rFonts w:ascii="Calibri" w:hAnsi="Calibri" w:cs="Arial"/>
-                <w:sz w:val="18"/>
-                <w:szCs w:val="20"/>
-                <w:lang w:eastAsia="es-CL"/>
-              </w:rPr>
-              <w:t>React</w:t>
-            </w:r>
-            <w:proofErr w:type="spellEnd"/>
-            <w:r>
-              <w:rPr>
-                <w:rFonts w:ascii="Calibri" w:hAnsi="Calibri" w:cs="Arial"/>
-                <w:sz w:val="18"/>
-                <w:szCs w:val="20"/>
-                <w:lang w:eastAsia="es-CL"/>
-              </w:rPr>
-              <w:t xml:space="preserve">, </w:t>
-            </w:r>
-            <w:proofErr w:type="spellStart"/>
-            <w:r>
-              <w:rPr>
-                <w:rFonts w:ascii="Calibri" w:hAnsi="Calibri" w:cs="Arial"/>
-                <w:sz w:val="18"/>
-                <w:szCs w:val="20"/>
-                <w:lang w:eastAsia="es-CL"/>
-              </w:rPr>
-              <w:t>Supabase</w:t>
-            </w:r>
-            <w:proofErr w:type="spellEnd"/>
+            <w:r>
+              <w:rPr>
+                <w:rFonts w:ascii="Calibri" w:hAnsi="Calibri" w:cs="Arial"/>
+                <w:sz w:val="18"/>
+                <w:szCs w:val="20"/>
+                <w:lang w:eastAsia="es-CL"/>
+              </w:rPr>
+              <w:t>React, Supabase</w:t>
+            </w:r>
           </w:p>
         </w:tc>
         <w:tc>
@@ -16351,37 +15316,15 @@
                 <w:lang w:eastAsia="es-CL"/>
               </w:rPr>
             </w:pPr>
-            <w:proofErr w:type="spellStart"/>
-            <w:r>
-              <w:rPr>
-                <w:rFonts w:ascii="Calibri" w:hAnsi="Calibri" w:cs="Arial"/>
-                <w:sz w:val="18"/>
-                <w:szCs w:val="20"/>
-                <w:lang w:eastAsia="es-CL"/>
-              </w:rPr>
-              <w:t>React</w:t>
-            </w:r>
-            <w:proofErr w:type="spellEnd"/>
-            <w:r>
-              <w:rPr>
-                <w:rFonts w:ascii="Calibri" w:hAnsi="Calibri" w:cs="Arial"/>
-                <w:sz w:val="18"/>
-                <w:szCs w:val="20"/>
-                <w:lang w:eastAsia="es-CL"/>
-              </w:rPr>
-              <w:t xml:space="preserve">, </w:t>
-            </w:r>
-            <w:proofErr w:type="spellStart"/>
-            <w:r>
-              <w:rPr>
-                <w:rFonts w:ascii="Calibri" w:hAnsi="Calibri" w:cs="Arial"/>
-                <w:sz w:val="18"/>
-                <w:szCs w:val="20"/>
-                <w:lang w:eastAsia="es-CL"/>
-              </w:rPr>
-              <w:t>Supabase</w:t>
-            </w:r>
-            <w:proofErr w:type="spellEnd"/>
+            <w:r>
+              <w:rPr>
+                <w:rFonts w:ascii="Calibri" w:hAnsi="Calibri" w:cs="Arial"/>
+                <w:sz w:val="18"/>
+                <w:szCs w:val="20"/>
+                <w:lang w:eastAsia="es-CL"/>
+              </w:rPr>
+              <w:t>React, Supabase</w:t>
+            </w:r>
           </w:p>
         </w:tc>
         <w:tc>
@@ -16569,37 +15512,15 @@
                 <w:lang w:eastAsia="es-CL"/>
               </w:rPr>
             </w:pPr>
-            <w:proofErr w:type="spellStart"/>
-            <w:r>
-              <w:rPr>
-                <w:rFonts w:ascii="Calibri" w:hAnsi="Calibri" w:cs="Arial"/>
-                <w:sz w:val="18"/>
-                <w:szCs w:val="20"/>
-                <w:lang w:eastAsia="es-CL"/>
-              </w:rPr>
-              <w:t>React</w:t>
-            </w:r>
-            <w:proofErr w:type="spellEnd"/>
-            <w:r>
-              <w:rPr>
-                <w:rFonts w:ascii="Calibri" w:hAnsi="Calibri" w:cs="Arial"/>
-                <w:sz w:val="18"/>
-                <w:szCs w:val="20"/>
-                <w:lang w:eastAsia="es-CL"/>
-              </w:rPr>
-              <w:t xml:space="preserve">, </w:t>
-            </w:r>
-            <w:proofErr w:type="spellStart"/>
-            <w:r>
-              <w:rPr>
-                <w:rFonts w:ascii="Calibri" w:hAnsi="Calibri" w:cs="Arial"/>
-                <w:sz w:val="18"/>
-                <w:szCs w:val="20"/>
-                <w:lang w:eastAsia="es-CL"/>
-              </w:rPr>
-              <w:t>Supabase</w:t>
-            </w:r>
-            <w:proofErr w:type="spellEnd"/>
+            <w:r>
+              <w:rPr>
+                <w:rFonts w:ascii="Calibri" w:hAnsi="Calibri" w:cs="Arial"/>
+                <w:sz w:val="18"/>
+                <w:szCs w:val="20"/>
+                <w:lang w:eastAsia="es-CL"/>
+              </w:rPr>
+              <w:t>React, Supabase</w:t>
+            </w:r>
           </w:p>
         </w:tc>
         <w:tc>
@@ -16788,37 +15709,15 @@
                 <w:lang w:eastAsia="es-CL"/>
               </w:rPr>
             </w:pPr>
-            <w:proofErr w:type="spellStart"/>
-            <w:r>
-              <w:rPr>
-                <w:rFonts w:ascii="Calibri" w:hAnsi="Calibri" w:cs="Arial"/>
-                <w:sz w:val="18"/>
-                <w:szCs w:val="20"/>
-                <w:lang w:eastAsia="es-CL"/>
-              </w:rPr>
-              <w:t>React</w:t>
-            </w:r>
-            <w:proofErr w:type="spellEnd"/>
-            <w:r>
-              <w:rPr>
-                <w:rFonts w:ascii="Calibri" w:hAnsi="Calibri" w:cs="Arial"/>
-                <w:sz w:val="18"/>
-                <w:szCs w:val="20"/>
-                <w:lang w:eastAsia="es-CL"/>
-              </w:rPr>
-              <w:t xml:space="preserve">, </w:t>
-            </w:r>
-            <w:proofErr w:type="spellStart"/>
-            <w:r>
-              <w:rPr>
-                <w:rFonts w:ascii="Calibri" w:hAnsi="Calibri" w:cs="Arial"/>
-                <w:sz w:val="18"/>
-                <w:szCs w:val="20"/>
-                <w:lang w:eastAsia="es-CL"/>
-              </w:rPr>
-              <w:t>Supabase</w:t>
-            </w:r>
-            <w:proofErr w:type="spellEnd"/>
+            <w:r>
+              <w:rPr>
+                <w:rFonts w:ascii="Calibri" w:hAnsi="Calibri" w:cs="Arial"/>
+                <w:sz w:val="18"/>
+                <w:szCs w:val="20"/>
+                <w:lang w:eastAsia="es-CL"/>
+              </w:rPr>
+              <w:t>React, Supabase</w:t>
+            </w:r>
           </w:p>
         </w:tc>
         <w:tc>
@@ -17006,37 +15905,15 @@
                 <w:lang w:eastAsia="es-CL"/>
               </w:rPr>
             </w:pPr>
-            <w:proofErr w:type="spellStart"/>
-            <w:r>
-              <w:rPr>
-                <w:rFonts w:ascii="Calibri" w:hAnsi="Calibri" w:cs="Arial"/>
-                <w:sz w:val="18"/>
-                <w:szCs w:val="20"/>
-                <w:lang w:eastAsia="es-CL"/>
-              </w:rPr>
-              <w:t>React</w:t>
-            </w:r>
-            <w:proofErr w:type="spellEnd"/>
-            <w:r>
-              <w:rPr>
-                <w:rFonts w:ascii="Calibri" w:hAnsi="Calibri" w:cs="Arial"/>
-                <w:sz w:val="18"/>
-                <w:szCs w:val="20"/>
-                <w:lang w:eastAsia="es-CL"/>
-              </w:rPr>
-              <w:t xml:space="preserve">, </w:t>
-            </w:r>
-            <w:proofErr w:type="spellStart"/>
-            <w:r>
-              <w:rPr>
-                <w:rFonts w:ascii="Calibri" w:hAnsi="Calibri" w:cs="Arial"/>
-                <w:sz w:val="18"/>
-                <w:szCs w:val="20"/>
-                <w:lang w:eastAsia="es-CL"/>
-              </w:rPr>
-              <w:t>Supabase</w:t>
-            </w:r>
-            <w:proofErr w:type="spellEnd"/>
+            <w:r>
+              <w:rPr>
+                <w:rFonts w:ascii="Calibri" w:hAnsi="Calibri" w:cs="Arial"/>
+                <w:sz w:val="18"/>
+                <w:szCs w:val="20"/>
+                <w:lang w:eastAsia="es-CL"/>
+              </w:rPr>
+              <w:t>React, Supabase</w:t>
+            </w:r>
           </w:p>
         </w:tc>
         <w:tc>
@@ -17215,37 +16092,15 @@
                 <w:lang w:eastAsia="es-CL"/>
               </w:rPr>
             </w:pPr>
-            <w:proofErr w:type="spellStart"/>
-            <w:r>
-              <w:rPr>
-                <w:rFonts w:ascii="Calibri" w:hAnsi="Calibri" w:cs="Arial"/>
-                <w:sz w:val="18"/>
-                <w:szCs w:val="20"/>
-                <w:lang w:eastAsia="es-CL"/>
-              </w:rPr>
-              <w:t>React</w:t>
-            </w:r>
-            <w:proofErr w:type="spellEnd"/>
-            <w:r>
-              <w:rPr>
-                <w:rFonts w:ascii="Calibri" w:hAnsi="Calibri" w:cs="Arial"/>
-                <w:sz w:val="18"/>
-                <w:szCs w:val="20"/>
-                <w:lang w:eastAsia="es-CL"/>
-              </w:rPr>
-              <w:t xml:space="preserve">, </w:t>
-            </w:r>
-            <w:proofErr w:type="spellStart"/>
-            <w:r>
-              <w:rPr>
-                <w:rFonts w:ascii="Calibri" w:hAnsi="Calibri" w:cs="Arial"/>
-                <w:sz w:val="18"/>
-                <w:szCs w:val="20"/>
-                <w:lang w:eastAsia="es-CL"/>
-              </w:rPr>
-              <w:t>Supabase</w:t>
-            </w:r>
-            <w:proofErr w:type="spellEnd"/>
+            <w:r>
+              <w:rPr>
+                <w:rFonts w:ascii="Calibri" w:hAnsi="Calibri" w:cs="Arial"/>
+                <w:sz w:val="18"/>
+                <w:szCs w:val="20"/>
+                <w:lang w:eastAsia="es-CL"/>
+              </w:rPr>
+              <w:t>React, Supabase</w:t>
+            </w:r>
           </w:p>
         </w:tc>
         <w:tc>
@@ -17282,6 +16137,15 @@
                 <w:lang w:eastAsia="es-CL"/>
               </w:rPr>
               <w:t>día</w:t>
+            </w:r>
+            <w:r>
+              <w:rPr>
+                <w:rFonts w:ascii="Calibri" w:hAnsi="Calibri" w:cs="Arial"/>
+                <w:sz w:val="18"/>
+                <w:szCs w:val="20"/>
+                <w:lang w:eastAsia="es-CL"/>
+              </w:rPr>
+              <w:t>s</w:t>
             </w:r>
           </w:p>
         </w:tc>
@@ -17433,37 +16297,15 @@
                 <w:lang w:eastAsia="es-CL"/>
               </w:rPr>
             </w:pPr>
-            <w:proofErr w:type="spellStart"/>
-            <w:r>
-              <w:rPr>
-                <w:rFonts w:ascii="Calibri" w:hAnsi="Calibri" w:cs="Arial"/>
-                <w:sz w:val="18"/>
-                <w:szCs w:val="20"/>
-                <w:lang w:eastAsia="es-CL"/>
-              </w:rPr>
-              <w:t>React</w:t>
-            </w:r>
-            <w:proofErr w:type="spellEnd"/>
-            <w:r>
-              <w:rPr>
-                <w:rFonts w:ascii="Calibri" w:hAnsi="Calibri" w:cs="Arial"/>
-                <w:sz w:val="18"/>
-                <w:szCs w:val="20"/>
-                <w:lang w:eastAsia="es-CL"/>
-              </w:rPr>
-              <w:t xml:space="preserve">, </w:t>
-            </w:r>
-            <w:proofErr w:type="spellStart"/>
-            <w:r>
-              <w:rPr>
-                <w:rFonts w:ascii="Calibri" w:hAnsi="Calibri" w:cs="Arial"/>
-                <w:sz w:val="18"/>
-                <w:szCs w:val="20"/>
-                <w:lang w:eastAsia="es-CL"/>
-              </w:rPr>
-              <w:t>Supabase</w:t>
-            </w:r>
-            <w:proofErr w:type="spellEnd"/>
+            <w:r>
+              <w:rPr>
+                <w:rFonts w:ascii="Calibri" w:hAnsi="Calibri" w:cs="Arial"/>
+                <w:sz w:val="18"/>
+                <w:szCs w:val="20"/>
+                <w:lang w:eastAsia="es-CL"/>
+              </w:rPr>
+              <w:t>React, Supabase</w:t>
+            </w:r>
           </w:p>
         </w:tc>
         <w:tc>
@@ -17642,37 +16484,15 @@
                 <w:lang w:eastAsia="es-CL"/>
               </w:rPr>
             </w:pPr>
-            <w:proofErr w:type="spellStart"/>
-            <w:r>
-              <w:rPr>
-                <w:rFonts w:ascii="Calibri" w:hAnsi="Calibri" w:cs="Arial"/>
-                <w:sz w:val="18"/>
-                <w:szCs w:val="20"/>
-                <w:lang w:eastAsia="es-CL"/>
-              </w:rPr>
-              <w:t>React</w:t>
-            </w:r>
-            <w:proofErr w:type="spellEnd"/>
-            <w:r>
-              <w:rPr>
-                <w:rFonts w:ascii="Calibri" w:hAnsi="Calibri" w:cs="Arial"/>
-                <w:sz w:val="18"/>
-                <w:szCs w:val="20"/>
-                <w:lang w:eastAsia="es-CL"/>
-              </w:rPr>
-              <w:t xml:space="preserve">, </w:t>
-            </w:r>
-            <w:proofErr w:type="spellStart"/>
-            <w:r>
-              <w:rPr>
-                <w:rFonts w:ascii="Calibri" w:hAnsi="Calibri" w:cs="Arial"/>
-                <w:sz w:val="18"/>
-                <w:szCs w:val="20"/>
-                <w:lang w:eastAsia="es-CL"/>
-              </w:rPr>
-              <w:t>Supabase</w:t>
-            </w:r>
-            <w:proofErr w:type="spellEnd"/>
+            <w:r>
+              <w:rPr>
+                <w:rFonts w:ascii="Calibri" w:hAnsi="Calibri" w:cs="Arial"/>
+                <w:sz w:val="18"/>
+                <w:szCs w:val="20"/>
+                <w:lang w:eastAsia="es-CL"/>
+              </w:rPr>
+              <w:t>React, Supabase</w:t>
+            </w:r>
           </w:p>
         </w:tc>
         <w:tc>
@@ -18047,25 +16867,14 @@
                 <w:lang w:eastAsia="es-CL"/>
               </w:rPr>
             </w:pPr>
-            <w:proofErr w:type="spellStart"/>
-            <w:r>
-              <w:rPr>
-                <w:rFonts w:ascii="Calibri" w:hAnsi="Calibri" w:cs="Arial"/>
-                <w:sz w:val="18"/>
-                <w:szCs w:val="20"/>
-                <w:lang w:eastAsia="es-CL"/>
-              </w:rPr>
-              <w:t>Supabase</w:t>
-            </w:r>
-            <w:proofErr w:type="spellEnd"/>
-            <w:r>
-              <w:rPr>
-                <w:rFonts w:ascii="Calibri" w:hAnsi="Calibri" w:cs="Arial"/>
-                <w:sz w:val="18"/>
-                <w:szCs w:val="20"/>
-                <w:lang w:eastAsia="es-CL"/>
-              </w:rPr>
-              <w:t>, navegador</w:t>
+            <w:r>
+              <w:rPr>
+                <w:rFonts w:ascii="Calibri" w:hAnsi="Calibri" w:cs="Arial"/>
+                <w:sz w:val="18"/>
+                <w:szCs w:val="20"/>
+                <w:lang w:eastAsia="es-CL"/>
+              </w:rPr>
+              <w:t>Supabase, navegador</w:t>
             </w:r>
           </w:p>
         </w:tc>
@@ -18245,25 +17054,14 @@
                 <w:lang w:eastAsia="es-CL"/>
               </w:rPr>
             </w:pPr>
-            <w:proofErr w:type="spellStart"/>
-            <w:r>
-              <w:rPr>
-                <w:rFonts w:ascii="Calibri" w:hAnsi="Calibri" w:cs="Arial"/>
-                <w:sz w:val="18"/>
-                <w:szCs w:val="20"/>
-                <w:lang w:eastAsia="es-CL"/>
-              </w:rPr>
-              <w:t>Supabase</w:t>
-            </w:r>
-            <w:proofErr w:type="spellEnd"/>
-            <w:r>
-              <w:rPr>
-                <w:rFonts w:ascii="Calibri" w:hAnsi="Calibri" w:cs="Arial"/>
-                <w:sz w:val="18"/>
-                <w:szCs w:val="20"/>
-                <w:lang w:eastAsia="es-CL"/>
-              </w:rPr>
-              <w:t>, navegador</w:t>
+            <w:r>
+              <w:rPr>
+                <w:rFonts w:ascii="Calibri" w:hAnsi="Calibri" w:cs="Arial"/>
+                <w:sz w:val="18"/>
+                <w:szCs w:val="20"/>
+                <w:lang w:eastAsia="es-CL"/>
+              </w:rPr>
+              <w:t>Supabase, navegador</w:t>
             </w:r>
           </w:p>
         </w:tc>
@@ -18443,25 +17241,14 @@
                 <w:lang w:eastAsia="es-CL"/>
               </w:rPr>
             </w:pPr>
-            <w:proofErr w:type="spellStart"/>
-            <w:r>
-              <w:rPr>
-                <w:rFonts w:ascii="Calibri" w:hAnsi="Calibri" w:cs="Arial"/>
-                <w:sz w:val="18"/>
-                <w:szCs w:val="20"/>
-                <w:lang w:eastAsia="es-CL"/>
-              </w:rPr>
-              <w:t>Supabase</w:t>
-            </w:r>
-            <w:proofErr w:type="spellEnd"/>
-            <w:r>
-              <w:rPr>
-                <w:rFonts w:ascii="Calibri" w:hAnsi="Calibri" w:cs="Arial"/>
-                <w:sz w:val="18"/>
-                <w:szCs w:val="20"/>
-                <w:lang w:eastAsia="es-CL"/>
-              </w:rPr>
-              <w:t>, navegador</w:t>
+            <w:r>
+              <w:rPr>
+                <w:rFonts w:ascii="Calibri" w:hAnsi="Calibri" w:cs="Arial"/>
+                <w:sz w:val="18"/>
+                <w:szCs w:val="20"/>
+                <w:lang w:eastAsia="es-CL"/>
+              </w:rPr>
+              <w:t>Supabase, navegador</w:t>
             </w:r>
           </w:p>
         </w:tc>
@@ -18752,25 +17539,14 @@
                 <w:lang w:eastAsia="es-CL"/>
               </w:rPr>
             </w:pPr>
-            <w:proofErr w:type="spellStart"/>
-            <w:r>
-              <w:rPr>
-                <w:rFonts w:ascii="Calibri" w:hAnsi="Calibri" w:cs="Arial"/>
-                <w:sz w:val="18"/>
-                <w:szCs w:val="20"/>
-                <w:lang w:eastAsia="es-CL"/>
-              </w:rPr>
-              <w:t>Supabase</w:t>
-            </w:r>
-            <w:proofErr w:type="spellEnd"/>
-            <w:r>
-              <w:rPr>
-                <w:rFonts w:ascii="Calibri" w:hAnsi="Calibri" w:cs="Arial"/>
-                <w:sz w:val="18"/>
-                <w:szCs w:val="20"/>
-                <w:lang w:eastAsia="es-CL"/>
-              </w:rPr>
-              <w:t>, navegador</w:t>
+            <w:r>
+              <w:rPr>
+                <w:rFonts w:ascii="Calibri" w:hAnsi="Calibri" w:cs="Arial"/>
+                <w:sz w:val="18"/>
+                <w:szCs w:val="20"/>
+                <w:lang w:eastAsia="es-CL"/>
+              </w:rPr>
+              <w:t>Supabase, navegador</w:t>
             </w:r>
           </w:p>
         </w:tc>
@@ -18950,25 +17726,14 @@
                 <w:lang w:eastAsia="es-CL"/>
               </w:rPr>
             </w:pPr>
-            <w:proofErr w:type="spellStart"/>
-            <w:r>
-              <w:rPr>
-                <w:rFonts w:ascii="Calibri" w:hAnsi="Calibri" w:cs="Arial"/>
-                <w:sz w:val="18"/>
-                <w:szCs w:val="20"/>
-                <w:lang w:eastAsia="es-CL"/>
-              </w:rPr>
-              <w:t>Supabase</w:t>
-            </w:r>
-            <w:proofErr w:type="spellEnd"/>
-            <w:r>
-              <w:rPr>
-                <w:rFonts w:ascii="Calibri" w:hAnsi="Calibri" w:cs="Arial"/>
-                <w:sz w:val="18"/>
-                <w:szCs w:val="20"/>
-                <w:lang w:eastAsia="es-CL"/>
-              </w:rPr>
-              <w:t>, navegador</w:t>
+            <w:r>
+              <w:rPr>
+                <w:rFonts w:ascii="Calibri" w:hAnsi="Calibri" w:cs="Arial"/>
+                <w:sz w:val="18"/>
+                <w:szCs w:val="20"/>
+                <w:lang w:eastAsia="es-CL"/>
+              </w:rPr>
+              <w:t>Supabase, navegador</w:t>
             </w:r>
           </w:p>
         </w:tc>
@@ -19342,19 +18107,8 @@
                 <w:szCs w:val="20"/>
                 <w:lang w:eastAsia="es-CL"/>
               </w:rPr>
-              <w:t xml:space="preserve">VS Code, GitHub, </w:t>
-            </w:r>
-            <w:proofErr w:type="spellStart"/>
-            <w:r>
-              <w:rPr>
-                <w:rFonts w:ascii="Calibri" w:hAnsi="Calibri" w:cs="Arial"/>
-                <w:sz w:val="18"/>
-                <w:szCs w:val="20"/>
-                <w:lang w:eastAsia="es-CL"/>
-              </w:rPr>
-              <w:t>Supabase</w:t>
-            </w:r>
-            <w:proofErr w:type="spellEnd"/>
+              <w:t>VS Code, GitHub, Supabase</w:t>
+            </w:r>
           </w:p>
         </w:tc>
         <w:tc>
@@ -19391,6 +18145,15 @@
                 <w:lang w:eastAsia="es-CL"/>
               </w:rPr>
               <w:t xml:space="preserve"> día</w:t>
+            </w:r>
+            <w:r>
+              <w:rPr>
+                <w:rFonts w:ascii="Calibri" w:hAnsi="Calibri" w:cs="Arial"/>
+                <w:sz w:val="18"/>
+                <w:szCs w:val="20"/>
+                <w:lang w:eastAsia="es-CL"/>
+              </w:rPr>
+              <w:t>s</w:t>
             </w:r>
           </w:p>
         </w:tc>
@@ -19542,45 +18305,14 @@
                 <w:lang w:eastAsia="es-CL"/>
               </w:rPr>
             </w:pPr>
-            <w:proofErr w:type="spellStart"/>
-            <w:r>
-              <w:rPr>
-                <w:rFonts w:ascii="Calibri" w:hAnsi="Calibri" w:cs="Arial"/>
-                <w:sz w:val="18"/>
-                <w:szCs w:val="20"/>
-                <w:lang w:eastAsia="es-CL"/>
-              </w:rPr>
-              <w:t>React</w:t>
-            </w:r>
-            <w:proofErr w:type="spellEnd"/>
-            <w:r>
-              <w:rPr>
-                <w:rFonts w:ascii="Calibri" w:hAnsi="Calibri" w:cs="Arial"/>
-                <w:sz w:val="18"/>
-                <w:szCs w:val="20"/>
-                <w:lang w:eastAsia="es-CL"/>
-              </w:rPr>
-              <w:t xml:space="preserve">, </w:t>
-            </w:r>
-            <w:proofErr w:type="spellStart"/>
-            <w:r>
-              <w:rPr>
-                <w:rFonts w:ascii="Calibri" w:hAnsi="Calibri" w:cs="Arial"/>
-                <w:sz w:val="18"/>
-                <w:szCs w:val="20"/>
-                <w:lang w:eastAsia="es-CL"/>
-              </w:rPr>
-              <w:t>Supabase</w:t>
-            </w:r>
-            <w:proofErr w:type="spellEnd"/>
-            <w:r>
-              <w:rPr>
-                <w:rFonts w:ascii="Calibri" w:hAnsi="Calibri" w:cs="Arial"/>
-                <w:sz w:val="18"/>
-                <w:szCs w:val="20"/>
-                <w:lang w:eastAsia="es-CL"/>
-              </w:rPr>
-              <w:t>, navegador</w:t>
+            <w:r>
+              <w:rPr>
+                <w:rFonts w:ascii="Calibri" w:hAnsi="Calibri" w:cs="Arial"/>
+                <w:sz w:val="18"/>
+                <w:szCs w:val="20"/>
+                <w:lang w:eastAsia="es-CL"/>
+              </w:rPr>
+              <w:t>React, Supabase, navegador</w:t>
             </w:r>
           </w:p>
         </w:tc>
@@ -19806,6 +18538,15 @@
               </w:rPr>
               <w:t xml:space="preserve"> día</w:t>
             </w:r>
+            <w:r>
+              <w:rPr>
+                <w:rFonts w:ascii="Calibri" w:hAnsi="Calibri" w:cs="Arial"/>
+                <w:sz w:val="18"/>
+                <w:szCs w:val="20"/>
+                <w:lang w:eastAsia="es-CL"/>
+              </w:rPr>
+              <w:t>s</w:t>
+            </w:r>
           </w:p>
         </w:tc>
         <w:tc>
@@ -19956,25 +18697,14 @@
                 <w:lang w:eastAsia="es-CL"/>
               </w:rPr>
             </w:pPr>
-            <w:proofErr w:type="spellStart"/>
-            <w:r>
-              <w:rPr>
-                <w:rFonts w:ascii="Calibri" w:hAnsi="Calibri" w:cs="Arial"/>
-                <w:sz w:val="18"/>
-                <w:szCs w:val="20"/>
-                <w:lang w:eastAsia="es-CL"/>
-              </w:rPr>
-              <w:t>React</w:t>
-            </w:r>
-            <w:proofErr w:type="spellEnd"/>
-            <w:r>
-              <w:rPr>
-                <w:rFonts w:ascii="Calibri" w:hAnsi="Calibri" w:cs="Arial"/>
-                <w:sz w:val="18"/>
-                <w:szCs w:val="20"/>
-                <w:lang w:eastAsia="es-CL"/>
-              </w:rPr>
-              <w:t>, navegador</w:t>
+            <w:r>
+              <w:rPr>
+                <w:rFonts w:ascii="Calibri" w:hAnsi="Calibri" w:cs="Arial"/>
+                <w:sz w:val="18"/>
+                <w:szCs w:val="20"/>
+                <w:lang w:eastAsia="es-CL"/>
+              </w:rPr>
+              <w:t>React, navegador</w:t>
             </w:r>
           </w:p>
         </w:tc>
@@ -20012,6 +18742,15 @@
                 <w:lang w:eastAsia="es-CL"/>
               </w:rPr>
               <w:t xml:space="preserve"> día</w:t>
+            </w:r>
+            <w:r>
+              <w:rPr>
+                <w:rFonts w:ascii="Calibri" w:hAnsi="Calibri" w:cs="Arial"/>
+                <w:sz w:val="18"/>
+                <w:szCs w:val="20"/>
+                <w:lang w:eastAsia="es-CL"/>
+              </w:rPr>
+              <w:t>s</w:t>
             </w:r>
           </w:p>
         </w:tc>
@@ -20163,25 +18902,14 @@
                 <w:lang w:eastAsia="es-CL"/>
               </w:rPr>
             </w:pPr>
-            <w:proofErr w:type="spellStart"/>
-            <w:r>
-              <w:rPr>
-                <w:rFonts w:ascii="Calibri" w:hAnsi="Calibri" w:cs="Arial"/>
-                <w:sz w:val="18"/>
-                <w:szCs w:val="20"/>
-                <w:lang w:eastAsia="es-CL"/>
-              </w:rPr>
-              <w:t>Supabase</w:t>
-            </w:r>
-            <w:proofErr w:type="spellEnd"/>
-            <w:r>
-              <w:rPr>
-                <w:rFonts w:ascii="Calibri" w:hAnsi="Calibri" w:cs="Arial"/>
-                <w:sz w:val="18"/>
-                <w:szCs w:val="20"/>
-                <w:lang w:eastAsia="es-CL"/>
-              </w:rPr>
-              <w:t>, navegador</w:t>
+            <w:r>
+              <w:rPr>
+                <w:rFonts w:ascii="Calibri" w:hAnsi="Calibri" w:cs="Arial"/>
+                <w:sz w:val="18"/>
+                <w:szCs w:val="20"/>
+                <w:lang w:eastAsia="es-CL"/>
+              </w:rPr>
+              <w:t>Supabase, navegador</w:t>
             </w:r>
           </w:p>
         </w:tc>
@@ -20368,19 +19096,8 @@
                 <w:szCs w:val="20"/>
                 <w:lang w:eastAsia="es-CL"/>
               </w:rPr>
-              <w:t xml:space="preserve">VS Code, GitHub, </w:t>
-            </w:r>
-            <w:proofErr w:type="spellStart"/>
-            <w:r>
-              <w:rPr>
-                <w:rFonts w:ascii="Calibri" w:hAnsi="Calibri" w:cs="Arial"/>
-                <w:sz w:val="18"/>
-                <w:szCs w:val="20"/>
-                <w:lang w:eastAsia="es-CL"/>
-              </w:rPr>
-              <w:t>Supabase</w:t>
-            </w:r>
-            <w:proofErr w:type="spellEnd"/>
+              <w:t>VS Code, GitHub, Supabase</w:t>
+            </w:r>
           </w:p>
         </w:tc>
         <w:tc>
@@ -20417,6 +19134,15 @@
                 <w:lang w:eastAsia="es-CL"/>
               </w:rPr>
               <w:t xml:space="preserve"> día</w:t>
+            </w:r>
+            <w:r>
+              <w:rPr>
+                <w:rFonts w:ascii="Calibri" w:hAnsi="Calibri" w:cs="Arial"/>
+                <w:sz w:val="18"/>
+                <w:szCs w:val="20"/>
+                <w:lang w:eastAsia="es-CL"/>
+              </w:rPr>
+              <w:t>s</w:t>
             </w:r>
           </w:p>
         </w:tc>
@@ -20704,6 +19430,15 @@
               </w:rPr>
               <w:t xml:space="preserve"> día</w:t>
             </w:r>
+            <w:r>
+              <w:rPr>
+                <w:rFonts w:ascii="Calibri" w:hAnsi="Calibri" w:cs="Arial"/>
+                <w:sz w:val="18"/>
+                <w:szCs w:val="20"/>
+                <w:lang w:eastAsia="es-CL"/>
+              </w:rPr>
+              <w:t>s</w:t>
+            </w:r>
           </w:p>
         </w:tc>
         <w:tc>
@@ -20908,6 +19643,15 @@
                 <w:lang w:eastAsia="es-CL"/>
               </w:rPr>
               <w:t xml:space="preserve"> día</w:t>
+            </w:r>
+            <w:r>
+              <w:rPr>
+                <w:rFonts w:ascii="Calibri" w:hAnsi="Calibri" w:cs="Arial"/>
+                <w:sz w:val="18"/>
+                <w:szCs w:val="20"/>
+                <w:lang w:eastAsia="es-CL"/>
+              </w:rPr>
+              <w:t>s</w:t>
             </w:r>
           </w:p>
         </w:tc>
@@ -21257,7 +20001,7 @@
     </w:p>
     <w:tbl>
       <w:tblPr>
-        <w:tblStyle w:val="Tablaconcuadrcula"/>
+        <w:tblStyle w:val="TableGrid"/>
         <w:tblW w:w="9640" w:type="dxa"/>
         <w:tblInd w:w="-714" w:type="dxa"/>
         <w:tblBorders>
@@ -21333,7 +20077,7 @@
           </w:tcPr>
           <w:p>
             <w:pPr>
-              <w:pStyle w:val="Piedepgina"/>
+              <w:pStyle w:val="Footer"/>
               <w:jc w:val="both"/>
               <w:rPr>
                 <w:rFonts w:ascii="Calibri" w:hAnsi="Calibri"/>
@@ -21409,7 +20153,7 @@
         </w:rPr>
         <w:lastRenderedPageBreak/>
         <w:drawing>
-          <wp:inline distT="0" distB="0" distL="0" distR="0" wp14:anchorId="1CA55CA5" wp14:editId="22D73DA8">
+          <wp:inline distT="0" distB="0" distL="0" distR="0" wp14:anchorId="1CA55CA5" wp14:editId="3BBB5262">
             <wp:extent cx="5400040" cy="2157095"/>
             <wp:effectExtent l="0" t="0" r="0" b="0"/>
             <wp:docPr id="831278637" name="Imagen 3"/>
@@ -21424,7 +20168,7 @@
                     <pic:cNvPicPr/>
                   </pic:nvPicPr>
                   <pic:blipFill>
-                    <a:blip r:embed="rId10" cstate="print">
+                    <a:blip r:embed="rId11" cstate="print">
                       <a:extLst>
                         <a:ext uri="{28A0092B-C50C-407E-A947-70E740481C1C}">
                           <a14:useLocalDpi xmlns:a14="http://schemas.microsoft.com/office/drawing/2010/main" val="0"/>
@@ -21458,7 +20202,7 @@
           <w:szCs w:val="24"/>
         </w:rPr>
         <w:drawing>
-          <wp:inline distT="0" distB="0" distL="0" distR="0" wp14:anchorId="55663E7D" wp14:editId="73C68B34">
+          <wp:inline distT="0" distB="0" distL="0" distR="0" wp14:anchorId="55663E7D" wp14:editId="5B8C984B">
             <wp:extent cx="5400040" cy="1205230"/>
             <wp:effectExtent l="0" t="0" r="0" b="0"/>
             <wp:docPr id="1114075248" name="Imagen 4"/>
@@ -21473,7 +20217,7 @@
                     <pic:cNvPicPr/>
                   </pic:nvPicPr>
                   <pic:blipFill>
-                    <a:blip r:embed="rId11" cstate="print">
+                    <a:blip r:embed="rId12" cstate="print">
                       <a:extLst>
                         <a:ext uri="{28A0092B-C50C-407E-A947-70E740481C1C}">
                           <a14:useLocalDpi xmlns:a14="http://schemas.microsoft.com/office/drawing/2010/main" val="0"/>
@@ -21500,8 +20244,583 @@
         </w:drawing>
       </w:r>
     </w:p>
+    <w:tbl>
+      <w:tblPr>
+        <w:tblStyle w:val="TableGrid"/>
+        <w:tblW w:w="9640" w:type="dxa"/>
+        <w:tblInd w:w="-714" w:type="dxa"/>
+        <w:tblBorders>
+          <w:top w:val="single" w:sz="4" w:space="0" w:color="BFBFBF" w:themeColor="background1" w:themeShade="BF"/>
+          <w:left w:val="single" w:sz="4" w:space="0" w:color="BFBFBF" w:themeColor="background1" w:themeShade="BF"/>
+          <w:bottom w:val="single" w:sz="4" w:space="0" w:color="BFBFBF" w:themeColor="background1" w:themeShade="BF"/>
+          <w:right w:val="single" w:sz="4" w:space="0" w:color="BFBFBF" w:themeColor="background1" w:themeShade="BF"/>
+          <w:insideH w:val="single" w:sz="4" w:space="0" w:color="BFBFBF" w:themeColor="background1" w:themeShade="BF"/>
+          <w:insideV w:val="single" w:sz="4" w:space="0" w:color="BFBFBF" w:themeColor="background1" w:themeShade="BF"/>
+        </w:tblBorders>
+        <w:tblLook w:val="04A0" w:firstRow="1" w:lastRow="0" w:firstColumn="1" w:lastColumn="0" w:noHBand="0" w:noVBand="1"/>
+      </w:tblPr>
+      <w:tblGrid>
+        <w:gridCol w:w="9640"/>
+      </w:tblGrid>
+      <w:tr>
+        <w:trPr>
+          <w:trHeight w:val="440"/>
+        </w:trPr>
+        <w:tc>
+          <w:tcPr>
+            <w:tcW w:w="9640" w:type="dxa"/>
+            <w:vAlign w:val="center"/>
+          </w:tcPr>
+          <w:p>
+            <w:pPr>
+              <w:rPr>
+                <w:b/>
+                <w:color w:val="1F3864" w:themeColor="accent1" w:themeShade="80"/>
+                <w:sz w:val="28"/>
+                <w:szCs w:val="28"/>
+              </w:rPr>
+            </w:pPr>
+            <w:r>
+              <w:rPr>
+                <w:b/>
+                <w:color w:val="1F3864" w:themeColor="accent1" w:themeShade="80"/>
+                <w:sz w:val="28"/>
+                <w:szCs w:val="28"/>
+              </w:rPr>
+              <w:t>9</w:t>
+            </w:r>
+            <w:r>
+              <w:rPr>
+                <w:b/>
+                <w:color w:val="1F3864" w:themeColor="accent1" w:themeShade="80"/>
+                <w:sz w:val="28"/>
+                <w:szCs w:val="28"/>
+              </w:rPr>
+              <w:t xml:space="preserve">. </w:t>
+            </w:r>
+            <w:r>
+              <w:rPr>
+                <w:b/>
+                <w:color w:val="1F3864" w:themeColor="accent1" w:themeShade="80"/>
+                <w:sz w:val="28"/>
+                <w:szCs w:val="28"/>
+              </w:rPr>
+              <w:t>Matriz RACI</w:t>
+            </w:r>
+            <w:r>
+              <w:rPr>
+                <w:b/>
+                <w:color w:val="1F3864" w:themeColor="accent1" w:themeShade="80"/>
+                <w:sz w:val="28"/>
+                <w:szCs w:val="28"/>
+              </w:rPr>
+              <w:t xml:space="preserve"> </w:t>
+            </w:r>
+          </w:p>
+        </w:tc>
+      </w:tr>
+      <w:tr>
+        <w:trPr>
+          <w:trHeight w:val="440"/>
+        </w:trPr>
+        <w:tc>
+          <w:tcPr>
+            <w:tcW w:w="9640" w:type="dxa"/>
+            <w:shd w:val="clear" w:color="auto" w:fill="D9E2F3" w:themeFill="accent1" w:themeFillTint="33"/>
+            <w:vAlign w:val="center"/>
+          </w:tcPr>
+          <w:p>
+            <w:pPr>
+              <w:pStyle w:val="Footer"/>
+              <w:jc w:val="both"/>
+              <w:rPr>
+                <w:rFonts w:ascii="Calibri" w:hAnsi="Calibri"/>
+                <w:color w:val="1F3864" w:themeColor="accent1" w:themeShade="80"/>
+              </w:rPr>
+            </w:pPr>
+            <w:r>
+              <w:rPr>
+                <w:rFonts w:ascii="Calibri" w:hAnsi="Calibri"/>
+                <w:color w:val="1F3864" w:themeColor="accent1" w:themeShade="80"/>
+              </w:rPr>
+              <w:t>En este punto se mostrará la matriz RACI del proyecto donde se les asignará responsabilidades a cada integrante del proyecto</w:t>
+            </w:r>
+            <w:r>
+              <w:rPr>
+                <w:rFonts w:ascii="Calibri" w:hAnsi="Calibri"/>
+                <w:color w:val="1F3864" w:themeColor="accent1" w:themeShade="80"/>
+              </w:rPr>
+              <w:t xml:space="preserve"> que facilitará la asignación de tareas, agilizar procedimientos y/o autorizaciones.</w:t>
+            </w:r>
+          </w:p>
+        </w:tc>
+      </w:tr>
+    </w:tbl>
+    <w:p>
+      <w:pPr>
+        <w:spacing w:after="0" w:line="360" w:lineRule="auto"/>
+        <w:jc w:val="both"/>
+        <w:rPr>
+          <w:b/>
+          <w:sz w:val="24"/>
+          <w:szCs w:val="24"/>
+        </w:rPr>
+      </w:pPr>
+    </w:p>
+    <w:p>
+      <w:pPr>
+        <w:spacing w:after="0" w:line="240" w:lineRule="auto"/>
+        <w:rPr>
+          <w:b/>
+          <w:sz w:val="24"/>
+          <w:szCs w:val="24"/>
+        </w:rPr>
+      </w:pPr>
+      <w:r>
+        <w:rPr>
+          <w:b/>
+          <w:noProof/>
+          <w:sz w:val="24"/>
+          <w:szCs w:val="24"/>
+        </w:rPr>
+        <w:drawing>
+          <wp:inline distT="0" distB="0" distL="0" distR="0" wp14:anchorId="5CC9D3A0" wp14:editId="03E40BDF">
+            <wp:extent cx="5384183" cy="3659505"/>
+            <wp:effectExtent l="0" t="0" r="6985" b="0"/>
+            <wp:docPr id="1569383169" name="Picture 1"/>
+            <wp:cNvGraphicFramePr>
+              <a:graphicFrameLocks xmlns:a="http://schemas.openxmlformats.org/drawingml/2006/main" noChangeAspect="1"/>
+            </wp:cNvGraphicFramePr>
+            <a:graphic xmlns:a="http://schemas.openxmlformats.org/drawingml/2006/main">
+              <a:graphicData uri="http://schemas.openxmlformats.org/drawingml/2006/picture">
+                <pic:pic xmlns:pic="http://schemas.openxmlformats.org/drawingml/2006/picture">
+                  <pic:nvPicPr>
+                    <pic:cNvPr id="1569383169" name=""/>
+                    <pic:cNvPicPr/>
+                  </pic:nvPicPr>
+                  <pic:blipFill rotWithShape="1">
+                    <a:blip r:embed="rId13"/>
+                    <a:srcRect l="294"/>
+                    <a:stretch>
+                      <a:fillRect/>
+                    </a:stretch>
+                  </pic:blipFill>
+                  <pic:spPr bwMode="auto">
+                    <a:xfrm>
+                      <a:off x="0" y="0"/>
+                      <a:ext cx="5384183" cy="3659505"/>
+                    </a:xfrm>
+                    <a:prstGeom prst="rect">
+                      <a:avLst/>
+                    </a:prstGeom>
+                    <a:ln>
+                      <a:noFill/>
+                    </a:ln>
+                    <a:extLst>
+                      <a:ext uri="{53640926-AAD7-44D8-BBD7-CCE9431645EC}">
+                        <a14:shadowObscured xmlns:a14="http://schemas.microsoft.com/office/drawing/2010/main"/>
+                      </a:ext>
+                    </a:extLst>
+                  </pic:spPr>
+                </pic:pic>
+              </a:graphicData>
+            </a:graphic>
+          </wp:inline>
+        </w:drawing>
+      </w:r>
+      <w:r>
+        <w:rPr>
+          <w:b/>
+          <w:sz w:val="24"/>
+          <w:szCs w:val="24"/>
+        </w:rPr>
+        <w:t xml:space="preserve"> </w:t>
+      </w:r>
+      <w:r>
+        <w:rPr>
+          <w:b/>
+          <w:sz w:val="24"/>
+          <w:szCs w:val="24"/>
+        </w:rPr>
+        <w:br w:type="page"/>
+      </w:r>
+    </w:p>
+    <w:p>
+      <w:pPr>
+        <w:spacing w:after="0" w:line="360" w:lineRule="auto"/>
+        <w:jc w:val="both"/>
+        <w:rPr>
+          <w:b/>
+          <w:sz w:val="24"/>
+          <w:szCs w:val="24"/>
+        </w:rPr>
+      </w:pPr>
+    </w:p>
+    <w:tbl>
+      <w:tblPr>
+        <w:tblStyle w:val="TableGrid"/>
+        <w:tblW w:w="9640" w:type="dxa"/>
+        <w:tblInd w:w="-714" w:type="dxa"/>
+        <w:tblBorders>
+          <w:top w:val="single" w:sz="4" w:space="0" w:color="BFBFBF" w:themeColor="background1" w:themeShade="BF"/>
+          <w:left w:val="single" w:sz="4" w:space="0" w:color="BFBFBF" w:themeColor="background1" w:themeShade="BF"/>
+          <w:bottom w:val="single" w:sz="4" w:space="0" w:color="BFBFBF" w:themeColor="background1" w:themeShade="BF"/>
+          <w:right w:val="single" w:sz="4" w:space="0" w:color="BFBFBF" w:themeColor="background1" w:themeShade="BF"/>
+          <w:insideH w:val="single" w:sz="4" w:space="0" w:color="BFBFBF" w:themeColor="background1" w:themeShade="BF"/>
+          <w:insideV w:val="single" w:sz="4" w:space="0" w:color="BFBFBF" w:themeColor="background1" w:themeShade="BF"/>
+        </w:tblBorders>
+        <w:tblLook w:val="04A0" w:firstRow="1" w:lastRow="0" w:firstColumn="1" w:lastColumn="0" w:noHBand="0" w:noVBand="1"/>
+      </w:tblPr>
+      <w:tblGrid>
+        <w:gridCol w:w="9640"/>
+      </w:tblGrid>
+      <w:tr>
+        <w:trPr>
+          <w:trHeight w:val="440"/>
+        </w:trPr>
+        <w:tc>
+          <w:tcPr>
+            <w:tcW w:w="9640" w:type="dxa"/>
+            <w:vAlign w:val="center"/>
+          </w:tcPr>
+          <w:p>
+            <w:pPr>
+              <w:rPr>
+                <w:b/>
+                <w:color w:val="1F3864" w:themeColor="accent1" w:themeShade="80"/>
+                <w:sz w:val="28"/>
+                <w:szCs w:val="28"/>
+              </w:rPr>
+            </w:pPr>
+            <w:r>
+              <w:rPr>
+                <w:b/>
+                <w:color w:val="1F3864" w:themeColor="accent1" w:themeShade="80"/>
+                <w:sz w:val="28"/>
+                <w:szCs w:val="28"/>
+              </w:rPr>
+              <w:t>10</w:t>
+            </w:r>
+            <w:r>
+              <w:rPr>
+                <w:b/>
+                <w:color w:val="1F3864" w:themeColor="accent1" w:themeShade="80"/>
+                <w:sz w:val="28"/>
+                <w:szCs w:val="28"/>
+              </w:rPr>
+              <w:t xml:space="preserve">. </w:t>
+            </w:r>
+            <w:r>
+              <w:rPr>
+                <w:b/>
+                <w:color w:val="1F3864" w:themeColor="accent1" w:themeShade="80"/>
+                <w:sz w:val="28"/>
+                <w:szCs w:val="28"/>
+              </w:rPr>
+              <w:t>Base de datos</w:t>
+            </w:r>
+          </w:p>
+        </w:tc>
+      </w:tr>
+      <w:tr>
+        <w:trPr>
+          <w:trHeight w:val="440"/>
+        </w:trPr>
+        <w:tc>
+          <w:tcPr>
+            <w:tcW w:w="9640" w:type="dxa"/>
+            <w:shd w:val="clear" w:color="auto" w:fill="D9E2F3" w:themeFill="accent1" w:themeFillTint="33"/>
+            <w:vAlign w:val="center"/>
+          </w:tcPr>
+          <w:p>
+            <w:pPr>
+              <w:pStyle w:val="Footer"/>
+              <w:jc w:val="both"/>
+              <w:rPr>
+                <w:rFonts w:ascii="Calibri" w:hAnsi="Calibri"/>
+                <w:color w:val="1F3864" w:themeColor="accent1" w:themeShade="80"/>
+              </w:rPr>
+            </w:pPr>
+            <w:r>
+              <w:rPr>
+                <w:rFonts w:ascii="Calibri" w:hAnsi="Calibri"/>
+                <w:color w:val="1F3864" w:themeColor="accent1" w:themeShade="80"/>
+              </w:rPr>
+              <w:t>Se mostrará la base de datos establecida por el equipo para la solución (</w:t>
+            </w:r>
+            <w:r>
+              <w:rPr>
+                <w:rFonts w:ascii="Calibri" w:hAnsi="Calibri"/>
+                <w:color w:val="1F3864" w:themeColor="accent1" w:themeShade="80"/>
+              </w:rPr>
+              <w:t>l</w:t>
+            </w:r>
+            <w:r>
+              <w:rPr>
+                <w:rFonts w:ascii="Calibri" w:hAnsi="Calibri"/>
+                <w:color w:val="1F3864" w:themeColor="accent1" w:themeShade="80"/>
+              </w:rPr>
+              <w:t>a siguiente imagen es la Base de datos actual hasta la fecha de</w:t>
+            </w:r>
+            <w:r>
+              <w:rPr>
+                <w:rFonts w:ascii="Calibri" w:hAnsi="Calibri"/>
+                <w:color w:val="1F3864" w:themeColor="accent1" w:themeShade="80"/>
+              </w:rPr>
+              <w:t xml:space="preserve"> la</w:t>
+            </w:r>
+            <w:r>
+              <w:rPr>
+                <w:rFonts w:ascii="Calibri" w:hAnsi="Calibri"/>
+                <w:color w:val="1F3864" w:themeColor="accent1" w:themeShade="80"/>
+              </w:rPr>
+              <w:t xml:space="preserve"> entrega de este informe</w:t>
+            </w:r>
+            <w:r>
+              <w:rPr>
+                <w:rFonts w:ascii="Calibri" w:hAnsi="Calibri"/>
+                <w:color w:val="1F3864" w:themeColor="accent1" w:themeShade="80"/>
+              </w:rPr>
+              <w:t>, por lo que es altamente modificable a medida que se desarrolle el proyecto</w:t>
+            </w:r>
+            <w:r>
+              <w:rPr>
+                <w:rFonts w:ascii="Calibri" w:hAnsi="Calibri"/>
+                <w:color w:val="1F3864" w:themeColor="accent1" w:themeShade="80"/>
+              </w:rPr>
+              <w:t>).</w:t>
+            </w:r>
+          </w:p>
+        </w:tc>
+      </w:tr>
+    </w:tbl>
+    <w:p>
+      <w:pPr>
+        <w:spacing w:after="0" w:line="360" w:lineRule="auto"/>
+        <w:jc w:val="both"/>
+        <w:rPr>
+          <w:b/>
+          <w:sz w:val="24"/>
+          <w:szCs w:val="24"/>
+        </w:rPr>
+      </w:pPr>
+    </w:p>
+    <w:p>
+      <w:pPr>
+        <w:spacing w:after="0" w:line="360" w:lineRule="auto"/>
+        <w:jc w:val="both"/>
+        <w:rPr>
+          <w:b/>
+          <w:sz w:val="24"/>
+          <w:szCs w:val="24"/>
+        </w:rPr>
+      </w:pPr>
+    </w:p>
+    <w:p>
+      <w:pPr>
+        <w:spacing w:after="0" w:line="240" w:lineRule="auto"/>
+        <w:rPr>
+          <w:b/>
+          <w:sz w:val="24"/>
+          <w:szCs w:val="24"/>
+        </w:rPr>
+      </w:pPr>
+      <w:r>
+        <w:rPr>
+          <w:b/>
+          <w:noProof/>
+          <w:sz w:val="24"/>
+          <w:szCs w:val="24"/>
+        </w:rPr>
+        <w:drawing>
+          <wp:inline distT="0" distB="0" distL="0" distR="0" wp14:anchorId="75796B44" wp14:editId="320B9F7C">
+            <wp:extent cx="6045954" cy="3414713"/>
+            <wp:effectExtent l="0" t="0" r="0" b="0"/>
+            <wp:docPr id="70053499" name="Picture 5"/>
+            <wp:cNvGraphicFramePr>
+              <a:graphicFrameLocks xmlns:a="http://schemas.openxmlformats.org/drawingml/2006/main" noChangeAspect="1"/>
+            </wp:cNvGraphicFramePr>
+            <a:graphic xmlns:a="http://schemas.openxmlformats.org/drawingml/2006/main">
+              <a:graphicData uri="http://schemas.openxmlformats.org/drawingml/2006/picture">
+                <pic:pic xmlns:pic="http://schemas.openxmlformats.org/drawingml/2006/picture">
+                  <pic:nvPicPr>
+                    <pic:cNvPr id="0" name="Picture 7"/>
+                    <pic:cNvPicPr>
+                      <a:picLocks noChangeAspect="1" noChangeArrowheads="1"/>
+                    </pic:cNvPicPr>
+                  </pic:nvPicPr>
+                  <pic:blipFill>
+                    <a:blip r:embed="rId14" cstate="print">
+                      <a:extLst>
+                        <a:ext uri="{28A0092B-C50C-407E-A947-70E740481C1C}">
+                          <a14:useLocalDpi xmlns:a14="http://schemas.microsoft.com/office/drawing/2010/main" val="0"/>
+                        </a:ext>
+                      </a:extLst>
+                    </a:blip>
+                    <a:srcRect/>
+                    <a:stretch>
+                      <a:fillRect/>
+                    </a:stretch>
+                  </pic:blipFill>
+                  <pic:spPr bwMode="auto">
+                    <a:xfrm>
+                      <a:off x="0" y="0"/>
+                      <a:ext cx="6051753" cy="3417988"/>
+                    </a:xfrm>
+                    <a:prstGeom prst="rect">
+                      <a:avLst/>
+                    </a:prstGeom>
+                    <a:noFill/>
+                    <a:ln>
+                      <a:noFill/>
+                    </a:ln>
+                  </pic:spPr>
+                </pic:pic>
+              </a:graphicData>
+            </a:graphic>
+          </wp:inline>
+        </w:drawing>
+      </w:r>
+    </w:p>
+    <w:p>
+      <w:pPr>
+        <w:spacing w:after="0" w:line="240" w:lineRule="auto"/>
+        <w:rPr>
+          <w:b/>
+          <w:sz w:val="24"/>
+          <w:szCs w:val="24"/>
+        </w:rPr>
+      </w:pPr>
+      <w:r>
+        <w:rPr>
+          <w:b/>
+          <w:sz w:val="24"/>
+          <w:szCs w:val="24"/>
+        </w:rPr>
+        <w:br w:type="page"/>
+      </w:r>
+    </w:p>
+    <w:p>
+      <w:pPr>
+        <w:pStyle w:val="Heading1"/>
+        <w:rPr>
+          <w:rFonts w:asciiTheme="minorHAnsi" w:hAnsiTheme="minorHAnsi" w:cstheme="minorHAnsi"/>
+          <w:b/>
+          <w:bCs/>
+          <w:sz w:val="28"/>
+          <w:szCs w:val="28"/>
+        </w:rPr>
+      </w:pPr>
+      <w:r>
+        <w:rPr>
+          <w:rFonts w:asciiTheme="minorHAnsi" w:hAnsiTheme="minorHAnsi" w:cstheme="minorHAnsi"/>
+          <w:b/>
+          <w:bCs/>
+          <w:sz w:val="28"/>
+          <w:szCs w:val="28"/>
+        </w:rPr>
+        <w:lastRenderedPageBreak/>
+        <w:t>Anexo</w:t>
+      </w:r>
+      <w:r>
+        <w:rPr>
+          <w:rFonts w:asciiTheme="minorHAnsi" w:hAnsiTheme="minorHAnsi" w:cstheme="minorHAnsi"/>
+          <w:b/>
+          <w:bCs/>
+          <w:sz w:val="28"/>
+          <w:szCs w:val="28"/>
+        </w:rPr>
+        <w:t>s</w:t>
+      </w:r>
+    </w:p>
+    <w:p/>
+    <w:p>
+      <w:pPr>
+        <w:pStyle w:val="ListParagraph"/>
+        <w:numPr>
+          <w:ilvl w:val="0"/>
+          <w:numId w:val="6"/>
+        </w:numPr>
+      </w:pPr>
+      <w:r>
+        <w:t>Carta Gantt – Ferreplast</w:t>
+      </w:r>
+    </w:p>
+    <w:p>
+      <w:r>
+        <w:object w:dxaOrig="1486" w:dyaOrig="994" w14:anchorId="7AA55A19">
+          <v:shapetype id="_x0000_t75" coordsize="21600,21600" o:spt="75" o:preferrelative="t" path="m@4@5l@4@11@9@11@9@5xe" filled="f" stroked="f">
+            <v:stroke joinstyle="miter"/>
+            <v:formulas>
+              <v:f eqn="if lineDrawn pixelLineWidth 0"/>
+              <v:f eqn="sum @0 1 0"/>
+              <v:f eqn="sum 0 0 @1"/>
+              <v:f eqn="prod @2 1 2"/>
+              <v:f eqn="prod @3 21600 pixelWidth"/>
+              <v:f eqn="prod @3 21600 pixelHeight"/>
+              <v:f eqn="sum @0 0 1"/>
+              <v:f eqn="prod @6 1 2"/>
+              <v:f eqn="prod @7 21600 pixelWidth"/>
+              <v:f eqn="sum @8 21600 0"/>
+              <v:f eqn="prod @7 21600 pixelHeight"/>
+              <v:f eqn="sum @10 21600 0"/>
+            </v:formulas>
+            <v:path o:extrusionok="f" gradientshapeok="t" o:connecttype="rect"/>
+            <o:lock v:ext="edit" aspectratio="t"/>
+          </v:shapetype>
+          <v:shape id="_x0000_i1025" type="#_x0000_t75" style="width:75.8pt;height:49.25pt" o:ole="">
+            <v:imagedata r:id="rId15" o:title=""/>
+          </v:shape>
+          <o:OLEObject Type="Embed" ProgID="Excel.Sheet.12" ShapeID="_x0000_i1025" DrawAspect="Icon" ObjectID="_1849783771" r:id="rId16"/>
+        </w:object>
+      </w:r>
+    </w:p>
+    <w:p>
+      <w:pPr>
+        <w:pStyle w:val="ListParagraph"/>
+        <w:numPr>
+          <w:ilvl w:val="0"/>
+          <w:numId w:val="6"/>
+        </w:numPr>
+      </w:pPr>
+      <w:r>
+        <w:t xml:space="preserve">Matriz RACI – Ferreplast </w:t>
+      </w:r>
+    </w:p>
+    <w:p>
+      <w:r>
+        <w:object w:dxaOrig="1486" w:dyaOrig="994" w14:anchorId="685873C3">
+          <v:shape id="_x0000_i1026" type="#_x0000_t75" style="width:75.8pt;height:49.25pt" o:ole="">
+            <v:imagedata r:id="rId17" o:title=""/>
+          </v:shape>
+          <o:OLEObject Type="Embed" ProgID="Excel.Sheet.12" ShapeID="_x0000_i1026" DrawAspect="Icon" ObjectID="_1849783772" r:id="rId18"/>
+        </w:object>
+      </w:r>
+    </w:p>
+    <w:p>
+      <w:pPr>
+        <w:pStyle w:val="ListParagraph"/>
+        <w:numPr>
+          <w:ilvl w:val="0"/>
+          <w:numId w:val="6"/>
+        </w:numPr>
+      </w:pPr>
+      <w:r>
+        <w:t>PDF base de datos – Ferreplast</w:t>
+      </w:r>
+    </w:p>
+    <w:p>
+      <w:r>
+        <w:object w:dxaOrig="1486" w:dyaOrig="994" w14:anchorId="042CB9AA">
+          <v:shape id="_x0000_i1027" type="#_x0000_t75" style="width:75.8pt;height:49.25pt" o:ole="">
+            <v:imagedata r:id="rId19" o:title=""/>
+          </v:shape>
+          <o:OLEObject Type="Embed" ProgID="Package" ShapeID="_x0000_i1027" DrawAspect="Icon" ObjectID="_1849783773" r:id="rId20"/>
+        </w:object>
+      </w:r>
+    </w:p>
     <w:sectPr>
-      <w:headerReference w:type="default" r:id="rId12"/>
+      <w:headerReference w:type="default" r:id="rId21"/>
       <w:pgSz w:w="11906" w:h="16838"/>
       <w:pgMar w:top="1417" w:right="1701" w:bottom="1417" w:left="1701" w:header="708" w:footer="708" w:gutter="0"/>
       <w:cols w:space="708"/>
@@ -21740,7 +21059,7 @@
   </w:tbl>
   <w:p>
     <w:pPr>
-      <w:pStyle w:val="Encabezado"/>
+      <w:pStyle w:val="Header"/>
     </w:pPr>
   </w:p>
 </w:hdr>
@@ -21959,6 +21278,95 @@
     </w:lvl>
   </w:abstractNum>
   <w:abstractNum w:abstractNumId="2" w15:restartNumberingAfterBreak="0">
+    <w:nsid w:val="4BF0008B"/>
+    <w:multiLevelType w:val="hybridMultilevel"/>
+    <w:tmpl w:val="97507F2C"/>
+    <w:lvl w:ilvl="0" w:tplc="340A000F">
+      <w:start w:val="1"/>
+      <w:numFmt w:val="decimal"/>
+      <w:lvlText w:val="%1."/>
+      <w:lvlJc w:val="left"/>
+      <w:pPr>
+        <w:ind w:left="720" w:hanging="360"/>
+      </w:pPr>
+      <w:rPr>
+        <w:rFonts w:hint="default"/>
+      </w:rPr>
+    </w:lvl>
+    <w:lvl w:ilvl="1" w:tplc="340A0019" w:tentative="1">
+      <w:start w:val="1"/>
+      <w:numFmt w:val="lowerLetter"/>
+      <w:lvlText w:val="%2."/>
+      <w:lvlJc w:val="left"/>
+      <w:pPr>
+        <w:ind w:left="1440" w:hanging="360"/>
+      </w:pPr>
+    </w:lvl>
+    <w:lvl w:ilvl="2" w:tplc="340A001B" w:tentative="1">
+      <w:start w:val="1"/>
+      <w:numFmt w:val="lowerRoman"/>
+      <w:lvlText w:val="%3."/>
+      <w:lvlJc w:val="right"/>
+      <w:pPr>
+        <w:ind w:left="2160" w:hanging="180"/>
+      </w:pPr>
+    </w:lvl>
+    <w:lvl w:ilvl="3" w:tplc="340A000F" w:tentative="1">
+      <w:start w:val="1"/>
+      <w:numFmt w:val="decimal"/>
+      <w:lvlText w:val="%4."/>
+      <w:lvlJc w:val="left"/>
+      <w:pPr>
+        <w:ind w:left="2880" w:hanging="360"/>
+      </w:pPr>
+    </w:lvl>
+    <w:lvl w:ilvl="4" w:tplc="340A0019" w:tentative="1">
+      <w:start w:val="1"/>
+      <w:numFmt w:val="lowerLetter"/>
+      <w:lvlText w:val="%5."/>
+      <w:lvlJc w:val="left"/>
+      <w:pPr>
+        <w:ind w:left="3600" w:hanging="360"/>
+      </w:pPr>
+    </w:lvl>
+    <w:lvl w:ilvl="5" w:tplc="340A001B" w:tentative="1">
+      <w:start w:val="1"/>
+      <w:numFmt w:val="lowerRoman"/>
+      <w:lvlText w:val="%6."/>
+      <w:lvlJc w:val="right"/>
+      <w:pPr>
+        <w:ind w:left="4320" w:hanging="180"/>
+      </w:pPr>
+    </w:lvl>
+    <w:lvl w:ilvl="6" w:tplc="340A000F" w:tentative="1">
+      <w:start w:val="1"/>
+      <w:numFmt w:val="decimal"/>
+      <w:lvlText w:val="%7."/>
+      <w:lvlJc w:val="left"/>
+      <w:pPr>
+        <w:ind w:left="5040" w:hanging="360"/>
+      </w:pPr>
+    </w:lvl>
+    <w:lvl w:ilvl="7" w:tplc="340A0019" w:tentative="1">
+      <w:start w:val="1"/>
+      <w:numFmt w:val="lowerLetter"/>
+      <w:lvlText w:val="%8."/>
+      <w:lvlJc w:val="left"/>
+      <w:pPr>
+        <w:ind w:left="5760" w:hanging="360"/>
+      </w:pPr>
+    </w:lvl>
+    <w:lvl w:ilvl="8" w:tplc="340A001B" w:tentative="1">
+      <w:start w:val="1"/>
+      <w:numFmt w:val="lowerRoman"/>
+      <w:lvlText w:val="%9."/>
+      <w:lvlJc w:val="right"/>
+      <w:pPr>
+        <w:ind w:left="6480" w:hanging="180"/>
+      </w:pPr>
+    </w:lvl>
+  </w:abstractNum>
+  <w:abstractNum w:abstractNumId="3" w15:restartNumberingAfterBreak="0">
     <w:nsid w:val="6BDB0362"/>
     <w:multiLevelType w:val="hybridMultilevel"/>
     <w:tmpl w:val="8106327E"/>
@@ -22047,7 +21455,7 @@
       </w:pPr>
     </w:lvl>
   </w:abstractNum>
-  <w:abstractNum w:abstractNumId="3" w15:restartNumberingAfterBreak="0">
+  <w:abstractNum w:abstractNumId="4" w15:restartNumberingAfterBreak="0">
     <w:nsid w:val="6F5F64B1"/>
     <w:multiLevelType w:val="hybridMultilevel"/>
     <w:tmpl w:val="999C60C0"/>
@@ -22136,17 +21544,112 @@
       </w:pPr>
     </w:lvl>
   </w:abstractNum>
+  <w:abstractNum w:abstractNumId="5" w15:restartNumberingAfterBreak="0">
+    <w:nsid w:val="774F5B34"/>
+    <w:multiLevelType w:val="hybridMultilevel"/>
+    <w:tmpl w:val="2B4695FA"/>
+    <w:lvl w:ilvl="0" w:tplc="340A000F">
+      <w:start w:val="1"/>
+      <w:numFmt w:val="decimal"/>
+      <w:lvlText w:val="%1."/>
+      <w:lvlJc w:val="left"/>
+      <w:pPr>
+        <w:ind w:left="720" w:hanging="360"/>
+      </w:pPr>
+      <w:rPr>
+        <w:rFonts w:hint="default"/>
+      </w:rPr>
+    </w:lvl>
+    <w:lvl w:ilvl="1" w:tplc="340A0019" w:tentative="1">
+      <w:start w:val="1"/>
+      <w:numFmt w:val="lowerLetter"/>
+      <w:lvlText w:val="%2."/>
+      <w:lvlJc w:val="left"/>
+      <w:pPr>
+        <w:ind w:left="1440" w:hanging="360"/>
+      </w:pPr>
+    </w:lvl>
+    <w:lvl w:ilvl="2" w:tplc="340A001B" w:tentative="1">
+      <w:start w:val="1"/>
+      <w:numFmt w:val="lowerRoman"/>
+      <w:lvlText w:val="%3."/>
+      <w:lvlJc w:val="right"/>
+      <w:pPr>
+        <w:ind w:left="2160" w:hanging="180"/>
+      </w:pPr>
+    </w:lvl>
+    <w:lvl w:ilvl="3" w:tplc="340A000F" w:tentative="1">
+      <w:start w:val="1"/>
+      <w:numFmt w:val="decimal"/>
+      <w:lvlText w:val="%4."/>
+      <w:lvlJc w:val="left"/>
+      <w:pPr>
+        <w:ind w:left="2880" w:hanging="360"/>
+      </w:pPr>
+    </w:lvl>
+    <w:lvl w:ilvl="4" w:tplc="340A0019" w:tentative="1">
+      <w:start w:val="1"/>
+      <w:numFmt w:val="lowerLetter"/>
+      <w:lvlText w:val="%5."/>
+      <w:lvlJc w:val="left"/>
+      <w:pPr>
+        <w:ind w:left="3600" w:hanging="360"/>
+      </w:pPr>
+    </w:lvl>
+    <w:lvl w:ilvl="5" w:tplc="340A001B" w:tentative="1">
+      <w:start w:val="1"/>
+      <w:numFmt w:val="lowerRoman"/>
+      <w:lvlText w:val="%6."/>
+      <w:lvlJc w:val="right"/>
+      <w:pPr>
+        <w:ind w:left="4320" w:hanging="180"/>
+      </w:pPr>
+    </w:lvl>
+    <w:lvl w:ilvl="6" w:tplc="340A000F" w:tentative="1">
+      <w:start w:val="1"/>
+      <w:numFmt w:val="decimal"/>
+      <w:lvlText w:val="%7."/>
+      <w:lvlJc w:val="left"/>
+      <w:pPr>
+        <w:ind w:left="5040" w:hanging="360"/>
+      </w:pPr>
+    </w:lvl>
+    <w:lvl w:ilvl="7" w:tplc="340A0019" w:tentative="1">
+      <w:start w:val="1"/>
+      <w:numFmt w:val="lowerLetter"/>
+      <w:lvlText w:val="%8."/>
+      <w:lvlJc w:val="left"/>
+      <w:pPr>
+        <w:ind w:left="5760" w:hanging="360"/>
+      </w:pPr>
+    </w:lvl>
+    <w:lvl w:ilvl="8" w:tplc="340A001B" w:tentative="1">
+      <w:start w:val="1"/>
+      <w:numFmt w:val="lowerRoman"/>
+      <w:lvlText w:val="%9."/>
+      <w:lvlJc w:val="right"/>
+      <w:pPr>
+        <w:ind w:left="6480" w:hanging="180"/>
+      </w:pPr>
+    </w:lvl>
+  </w:abstractNum>
   <w:num w:numId="1" w16cid:durableId="1506938751">
-    <w:abstractNumId w:val="2"/>
+    <w:abstractNumId w:val="3"/>
   </w:num>
   <w:num w:numId="2" w16cid:durableId="827021811">
-    <w:abstractNumId w:val="3"/>
+    <w:abstractNumId w:val="4"/>
   </w:num>
   <w:num w:numId="3" w16cid:durableId="1202791579">
     <w:abstractNumId w:val="0"/>
   </w:num>
   <w:num w:numId="4" w16cid:durableId="1808736199">
     <w:abstractNumId w:val="1"/>
+  </w:num>
+  <w:num w:numId="5" w16cid:durableId="1241256422">
+    <w:abstractNumId w:val="2"/>
+  </w:num>
+  <w:num w:numId="6" w16cid:durableId="2103136671">
+    <w:abstractNumId w:val="5"/>
   </w:num>
 </w:numbering>
 </file>
@@ -22554,11 +22057,11 @@
       <w:szCs w:val="22"/>
     </w:rPr>
   </w:style>
-  <w:style w:type="paragraph" w:styleId="Ttulo1">
+  <w:style w:type="paragraph" w:styleId="Heading1">
     <w:name w:val="heading 1"/>
     <w:basedOn w:val="Normal"/>
     <w:next w:val="Normal"/>
-    <w:link w:val="Ttulo1Car"/>
+    <w:link w:val="Heading1Char"/>
     <w:uiPriority w:val="9"/>
     <w:qFormat/>
     <w:rsid w:val="000D24F1"/>
@@ -22575,11 +22078,33 @@
       <w:szCs w:val="32"/>
     </w:rPr>
   </w:style>
-  <w:style w:type="paragraph" w:styleId="Ttulo3">
+  <w:style w:type="paragraph" w:styleId="Heading2">
+    <w:name w:val="heading 2"/>
+    <w:basedOn w:val="Normal"/>
+    <w:next w:val="Normal"/>
+    <w:link w:val="Heading2Char"/>
+    <w:uiPriority w:val="9"/>
+    <w:unhideWhenUsed/>
+    <w:qFormat/>
+    <w:rsid w:val="00863D04"/>
+    <w:pPr>
+      <w:keepNext/>
+      <w:keepLines/>
+      <w:spacing w:before="40" w:after="0"/>
+      <w:outlineLvl w:val="1"/>
+    </w:pPr>
+    <w:rPr>
+      <w:rFonts w:asciiTheme="majorHAnsi" w:eastAsiaTheme="majorEastAsia" w:hAnsiTheme="majorHAnsi" w:cstheme="majorBidi"/>
+      <w:color w:val="2F5496" w:themeColor="accent1" w:themeShade="BF"/>
+      <w:sz w:val="26"/>
+      <w:szCs w:val="26"/>
+    </w:rPr>
+  </w:style>
+  <w:style w:type="paragraph" w:styleId="Heading3">
     <w:name w:val="heading 3"/>
     <w:basedOn w:val="Normal"/>
     <w:next w:val="Normal"/>
-    <w:link w:val="Ttulo3Car"/>
+    <w:link w:val="Heading3Char"/>
     <w:uiPriority w:val="9"/>
     <w:unhideWhenUsed/>
     <w:qFormat/>
@@ -22597,12 +22122,13 @@
       <w:szCs w:val="24"/>
     </w:rPr>
   </w:style>
-  <w:style w:type="character" w:default="1" w:styleId="Fuentedeprrafopredeter">
+  <w:style w:type="character" w:default="1" w:styleId="DefaultParagraphFont">
     <w:name w:val="Default Paragraph Font"/>
     <w:uiPriority w:val="1"/>
+    <w:semiHidden/>
     <w:unhideWhenUsed/>
   </w:style>
-  <w:style w:type="table" w:default="1" w:styleId="Tablanormal">
+  <w:style w:type="table" w:default="1" w:styleId="TableNormal">
     <w:name w:val="Normal Table"/>
     <w:uiPriority w:val="99"/>
     <w:semiHidden/>
@@ -22617,16 +22143,16 @@
       </w:tblCellMar>
     </w:tblPr>
   </w:style>
-  <w:style w:type="numbering" w:default="1" w:styleId="Sinlista">
+  <w:style w:type="numbering" w:default="1" w:styleId="NoList">
     <w:name w:val="No List"/>
     <w:uiPriority w:val="99"/>
     <w:semiHidden/>
     <w:unhideWhenUsed/>
   </w:style>
-  <w:style w:type="character" w:customStyle="1" w:styleId="Ttulo3Car">
-    <w:name w:val="Título 3 Car"/>
-    <w:basedOn w:val="Fuentedeprrafopredeter"/>
-    <w:link w:val="Ttulo3"/>
+  <w:style w:type="character" w:customStyle="1" w:styleId="Heading3Char">
+    <w:name w:val="Heading 3 Char"/>
+    <w:basedOn w:val="DefaultParagraphFont"/>
+    <w:link w:val="Heading3"/>
     <w:uiPriority w:val="9"/>
     <w:rsid w:val="00D110EC"/>
     <w:rPr>
@@ -22634,9 +22160,9 @@
       <w:color w:val="1F3763" w:themeColor="accent1" w:themeShade="7F"/>
     </w:rPr>
   </w:style>
-  <w:style w:type="table" w:styleId="Tablaconcuadrcula">
+  <w:style w:type="table" w:styleId="TableGrid">
     <w:name w:val="Table Grid"/>
-    <w:basedOn w:val="Tablanormal"/>
+    <w:basedOn w:val="TableNormal"/>
     <w:uiPriority w:val="39"/>
     <w:rsid w:val="00D110EC"/>
     <w:rPr>
@@ -22654,10 +22180,10 @@
       </w:tblBorders>
     </w:tblPr>
   </w:style>
-  <w:style w:type="paragraph" w:styleId="Piedepgina">
+  <w:style w:type="paragraph" w:styleId="Footer">
     <w:name w:val="footer"/>
     <w:basedOn w:val="Normal"/>
-    <w:link w:val="PiedepginaCar"/>
+    <w:link w:val="FooterChar"/>
     <w:uiPriority w:val="99"/>
     <w:unhideWhenUsed/>
     <w:rsid w:val="00D110EC"/>
@@ -22669,10 +22195,10 @@
       <w:spacing w:after="0" w:line="240" w:lineRule="auto"/>
     </w:pPr>
   </w:style>
-  <w:style w:type="character" w:customStyle="1" w:styleId="PiedepginaCar">
-    <w:name w:val="Pie de página Car"/>
-    <w:basedOn w:val="Fuentedeprrafopredeter"/>
-    <w:link w:val="Piedepgina"/>
+  <w:style w:type="character" w:customStyle="1" w:styleId="FooterChar">
+    <w:name w:val="Footer Char"/>
+    <w:basedOn w:val="DefaultParagraphFont"/>
+    <w:link w:val="Footer"/>
     <w:uiPriority w:val="99"/>
     <w:rsid w:val="00D110EC"/>
     <w:rPr>
@@ -22680,10 +22206,10 @@
       <w:szCs w:val="22"/>
     </w:rPr>
   </w:style>
-  <w:style w:type="paragraph" w:styleId="Prrafodelista">
+  <w:style w:type="paragraph" w:styleId="ListParagraph">
     <w:name w:val="List Paragraph"/>
     <w:basedOn w:val="Normal"/>
-    <w:link w:val="PrrafodelistaCar"/>
+    <w:link w:val="ListParagraphChar"/>
     <w:uiPriority w:val="34"/>
     <w:qFormat/>
     <w:rsid w:val="00D110EC"/>
@@ -22692,9 +22218,9 @@
       <w:contextualSpacing/>
     </w:pPr>
   </w:style>
-  <w:style w:type="character" w:customStyle="1" w:styleId="PrrafodelistaCar">
-    <w:name w:val="Párrafo de lista Car"/>
-    <w:link w:val="Prrafodelista"/>
+  <w:style w:type="character" w:customStyle="1" w:styleId="ListParagraphChar">
+    <w:name w:val="List Paragraph Char"/>
+    <w:link w:val="ListParagraph"/>
     <w:uiPriority w:val="34"/>
     <w:rsid w:val="00D110EC"/>
     <w:rPr>
@@ -22702,10 +22228,10 @@
       <w:szCs w:val="22"/>
     </w:rPr>
   </w:style>
-  <w:style w:type="paragraph" w:styleId="Textonotapie">
+  <w:style w:type="paragraph" w:styleId="FootnoteText">
     <w:name w:val="footnote text"/>
     <w:basedOn w:val="Normal"/>
-    <w:link w:val="TextonotapieCar"/>
+    <w:link w:val="FootnoteTextChar"/>
     <w:uiPriority w:val="99"/>
     <w:semiHidden/>
     <w:unhideWhenUsed/>
@@ -22719,10 +22245,10 @@
       <w:lang w:val="es-ES"/>
     </w:rPr>
   </w:style>
-  <w:style w:type="character" w:customStyle="1" w:styleId="TextonotapieCar">
-    <w:name w:val="Texto nota pie Car"/>
-    <w:basedOn w:val="Fuentedeprrafopredeter"/>
-    <w:link w:val="Textonotapie"/>
+  <w:style w:type="character" w:customStyle="1" w:styleId="FootnoteTextChar">
+    <w:name w:val="Footnote Text Char"/>
+    <w:basedOn w:val="DefaultParagraphFont"/>
+    <w:link w:val="FootnoteText"/>
     <w:uiPriority w:val="99"/>
     <w:semiHidden/>
     <w:rsid w:val="00D110EC"/>
@@ -22732,19 +22258,19 @@
       <w:lang w:val="es-ES"/>
     </w:rPr>
   </w:style>
-  <w:style w:type="character" w:styleId="Refdenotaalpie">
+  <w:style w:type="character" w:styleId="FootnoteReference">
     <w:name w:val="footnote reference"/>
-    <w:basedOn w:val="Fuentedeprrafopredeter"/>
+    <w:basedOn w:val="DefaultParagraphFont"/>
     <w:unhideWhenUsed/>
     <w:rsid w:val="00D110EC"/>
     <w:rPr>
       <w:vertAlign w:val="superscript"/>
     </w:rPr>
   </w:style>
-  <w:style w:type="paragraph" w:styleId="Encabezado">
+  <w:style w:type="paragraph" w:styleId="Header">
     <w:name w:val="header"/>
     <w:basedOn w:val="Normal"/>
-    <w:link w:val="EncabezadoCar"/>
+    <w:link w:val="HeaderChar"/>
     <w:uiPriority w:val="99"/>
     <w:unhideWhenUsed/>
     <w:rsid w:val="00565AE6"/>
@@ -22756,10 +22282,10 @@
       <w:spacing w:after="0" w:line="240" w:lineRule="auto"/>
     </w:pPr>
   </w:style>
-  <w:style w:type="character" w:customStyle="1" w:styleId="EncabezadoCar">
-    <w:name w:val="Encabezado Car"/>
-    <w:basedOn w:val="Fuentedeprrafopredeter"/>
-    <w:link w:val="Encabezado"/>
+  <w:style w:type="character" w:customStyle="1" w:styleId="HeaderChar">
+    <w:name w:val="Header Char"/>
+    <w:basedOn w:val="DefaultParagraphFont"/>
+    <w:link w:val="Header"/>
     <w:uiPriority w:val="99"/>
     <w:rsid w:val="00565AE6"/>
     <w:rPr>
@@ -22769,8 +22295,8 @@
   </w:style>
   <w:style w:type="table" w:customStyle="1" w:styleId="Tablaconcuadrcula1">
     <w:name w:val="Tabla con cuadrícula1"/>
-    <w:basedOn w:val="Tablanormal"/>
-    <w:next w:val="Tablaconcuadrcula"/>
+    <w:basedOn w:val="TableNormal"/>
+    <w:next w:val="TableGrid"/>
     <w:uiPriority w:val="39"/>
     <w:rsid w:val="005673ED"/>
     <w:rPr>
@@ -22788,10 +22314,10 @@
       </w:tblBorders>
     </w:tblPr>
   </w:style>
-  <w:style w:type="paragraph" w:styleId="Textodeglobo">
+  <w:style w:type="paragraph" w:styleId="BalloonText">
     <w:name w:val="Balloon Text"/>
     <w:basedOn w:val="Normal"/>
-    <w:link w:val="TextodegloboCar"/>
+    <w:link w:val="BalloonTextChar"/>
     <w:uiPriority w:val="99"/>
     <w:semiHidden/>
     <w:unhideWhenUsed/>
@@ -22805,10 +22331,10 @@
       <w:szCs w:val="18"/>
     </w:rPr>
   </w:style>
-  <w:style w:type="character" w:customStyle="1" w:styleId="TextodegloboCar">
-    <w:name w:val="Texto de globo Car"/>
-    <w:basedOn w:val="Fuentedeprrafopredeter"/>
-    <w:link w:val="Textodeglobo"/>
+  <w:style w:type="character" w:customStyle="1" w:styleId="BalloonTextChar">
+    <w:name w:val="Balloon Text Char"/>
+    <w:basedOn w:val="DefaultParagraphFont"/>
+    <w:link w:val="BalloonText"/>
     <w:uiPriority w:val="99"/>
     <w:semiHidden/>
     <w:rsid w:val="00E65208"/>
@@ -22818,9 +22344,9 @@
       <w:szCs w:val="18"/>
     </w:rPr>
   </w:style>
-  <w:style w:type="character" w:styleId="Refdecomentario">
+  <w:style w:type="character" w:styleId="CommentReference">
     <w:name w:val="annotation reference"/>
-    <w:basedOn w:val="Fuentedeprrafopredeter"/>
+    <w:basedOn w:val="DefaultParagraphFont"/>
     <w:uiPriority w:val="99"/>
     <w:semiHidden/>
     <w:unhideWhenUsed/>
@@ -22830,10 +22356,10 @@
       <w:szCs w:val="16"/>
     </w:rPr>
   </w:style>
-  <w:style w:type="paragraph" w:styleId="Textocomentario">
+  <w:style w:type="paragraph" w:styleId="CommentText">
     <w:name w:val="annotation text"/>
     <w:basedOn w:val="Normal"/>
-    <w:link w:val="TextocomentarioCar"/>
+    <w:link w:val="CommentTextChar"/>
     <w:uiPriority w:val="99"/>
     <w:unhideWhenUsed/>
     <w:rsid w:val="008018E6"/>
@@ -22845,10 +22371,10 @@
       <w:szCs w:val="20"/>
     </w:rPr>
   </w:style>
-  <w:style w:type="character" w:customStyle="1" w:styleId="TextocomentarioCar">
-    <w:name w:val="Texto comentario Car"/>
-    <w:basedOn w:val="Fuentedeprrafopredeter"/>
-    <w:link w:val="Textocomentario"/>
+  <w:style w:type="character" w:customStyle="1" w:styleId="CommentTextChar">
+    <w:name w:val="Comment Text Char"/>
+    <w:basedOn w:val="DefaultParagraphFont"/>
+    <w:link w:val="CommentText"/>
     <w:uiPriority w:val="99"/>
     <w:rsid w:val="008018E6"/>
     <w:rPr>
@@ -22856,11 +22382,11 @@
       <w:szCs w:val="20"/>
     </w:rPr>
   </w:style>
-  <w:style w:type="paragraph" w:styleId="Asuntodelcomentario">
+  <w:style w:type="paragraph" w:styleId="CommentSubject">
     <w:name w:val="annotation subject"/>
-    <w:basedOn w:val="Textocomentario"/>
-    <w:next w:val="Textocomentario"/>
-    <w:link w:val="AsuntodelcomentarioCar"/>
+    <w:basedOn w:val="CommentText"/>
+    <w:next w:val="CommentText"/>
+    <w:link w:val="CommentSubjectChar"/>
     <w:uiPriority w:val="99"/>
     <w:semiHidden/>
     <w:unhideWhenUsed/>
@@ -22870,10 +22396,10 @@
       <w:bCs/>
     </w:rPr>
   </w:style>
-  <w:style w:type="character" w:customStyle="1" w:styleId="AsuntodelcomentarioCar">
-    <w:name w:val="Asunto del comentario Car"/>
-    <w:basedOn w:val="TextocomentarioCar"/>
-    <w:link w:val="Asuntodelcomentario"/>
+  <w:style w:type="character" w:customStyle="1" w:styleId="CommentSubjectChar">
+    <w:name w:val="Comment Subject Char"/>
+    <w:basedOn w:val="CommentTextChar"/>
+    <w:link w:val="CommentSubject"/>
     <w:uiPriority w:val="99"/>
     <w:semiHidden/>
     <w:rsid w:val="008018E6"/>
@@ -22897,10 +22423,10 @@
       <w:szCs w:val="24"/>
     </w:rPr>
   </w:style>
-  <w:style w:type="character" w:customStyle="1" w:styleId="Ttulo1Car">
-    <w:name w:val="Título 1 Car"/>
-    <w:basedOn w:val="Fuentedeprrafopredeter"/>
-    <w:link w:val="Ttulo1"/>
+  <w:style w:type="character" w:customStyle="1" w:styleId="Heading1Char">
+    <w:name w:val="Heading 1 Char"/>
+    <w:basedOn w:val="DefaultParagraphFont"/>
+    <w:link w:val="Heading1"/>
     <w:uiPriority w:val="9"/>
     <w:rsid w:val="000D24F1"/>
     <w:rPr>
@@ -22908,6 +22434,19 @@
       <w:color w:val="2F5496" w:themeColor="accent1" w:themeShade="BF"/>
       <w:sz w:val="32"/>
       <w:szCs w:val="32"/>
+    </w:rPr>
+  </w:style>
+  <w:style w:type="character" w:customStyle="1" w:styleId="Heading2Char">
+    <w:name w:val="Heading 2 Char"/>
+    <w:basedOn w:val="DefaultParagraphFont"/>
+    <w:link w:val="Heading2"/>
+    <w:uiPriority w:val="9"/>
+    <w:rsid w:val="00863D04"/>
+    <w:rPr>
+      <w:rFonts w:asciiTheme="majorHAnsi" w:eastAsiaTheme="majorEastAsia" w:hAnsiTheme="majorHAnsi" w:cstheme="majorBidi"/>
+      <w:color w:val="2F5496" w:themeColor="accent1" w:themeShade="BF"/>
+      <w:sz w:val="26"/>
+      <w:szCs w:val="26"/>
     </w:rPr>
   </w:style>
 </w:styles>
@@ -23209,6 +22748,21 @@
 </file>
 
 <file path=customXml/item1.xml><?xml version="1.0" encoding="utf-8"?>
+<p:properties xmlns:p="http://schemas.microsoft.com/office/2006/metadata/properties" xmlns:xsi="http://www.w3.org/2001/XMLSchema-instance" xmlns:pc="http://schemas.microsoft.com/office/infopath/2007/PartnerControls">
+  <documentManagement/>
+</p:properties>
+</file>
+
+<file path=customXml/item2.xml><?xml version="1.0" encoding="utf-8"?>
+<?mso-contentType ?>
+<FormTemplates xmlns="http://schemas.microsoft.com/sharepoint/v3/contenttype/forms">
+  <Display>DocumentLibraryForm</Display>
+  <Edit>DocumentLibraryForm</Edit>
+  <New>DocumentLibraryForm</New>
+</FormTemplates>
+</file>
+
+<file path=customXml/item3.xml><?xml version="1.0" encoding="utf-8"?>
 <ct:contentTypeSchema xmlns:ct="http://schemas.microsoft.com/office/2006/metadata/contentType" xmlns:ma="http://schemas.microsoft.com/office/2006/metadata/properties/metaAttributes" ct:_="" ma:_="" ma:contentTypeName="Documento" ma:contentTypeID="0x010100E96778489EE7714D8BD12CC105EB918B" ma:contentTypeVersion="2" ma:contentTypeDescription="Crear nuevo documento." ma:contentTypeScope="" ma:versionID="416c5c7ae9b5d54d83875cd3c65194e3">
   <xsd:schema xmlns:xsd="http://www.w3.org/2001/XMLSchema" xmlns:xs="http://www.w3.org/2001/XMLSchema" xmlns:p="http://schemas.microsoft.com/office/2006/metadata/properties" xmlns:ns2="126e8a1c-9ea9-435a-ac89-d06c80d62e30" targetNamespace="http://schemas.microsoft.com/office/2006/metadata/properties" ma:root="true" ma:fieldsID="70a237c842677bd850644f8595079f5e" ns2:_="">
     <xsd:import namespace="126e8a1c-9ea9-435a-ac89-d06c80d62e30"/>
@@ -23340,22 +22894,28 @@
 </ct:contentTypeSchema>
 </file>
 
-<file path=customXml/item2.xml><?xml version="1.0" encoding="utf-8"?>
-<?mso-contentType ?>
-<FormTemplates xmlns="http://schemas.microsoft.com/sharepoint/v3/contenttype/forms">
-  <Display>DocumentLibraryForm</Display>
-  <Edit>DocumentLibraryForm</Edit>
-  <New>DocumentLibraryForm</New>
-</FormTemplates>
-</file>
-
-<file path=customXml/item3.xml><?xml version="1.0" encoding="utf-8"?>
-<p:properties xmlns:p="http://schemas.microsoft.com/office/2006/metadata/properties" xmlns:xsi="http://www.w3.org/2001/XMLSchema-instance" xmlns:pc="http://schemas.microsoft.com/office/infopath/2007/PartnerControls">
-  <documentManagement/>
-</p:properties>
+<file path=customXml/item4.xml><?xml version="1.0" encoding="utf-8"?>
+<b:Sources xmlns:b="http://schemas.openxmlformats.org/officeDocument/2006/bibliography" xmlns="http://schemas.openxmlformats.org/officeDocument/2006/bibliography" SelectedStyle="\APASixthEditionOfficeOnline.xsl" StyleName="APA" Version="6"/>
 </file>
 
 <file path=customXml/itemProps1.xml><?xml version="1.0" encoding="utf-8"?>
+<ds:datastoreItem xmlns:ds="http://schemas.openxmlformats.org/officeDocument/2006/customXml" ds:itemID="{38174882-579A-45DC-A704-C035A9357F73}">
+  <ds:schemaRefs>
+    <ds:schemaRef ds:uri="http://schemas.microsoft.com/office/2006/metadata/properties"/>
+    <ds:schemaRef ds:uri="http://schemas.microsoft.com/office/infopath/2007/PartnerControls"/>
+  </ds:schemaRefs>
+</ds:datastoreItem>
+</file>
+
+<file path=customXml/itemProps2.xml><?xml version="1.0" encoding="utf-8"?>
+<ds:datastoreItem xmlns:ds="http://schemas.openxmlformats.org/officeDocument/2006/customXml" ds:itemID="{F3E3E2F7-59E7-4722-B872-D023DC9D1CC1}">
+  <ds:schemaRefs>
+    <ds:schemaRef ds:uri="http://schemas.microsoft.com/sharepoint/v3/contenttype/forms"/>
+  </ds:schemaRefs>
+</ds:datastoreItem>
+</file>
+
+<file path=customXml/itemProps3.xml><?xml version="1.0" encoding="utf-8"?>
 <ds:datastoreItem xmlns:ds="http://schemas.openxmlformats.org/officeDocument/2006/customXml" ds:itemID="{7C9B9CFF-B258-43B4-948A-968A031773F5}">
   <ds:schemaRefs>
     <ds:schemaRef ds:uri="http://schemas.microsoft.com/office/2006/metadata/contentType"/>
@@ -23373,19 +22933,10 @@
 </ds:datastoreItem>
 </file>
 
-<file path=customXml/itemProps2.xml><?xml version="1.0" encoding="utf-8"?>
-<ds:datastoreItem xmlns:ds="http://schemas.openxmlformats.org/officeDocument/2006/customXml" ds:itemID="{F3E3E2F7-59E7-4722-B872-D023DC9D1CC1}">
+<file path=customXml/itemProps4.xml><?xml version="1.0" encoding="utf-8"?>
+<ds:datastoreItem xmlns:ds="http://schemas.openxmlformats.org/officeDocument/2006/customXml" ds:itemID="{1EE1595F-FFAE-42CB-9AEB-173A165E7FE4}">
   <ds:schemaRefs>
-    <ds:schemaRef ds:uri="http://schemas.microsoft.com/sharepoint/v3/contenttype/forms"/>
-  </ds:schemaRefs>
-</ds:datastoreItem>
-</file>
-
-<file path=customXml/itemProps3.xml><?xml version="1.0" encoding="utf-8"?>
-<ds:datastoreItem xmlns:ds="http://schemas.openxmlformats.org/officeDocument/2006/customXml" ds:itemID="{38174882-579A-45DC-A704-C035A9357F73}">
-  <ds:schemaRefs>
-    <ds:schemaRef ds:uri="http://schemas.microsoft.com/office/2006/metadata/properties"/>
-    <ds:schemaRef ds:uri="http://schemas.microsoft.com/office/infopath/2007/PartnerControls"/>
+    <ds:schemaRef ds:uri="http://schemas.openxmlformats.org/officeDocument/2006/bibliography"/>
   </ds:schemaRefs>
 </ds:datastoreItem>
 </file>